--- a/.docs/演讲稿-完整版.docx
+++ b/.docs/演讲稿-完整版.docx
@@ -6,7 +6,7 @@
       <w:pPr>
         <w:pStyle w:val="a3"/>
         <w:rPr>
-          <w:rFonts w:asciiTheme="minorHAnsi" w:eastAsiaTheme="minorHAnsi" w:hAnsiTheme="minorHAnsi" w:cs="宋体"/>
+          <w:rFonts w:asciiTheme="minorHAnsi" w:eastAsiaTheme="minorHAnsi" w:hAnsiTheme="minorHAnsi" w:cs="宋体" w:hint="eastAsia"/>
           <w:b/>
           <w:bCs/>
         </w:rPr>
@@ -24,17 +24,17 @@
       <w:pPr>
         <w:pStyle w:val="a3"/>
         <w:rPr>
-          <w:rFonts w:asciiTheme="minorHAnsi" w:eastAsiaTheme="minorHAnsi" w:hAnsiTheme="minorHAnsi" w:cs="宋体"/>
-          <w:b/>
-          <w:bCs/>
-        </w:rPr>
-      </w:pPr>
-    </w:p>
-    <w:p>
-      <w:pPr>
-        <w:pStyle w:val="a3"/>
-        <w:rPr>
-          <w:rFonts w:asciiTheme="minorHAnsi" w:eastAsiaTheme="minorHAnsi" w:hAnsiTheme="minorHAnsi" w:cs="宋体"/>
+          <w:rFonts w:asciiTheme="minorHAnsi" w:eastAsiaTheme="minorHAnsi" w:hAnsiTheme="minorHAnsi" w:cs="宋体" w:hint="eastAsia"/>
+          <w:b/>
+          <w:bCs/>
+        </w:rPr>
+      </w:pPr>
+    </w:p>
+    <w:p>
+      <w:pPr>
+        <w:pStyle w:val="a3"/>
+        <w:rPr>
+          <w:rFonts w:asciiTheme="minorHAnsi" w:eastAsiaTheme="minorHAnsi" w:hAnsiTheme="minorHAnsi" w:cs="宋体" w:hint="eastAsia"/>
           <w:b/>
           <w:bCs/>
         </w:rPr>
@@ -52,17 +52,17 @@
       <w:pPr>
         <w:pStyle w:val="a3"/>
         <w:rPr>
-          <w:rFonts w:asciiTheme="minorHAnsi" w:eastAsiaTheme="minorHAnsi" w:hAnsiTheme="minorHAnsi" w:cs="宋体"/>
-          <w:b/>
-          <w:bCs/>
-        </w:rPr>
-      </w:pPr>
-    </w:p>
-    <w:p>
-      <w:pPr>
-        <w:pStyle w:val="a3"/>
-        <w:rPr>
-          <w:rFonts w:asciiTheme="minorHAnsi" w:eastAsiaTheme="minorHAnsi" w:hAnsiTheme="minorHAnsi" w:cs="宋体"/>
+          <w:rFonts w:asciiTheme="minorHAnsi" w:eastAsiaTheme="minorHAnsi" w:hAnsiTheme="minorHAnsi" w:cs="宋体" w:hint="eastAsia"/>
+          <w:b/>
+          <w:bCs/>
+        </w:rPr>
+      </w:pPr>
+    </w:p>
+    <w:p>
+      <w:pPr>
+        <w:pStyle w:val="a3"/>
+        <w:rPr>
+          <w:rFonts w:asciiTheme="minorHAnsi" w:eastAsiaTheme="minorHAnsi" w:hAnsiTheme="minorHAnsi" w:cs="宋体" w:hint="eastAsia"/>
           <w:b/>
           <w:bCs/>
         </w:rPr>
@@ -80,17 +80,17 @@
       <w:pPr>
         <w:pStyle w:val="a3"/>
         <w:rPr>
-          <w:rFonts w:asciiTheme="minorHAnsi" w:eastAsiaTheme="minorHAnsi" w:hAnsiTheme="minorHAnsi" w:cs="宋体"/>
-          <w:b/>
-          <w:bCs/>
-        </w:rPr>
-      </w:pPr>
-    </w:p>
-    <w:p>
-      <w:pPr>
-        <w:pStyle w:val="a3"/>
-        <w:rPr>
-          <w:rFonts w:asciiTheme="minorHAnsi" w:eastAsiaTheme="minorHAnsi" w:hAnsiTheme="minorHAnsi" w:cs="宋体"/>
+          <w:rFonts w:asciiTheme="minorHAnsi" w:eastAsiaTheme="minorHAnsi" w:hAnsiTheme="minorHAnsi" w:cs="宋体" w:hint="eastAsia"/>
+          <w:b/>
+          <w:bCs/>
+        </w:rPr>
+      </w:pPr>
+    </w:p>
+    <w:p>
+      <w:pPr>
+        <w:pStyle w:val="a3"/>
+        <w:rPr>
+          <w:rFonts w:asciiTheme="minorHAnsi" w:eastAsiaTheme="minorHAnsi" w:hAnsiTheme="minorHAnsi" w:cs="宋体" w:hint="eastAsia"/>
           <w:b/>
           <w:bCs/>
         </w:rPr>
@@ -108,17 +108,17 @@
       <w:pPr>
         <w:pStyle w:val="a3"/>
         <w:rPr>
-          <w:rFonts w:asciiTheme="minorHAnsi" w:eastAsiaTheme="minorHAnsi" w:hAnsiTheme="minorHAnsi" w:cs="宋体"/>
-          <w:b/>
-          <w:bCs/>
-        </w:rPr>
-      </w:pPr>
-    </w:p>
-    <w:p>
-      <w:pPr>
-        <w:pStyle w:val="a3"/>
-        <w:rPr>
-          <w:rFonts w:asciiTheme="minorHAnsi" w:eastAsiaTheme="minorHAnsi" w:hAnsiTheme="minorHAnsi" w:cs="宋体"/>
+          <w:rFonts w:asciiTheme="minorHAnsi" w:eastAsiaTheme="minorHAnsi" w:hAnsiTheme="minorHAnsi" w:cs="宋体" w:hint="eastAsia"/>
+          <w:b/>
+          <w:bCs/>
+        </w:rPr>
+      </w:pPr>
+    </w:p>
+    <w:p>
+      <w:pPr>
+        <w:pStyle w:val="a3"/>
+        <w:rPr>
+          <w:rFonts w:asciiTheme="minorHAnsi" w:eastAsiaTheme="minorHAnsi" w:hAnsiTheme="minorHAnsi" w:cs="宋体" w:hint="eastAsia"/>
           <w:b/>
           <w:bCs/>
         </w:rPr>
@@ -136,17 +136,17 @@
       <w:pPr>
         <w:pStyle w:val="a3"/>
         <w:rPr>
-          <w:rFonts w:asciiTheme="minorHAnsi" w:eastAsiaTheme="minorHAnsi" w:hAnsiTheme="minorHAnsi" w:cs="宋体"/>
-          <w:b/>
-          <w:bCs/>
-        </w:rPr>
-      </w:pPr>
-    </w:p>
-    <w:p>
-      <w:pPr>
-        <w:pStyle w:val="a3"/>
-        <w:rPr>
-          <w:rFonts w:asciiTheme="minorHAnsi" w:eastAsiaTheme="minorHAnsi" w:hAnsiTheme="minorHAnsi" w:cs="宋体"/>
+          <w:rFonts w:asciiTheme="minorHAnsi" w:eastAsiaTheme="minorHAnsi" w:hAnsiTheme="minorHAnsi" w:cs="宋体" w:hint="eastAsia"/>
+          <w:b/>
+          <w:bCs/>
+        </w:rPr>
+      </w:pPr>
+    </w:p>
+    <w:p>
+      <w:pPr>
+        <w:pStyle w:val="a3"/>
+        <w:rPr>
+          <w:rFonts w:asciiTheme="minorHAnsi" w:eastAsiaTheme="minorHAnsi" w:hAnsiTheme="minorHAnsi" w:cs="宋体" w:hint="eastAsia"/>
           <w:b/>
           <w:bCs/>
         </w:rPr>
@@ -164,17 +164,17 @@
       <w:pPr>
         <w:pStyle w:val="a3"/>
         <w:rPr>
-          <w:rFonts w:asciiTheme="minorHAnsi" w:eastAsiaTheme="minorHAnsi" w:hAnsiTheme="minorHAnsi" w:cs="宋体"/>
-          <w:b/>
-          <w:bCs/>
-        </w:rPr>
-      </w:pPr>
-    </w:p>
-    <w:p>
-      <w:pPr>
-        <w:pStyle w:val="a3"/>
-        <w:rPr>
-          <w:rFonts w:asciiTheme="minorHAnsi" w:eastAsiaTheme="minorHAnsi" w:hAnsiTheme="minorHAnsi" w:cs="宋体"/>
+          <w:rFonts w:asciiTheme="minorHAnsi" w:eastAsiaTheme="minorHAnsi" w:hAnsiTheme="minorHAnsi" w:cs="宋体" w:hint="eastAsia"/>
+          <w:b/>
+          <w:bCs/>
+        </w:rPr>
+      </w:pPr>
+    </w:p>
+    <w:p>
+      <w:pPr>
+        <w:pStyle w:val="a3"/>
+        <w:rPr>
+          <w:rFonts w:asciiTheme="minorHAnsi" w:eastAsiaTheme="minorHAnsi" w:hAnsiTheme="minorHAnsi" w:cs="宋体" w:hint="eastAsia"/>
           <w:b/>
           <w:bCs/>
         </w:rPr>
@@ -228,17 +228,17 @@
       <w:pPr>
         <w:pStyle w:val="a3"/>
         <w:rPr>
-          <w:rFonts w:asciiTheme="minorHAnsi" w:eastAsiaTheme="minorHAnsi" w:hAnsiTheme="minorHAnsi" w:cs="宋体"/>
-          <w:b/>
-          <w:bCs/>
-        </w:rPr>
-      </w:pPr>
-    </w:p>
-    <w:p>
-      <w:pPr>
-        <w:pStyle w:val="a3"/>
-        <w:rPr>
-          <w:rFonts w:asciiTheme="minorHAnsi" w:eastAsiaTheme="minorHAnsi" w:hAnsiTheme="minorHAnsi" w:cs="宋体"/>
+          <w:rFonts w:asciiTheme="minorHAnsi" w:eastAsiaTheme="minorHAnsi" w:hAnsiTheme="minorHAnsi" w:cs="宋体" w:hint="eastAsia"/>
+          <w:b/>
+          <w:bCs/>
+        </w:rPr>
+      </w:pPr>
+    </w:p>
+    <w:p>
+      <w:pPr>
+        <w:pStyle w:val="a3"/>
+        <w:rPr>
+          <w:rFonts w:asciiTheme="minorHAnsi" w:eastAsiaTheme="minorHAnsi" w:hAnsiTheme="minorHAnsi" w:cs="宋体" w:hint="eastAsia"/>
           <w:b/>
           <w:bCs/>
         </w:rPr>
@@ -256,17 +256,17 @@
       <w:pPr>
         <w:pStyle w:val="a3"/>
         <w:rPr>
-          <w:rFonts w:asciiTheme="minorHAnsi" w:eastAsiaTheme="minorHAnsi" w:hAnsiTheme="minorHAnsi" w:cs="宋体"/>
-          <w:b/>
-          <w:bCs/>
-        </w:rPr>
-      </w:pPr>
-    </w:p>
-    <w:p>
-      <w:pPr>
-        <w:pStyle w:val="a3"/>
-        <w:rPr>
-          <w:rFonts w:asciiTheme="minorHAnsi" w:eastAsiaTheme="minorHAnsi" w:hAnsiTheme="minorHAnsi" w:cs="宋体"/>
+          <w:rFonts w:asciiTheme="minorHAnsi" w:eastAsiaTheme="minorHAnsi" w:hAnsiTheme="minorHAnsi" w:cs="宋体" w:hint="eastAsia"/>
+          <w:b/>
+          <w:bCs/>
+        </w:rPr>
+      </w:pPr>
+    </w:p>
+    <w:p>
+      <w:pPr>
+        <w:pStyle w:val="a3"/>
+        <w:rPr>
+          <w:rFonts w:asciiTheme="minorHAnsi" w:eastAsiaTheme="minorHAnsi" w:hAnsiTheme="minorHAnsi" w:cs="宋体" w:hint="eastAsia"/>
           <w:b/>
           <w:bCs/>
         </w:rPr>
@@ -284,17 +284,17 @@
       <w:pPr>
         <w:pStyle w:val="a3"/>
         <w:rPr>
-          <w:rFonts w:asciiTheme="minorHAnsi" w:eastAsiaTheme="minorHAnsi" w:hAnsiTheme="minorHAnsi" w:cs="宋体"/>
-          <w:b/>
-          <w:bCs/>
-        </w:rPr>
-      </w:pPr>
-    </w:p>
-    <w:p>
-      <w:pPr>
-        <w:pStyle w:val="a3"/>
-        <w:rPr>
-          <w:rFonts w:asciiTheme="minorHAnsi" w:eastAsiaTheme="minorHAnsi" w:hAnsiTheme="minorHAnsi" w:cs="宋体"/>
+          <w:rFonts w:asciiTheme="minorHAnsi" w:eastAsiaTheme="minorHAnsi" w:hAnsiTheme="minorHAnsi" w:cs="宋体" w:hint="eastAsia"/>
+          <w:b/>
+          <w:bCs/>
+        </w:rPr>
+      </w:pPr>
+    </w:p>
+    <w:p>
+      <w:pPr>
+        <w:pStyle w:val="a3"/>
+        <w:rPr>
+          <w:rFonts w:asciiTheme="minorHAnsi" w:eastAsiaTheme="minorHAnsi" w:hAnsiTheme="minorHAnsi" w:cs="宋体" w:hint="eastAsia"/>
           <w:b/>
           <w:bCs/>
         </w:rPr>
@@ -330,17 +330,17 @@
       <w:pPr>
         <w:pStyle w:val="a3"/>
         <w:rPr>
-          <w:rFonts w:asciiTheme="minorHAnsi" w:eastAsiaTheme="minorHAnsi" w:hAnsiTheme="minorHAnsi" w:cs="宋体"/>
-          <w:b/>
-          <w:bCs/>
-        </w:rPr>
-      </w:pPr>
-    </w:p>
-    <w:p>
-      <w:pPr>
-        <w:pStyle w:val="a3"/>
-        <w:rPr>
-          <w:rFonts w:asciiTheme="minorHAnsi" w:eastAsiaTheme="minorHAnsi" w:hAnsiTheme="minorHAnsi" w:cs="宋体"/>
+          <w:rFonts w:asciiTheme="minorHAnsi" w:eastAsiaTheme="minorHAnsi" w:hAnsiTheme="minorHAnsi" w:cs="宋体" w:hint="eastAsia"/>
+          <w:b/>
+          <w:bCs/>
+        </w:rPr>
+      </w:pPr>
+    </w:p>
+    <w:p>
+      <w:pPr>
+        <w:pStyle w:val="a3"/>
+        <w:rPr>
+          <w:rFonts w:asciiTheme="minorHAnsi" w:eastAsiaTheme="minorHAnsi" w:hAnsiTheme="minorHAnsi" w:cs="宋体" w:hint="eastAsia"/>
           <w:b/>
           <w:bCs/>
         </w:rPr>
@@ -376,17 +376,17 @@
       <w:pPr>
         <w:pStyle w:val="a3"/>
         <w:rPr>
-          <w:rFonts w:asciiTheme="minorHAnsi" w:eastAsiaTheme="minorHAnsi" w:hAnsiTheme="minorHAnsi" w:cs="宋体"/>
-          <w:b/>
-          <w:bCs/>
-        </w:rPr>
-      </w:pPr>
-    </w:p>
-    <w:p>
-      <w:pPr>
-        <w:pStyle w:val="a3"/>
-        <w:rPr>
-          <w:rFonts w:asciiTheme="minorHAnsi" w:eastAsiaTheme="minorHAnsi" w:hAnsiTheme="minorHAnsi" w:cs="宋体"/>
+          <w:rFonts w:asciiTheme="minorHAnsi" w:eastAsiaTheme="minorHAnsi" w:hAnsiTheme="minorHAnsi" w:cs="宋体" w:hint="eastAsia"/>
+          <w:b/>
+          <w:bCs/>
+        </w:rPr>
+      </w:pPr>
+    </w:p>
+    <w:p>
+      <w:pPr>
+        <w:pStyle w:val="a3"/>
+        <w:rPr>
+          <w:rFonts w:asciiTheme="minorHAnsi" w:eastAsiaTheme="minorHAnsi" w:hAnsiTheme="minorHAnsi" w:cs="宋体" w:hint="eastAsia"/>
           <w:b/>
           <w:bCs/>
         </w:rPr>
@@ -404,17 +404,17 @@
       <w:pPr>
         <w:pStyle w:val="a3"/>
         <w:rPr>
-          <w:rFonts w:asciiTheme="minorHAnsi" w:eastAsiaTheme="minorHAnsi" w:hAnsiTheme="minorHAnsi" w:cs="宋体"/>
-          <w:b/>
-          <w:bCs/>
-        </w:rPr>
-      </w:pPr>
-    </w:p>
-    <w:p>
-      <w:pPr>
-        <w:pStyle w:val="a3"/>
-        <w:rPr>
-          <w:rFonts w:asciiTheme="minorHAnsi" w:eastAsiaTheme="minorHAnsi" w:hAnsiTheme="minorHAnsi" w:cs="宋体"/>
+          <w:rFonts w:asciiTheme="minorHAnsi" w:eastAsiaTheme="minorHAnsi" w:hAnsiTheme="minorHAnsi" w:cs="宋体" w:hint="eastAsia"/>
+          <w:b/>
+          <w:bCs/>
+        </w:rPr>
+      </w:pPr>
+    </w:p>
+    <w:p>
+      <w:pPr>
+        <w:pStyle w:val="a3"/>
+        <w:rPr>
+          <w:rFonts w:asciiTheme="minorHAnsi" w:eastAsiaTheme="minorHAnsi" w:hAnsiTheme="minorHAnsi" w:cs="宋体" w:hint="eastAsia"/>
           <w:b/>
           <w:bCs/>
         </w:rPr>
@@ -486,17 +486,17 @@
       <w:pPr>
         <w:pStyle w:val="a3"/>
         <w:rPr>
-          <w:rFonts w:asciiTheme="minorHAnsi" w:eastAsiaTheme="minorHAnsi" w:hAnsiTheme="minorHAnsi" w:cs="宋体"/>
-          <w:b/>
-          <w:bCs/>
-        </w:rPr>
-      </w:pPr>
-    </w:p>
-    <w:p>
-      <w:pPr>
-        <w:pStyle w:val="a3"/>
-        <w:rPr>
-          <w:rFonts w:asciiTheme="minorHAnsi" w:eastAsiaTheme="minorHAnsi" w:hAnsiTheme="minorHAnsi" w:cs="宋体"/>
+          <w:rFonts w:asciiTheme="minorHAnsi" w:eastAsiaTheme="minorHAnsi" w:hAnsiTheme="minorHAnsi" w:cs="宋体" w:hint="eastAsia"/>
+          <w:b/>
+          <w:bCs/>
+        </w:rPr>
+      </w:pPr>
+    </w:p>
+    <w:p>
+      <w:pPr>
+        <w:pStyle w:val="a3"/>
+        <w:rPr>
+          <w:rFonts w:asciiTheme="minorHAnsi" w:eastAsiaTheme="minorHAnsi" w:hAnsiTheme="minorHAnsi" w:cs="宋体" w:hint="eastAsia"/>
           <w:b/>
           <w:bCs/>
         </w:rPr>
@@ -550,17 +550,17 @@
       <w:pPr>
         <w:pStyle w:val="a3"/>
         <w:rPr>
-          <w:rFonts w:asciiTheme="minorHAnsi" w:eastAsiaTheme="minorHAnsi" w:hAnsiTheme="minorHAnsi" w:cs="宋体"/>
-          <w:b/>
-          <w:bCs/>
-        </w:rPr>
-      </w:pPr>
-    </w:p>
-    <w:p>
-      <w:pPr>
-        <w:pStyle w:val="a3"/>
-        <w:rPr>
-          <w:rFonts w:asciiTheme="minorHAnsi" w:eastAsiaTheme="minorHAnsi" w:hAnsiTheme="minorHAnsi" w:cs="宋体"/>
+          <w:rFonts w:asciiTheme="minorHAnsi" w:eastAsiaTheme="minorHAnsi" w:hAnsiTheme="minorHAnsi" w:cs="宋体" w:hint="eastAsia"/>
+          <w:b/>
+          <w:bCs/>
+        </w:rPr>
+      </w:pPr>
+    </w:p>
+    <w:p>
+      <w:pPr>
+        <w:pStyle w:val="a3"/>
+        <w:rPr>
+          <w:rFonts w:asciiTheme="minorHAnsi" w:eastAsiaTheme="minorHAnsi" w:hAnsiTheme="minorHAnsi" w:cs="宋体" w:hint="eastAsia"/>
           <w:b/>
           <w:bCs/>
         </w:rPr>
@@ -641,17 +641,17 @@
       <w:pPr>
         <w:pStyle w:val="a3"/>
         <w:rPr>
-          <w:rFonts w:asciiTheme="minorHAnsi" w:eastAsiaTheme="minorHAnsi" w:hAnsiTheme="minorHAnsi" w:cs="宋体"/>
-          <w:b/>
-          <w:bCs/>
-        </w:rPr>
-      </w:pPr>
-    </w:p>
-    <w:p>
-      <w:pPr>
-        <w:pStyle w:val="a3"/>
-        <w:rPr>
-          <w:rFonts w:asciiTheme="minorHAnsi" w:eastAsiaTheme="minorHAnsi" w:hAnsiTheme="minorHAnsi" w:cs="宋体"/>
+          <w:rFonts w:asciiTheme="minorHAnsi" w:eastAsiaTheme="minorHAnsi" w:hAnsiTheme="minorHAnsi" w:cs="宋体" w:hint="eastAsia"/>
+          <w:b/>
+          <w:bCs/>
+        </w:rPr>
+      </w:pPr>
+    </w:p>
+    <w:p>
+      <w:pPr>
+        <w:pStyle w:val="a3"/>
+        <w:rPr>
+          <w:rFonts w:asciiTheme="minorHAnsi" w:eastAsiaTheme="minorHAnsi" w:hAnsiTheme="minorHAnsi" w:cs="宋体" w:hint="eastAsia"/>
           <w:b/>
           <w:bCs/>
         </w:rPr>
@@ -813,17 +813,17 @@
       <w:pPr>
         <w:pStyle w:val="a3"/>
         <w:rPr>
-          <w:rFonts w:asciiTheme="minorHAnsi" w:eastAsiaTheme="minorHAnsi" w:hAnsiTheme="minorHAnsi" w:cs="宋体"/>
-          <w:b/>
-          <w:bCs/>
-        </w:rPr>
-      </w:pPr>
-    </w:p>
-    <w:p>
-      <w:pPr>
-        <w:pStyle w:val="a3"/>
-        <w:rPr>
-          <w:rFonts w:asciiTheme="minorHAnsi" w:eastAsiaTheme="minorHAnsi" w:hAnsiTheme="minorHAnsi" w:cs="宋体"/>
+          <w:rFonts w:asciiTheme="minorHAnsi" w:eastAsiaTheme="minorHAnsi" w:hAnsiTheme="minorHAnsi" w:cs="宋体" w:hint="eastAsia"/>
+          <w:b/>
+          <w:bCs/>
+        </w:rPr>
+      </w:pPr>
+    </w:p>
+    <w:p>
+      <w:pPr>
+        <w:pStyle w:val="a3"/>
+        <w:rPr>
+          <w:rFonts w:asciiTheme="minorHAnsi" w:eastAsiaTheme="minorHAnsi" w:hAnsiTheme="minorHAnsi" w:cs="宋体" w:hint="eastAsia"/>
           <w:b/>
           <w:bCs/>
         </w:rPr>
@@ -841,17 +841,17 @@
       <w:pPr>
         <w:pStyle w:val="a3"/>
         <w:rPr>
-          <w:rFonts w:asciiTheme="minorHAnsi" w:eastAsiaTheme="minorHAnsi" w:hAnsiTheme="minorHAnsi" w:cs="宋体"/>
-          <w:b/>
-          <w:bCs/>
-        </w:rPr>
-      </w:pPr>
-    </w:p>
-    <w:p>
-      <w:pPr>
-        <w:pStyle w:val="a3"/>
-        <w:rPr>
-          <w:rFonts w:asciiTheme="minorHAnsi" w:eastAsiaTheme="minorHAnsi" w:hAnsiTheme="minorHAnsi" w:cs="宋体"/>
+          <w:rFonts w:asciiTheme="minorHAnsi" w:eastAsiaTheme="minorHAnsi" w:hAnsiTheme="minorHAnsi" w:cs="宋体" w:hint="eastAsia"/>
+          <w:b/>
+          <w:bCs/>
+        </w:rPr>
+      </w:pPr>
+    </w:p>
+    <w:p>
+      <w:pPr>
+        <w:pStyle w:val="a3"/>
+        <w:rPr>
+          <w:rFonts w:asciiTheme="minorHAnsi" w:eastAsiaTheme="minorHAnsi" w:hAnsiTheme="minorHAnsi" w:cs="宋体" w:hint="eastAsia"/>
           <w:b/>
           <w:bCs/>
         </w:rPr>
@@ -869,17 +869,17 @@
       <w:pPr>
         <w:pStyle w:val="a3"/>
         <w:rPr>
-          <w:rFonts w:asciiTheme="minorHAnsi" w:eastAsiaTheme="minorHAnsi" w:hAnsiTheme="minorHAnsi" w:cs="宋体"/>
-          <w:b/>
-          <w:bCs/>
-        </w:rPr>
-      </w:pPr>
-    </w:p>
-    <w:p>
-      <w:pPr>
-        <w:pStyle w:val="a3"/>
-        <w:rPr>
-          <w:rFonts w:asciiTheme="minorHAnsi" w:eastAsiaTheme="minorHAnsi" w:hAnsiTheme="minorHAnsi" w:cs="宋体"/>
+          <w:rFonts w:asciiTheme="minorHAnsi" w:eastAsiaTheme="minorHAnsi" w:hAnsiTheme="minorHAnsi" w:cs="宋体" w:hint="eastAsia"/>
+          <w:b/>
+          <w:bCs/>
+        </w:rPr>
+      </w:pPr>
+    </w:p>
+    <w:p>
+      <w:pPr>
+        <w:pStyle w:val="a3"/>
+        <w:rPr>
+          <w:rFonts w:asciiTheme="minorHAnsi" w:eastAsiaTheme="minorHAnsi" w:hAnsiTheme="minorHAnsi" w:cs="宋体" w:hint="eastAsia"/>
           <w:b/>
           <w:bCs/>
         </w:rPr>
@@ -915,17 +915,17 @@
       <w:pPr>
         <w:pStyle w:val="a3"/>
         <w:rPr>
-          <w:rFonts w:asciiTheme="minorHAnsi" w:eastAsiaTheme="minorHAnsi" w:hAnsiTheme="minorHAnsi" w:cs="宋体"/>
-          <w:b/>
-          <w:bCs/>
-        </w:rPr>
-      </w:pPr>
-    </w:p>
-    <w:p>
-      <w:pPr>
-        <w:pStyle w:val="a3"/>
-        <w:rPr>
-          <w:rFonts w:asciiTheme="minorHAnsi" w:eastAsiaTheme="minorHAnsi" w:hAnsiTheme="minorHAnsi" w:cs="宋体"/>
+          <w:rFonts w:asciiTheme="minorHAnsi" w:eastAsiaTheme="minorHAnsi" w:hAnsiTheme="minorHAnsi" w:cs="宋体" w:hint="eastAsia"/>
+          <w:b/>
+          <w:bCs/>
+        </w:rPr>
+      </w:pPr>
+    </w:p>
+    <w:p>
+      <w:pPr>
+        <w:pStyle w:val="a3"/>
+        <w:rPr>
+          <w:rFonts w:asciiTheme="minorHAnsi" w:eastAsiaTheme="minorHAnsi" w:hAnsiTheme="minorHAnsi" w:cs="宋体" w:hint="eastAsia"/>
           <w:b/>
           <w:bCs/>
         </w:rPr>
@@ -979,17 +979,17 @@
       <w:pPr>
         <w:pStyle w:val="a3"/>
         <w:rPr>
-          <w:rFonts w:asciiTheme="minorHAnsi" w:eastAsiaTheme="minorHAnsi" w:hAnsiTheme="minorHAnsi" w:cs="宋体"/>
-          <w:b/>
-          <w:bCs/>
-        </w:rPr>
-      </w:pPr>
-    </w:p>
-    <w:p>
-      <w:pPr>
-        <w:pStyle w:val="a3"/>
-        <w:rPr>
-          <w:rFonts w:asciiTheme="minorHAnsi" w:eastAsiaTheme="minorHAnsi" w:hAnsiTheme="minorHAnsi" w:cs="宋体"/>
+          <w:rFonts w:asciiTheme="minorHAnsi" w:eastAsiaTheme="minorHAnsi" w:hAnsiTheme="minorHAnsi" w:cs="宋体" w:hint="eastAsia"/>
+          <w:b/>
+          <w:bCs/>
+        </w:rPr>
+      </w:pPr>
+    </w:p>
+    <w:p>
+      <w:pPr>
+        <w:pStyle w:val="a3"/>
+        <w:rPr>
+          <w:rFonts w:asciiTheme="minorHAnsi" w:eastAsiaTheme="minorHAnsi" w:hAnsiTheme="minorHAnsi" w:cs="宋体" w:hint="eastAsia"/>
           <w:b/>
           <w:bCs/>
         </w:rPr>
@@ -1007,17 +1007,17 @@
       <w:pPr>
         <w:pStyle w:val="a3"/>
         <w:rPr>
-          <w:rFonts w:asciiTheme="minorHAnsi" w:eastAsiaTheme="minorHAnsi" w:hAnsiTheme="minorHAnsi" w:cs="宋体"/>
-          <w:b/>
-          <w:bCs/>
-        </w:rPr>
-      </w:pPr>
-    </w:p>
-    <w:p>
-      <w:pPr>
-        <w:pStyle w:val="a3"/>
-        <w:rPr>
-          <w:rFonts w:asciiTheme="minorHAnsi" w:eastAsiaTheme="minorHAnsi" w:hAnsiTheme="minorHAnsi" w:cs="宋体"/>
+          <w:rFonts w:asciiTheme="minorHAnsi" w:eastAsiaTheme="minorHAnsi" w:hAnsiTheme="minorHAnsi" w:cs="宋体" w:hint="eastAsia"/>
+          <w:b/>
+          <w:bCs/>
+        </w:rPr>
+      </w:pPr>
+    </w:p>
+    <w:p>
+      <w:pPr>
+        <w:pStyle w:val="a3"/>
+        <w:rPr>
+          <w:rFonts w:asciiTheme="minorHAnsi" w:eastAsiaTheme="minorHAnsi" w:hAnsiTheme="minorHAnsi" w:cs="宋体" w:hint="eastAsia"/>
           <w:b/>
           <w:bCs/>
         </w:rPr>
@@ -1035,7 +1035,7 @@
       <w:pPr>
         <w:pStyle w:val="a3"/>
         <w:rPr>
-          <w:rFonts w:asciiTheme="minorHAnsi" w:eastAsiaTheme="minorHAnsi" w:hAnsiTheme="minorHAnsi" w:cs="宋体"/>
+          <w:rFonts w:asciiTheme="minorHAnsi" w:eastAsiaTheme="minorHAnsi" w:hAnsiTheme="minorHAnsi" w:cs="宋体" w:hint="eastAsia"/>
           <w:b/>
           <w:bCs/>
         </w:rPr>
@@ -1117,7 +1117,7 @@
       <w:pPr>
         <w:pStyle w:val="a3"/>
         <w:rPr>
-          <w:rFonts w:asciiTheme="minorHAnsi" w:eastAsiaTheme="minorHAnsi" w:hAnsiTheme="minorHAnsi" w:cs="宋体"/>
+          <w:rFonts w:asciiTheme="minorHAnsi" w:eastAsiaTheme="minorHAnsi" w:hAnsiTheme="minorHAnsi" w:cs="宋体" w:hint="eastAsia"/>
           <w:b/>
           <w:bCs/>
         </w:rPr>
@@ -1135,7 +1135,7 @@
       <w:pPr>
         <w:pStyle w:val="a3"/>
         <w:rPr>
-          <w:rFonts w:asciiTheme="minorHAnsi" w:eastAsiaTheme="minorHAnsi" w:hAnsiTheme="minorHAnsi" w:cs="宋体"/>
+          <w:rFonts w:asciiTheme="minorHAnsi" w:eastAsiaTheme="minorHAnsi" w:hAnsiTheme="minorHAnsi" w:cs="宋体" w:hint="eastAsia"/>
           <w:b/>
           <w:bCs/>
         </w:rPr>
@@ -1153,7 +1153,7 @@
       <w:pPr>
         <w:pStyle w:val="a3"/>
         <w:rPr>
-          <w:rFonts w:asciiTheme="minorHAnsi" w:eastAsiaTheme="minorHAnsi" w:hAnsiTheme="minorHAnsi" w:cs="宋体"/>
+          <w:rFonts w:asciiTheme="minorHAnsi" w:eastAsiaTheme="minorHAnsi" w:hAnsiTheme="minorHAnsi" w:cs="宋体" w:hint="eastAsia"/>
           <w:b/>
           <w:bCs/>
         </w:rPr>
@@ -1171,7 +1171,7 @@
       <w:pPr>
         <w:pStyle w:val="a3"/>
         <w:rPr>
-          <w:rFonts w:asciiTheme="minorHAnsi" w:eastAsiaTheme="minorHAnsi" w:hAnsiTheme="minorHAnsi" w:cs="宋体"/>
+          <w:rFonts w:asciiTheme="minorHAnsi" w:eastAsiaTheme="minorHAnsi" w:hAnsiTheme="minorHAnsi" w:cs="宋体" w:hint="eastAsia"/>
           <w:b/>
           <w:bCs/>
         </w:rPr>
@@ -1189,7 +1189,7 @@
       <w:pPr>
         <w:pStyle w:val="a3"/>
         <w:rPr>
-          <w:rFonts w:asciiTheme="minorHAnsi" w:eastAsiaTheme="minorHAnsi" w:hAnsiTheme="minorHAnsi" w:cs="宋体"/>
+          <w:rFonts w:asciiTheme="minorHAnsi" w:eastAsiaTheme="minorHAnsi" w:hAnsiTheme="minorHAnsi" w:cs="宋体" w:hint="eastAsia"/>
           <w:b/>
           <w:bCs/>
         </w:rPr>
@@ -1207,7 +1207,7 @@
       <w:pPr>
         <w:pStyle w:val="a3"/>
         <w:rPr>
-          <w:rFonts w:asciiTheme="minorHAnsi" w:eastAsiaTheme="minorHAnsi" w:hAnsiTheme="minorHAnsi" w:cs="宋体"/>
+          <w:rFonts w:asciiTheme="minorHAnsi" w:eastAsiaTheme="minorHAnsi" w:hAnsiTheme="minorHAnsi" w:cs="宋体" w:hint="eastAsia"/>
           <w:b/>
           <w:bCs/>
         </w:rPr>
@@ -1225,7 +1225,7 @@
       <w:pPr>
         <w:pStyle w:val="a3"/>
         <w:rPr>
-          <w:rFonts w:asciiTheme="minorHAnsi" w:eastAsiaTheme="minorHAnsi" w:hAnsiTheme="minorHAnsi" w:cs="宋体"/>
+          <w:rFonts w:asciiTheme="minorHAnsi" w:eastAsiaTheme="minorHAnsi" w:hAnsiTheme="minorHAnsi" w:cs="宋体" w:hint="eastAsia"/>
           <w:b/>
           <w:bCs/>
         </w:rPr>
@@ -1243,17 +1243,17 @@
       <w:pPr>
         <w:pStyle w:val="a3"/>
         <w:rPr>
-          <w:rFonts w:asciiTheme="minorHAnsi" w:eastAsiaTheme="minorHAnsi" w:hAnsiTheme="minorHAnsi" w:cs="宋体"/>
-          <w:b/>
-          <w:bCs/>
-        </w:rPr>
-      </w:pPr>
-    </w:p>
-    <w:p>
-      <w:pPr>
-        <w:pStyle w:val="a3"/>
-        <w:rPr>
-          <w:rFonts w:asciiTheme="minorHAnsi" w:eastAsiaTheme="minorHAnsi" w:hAnsiTheme="minorHAnsi" w:cs="宋体"/>
+          <w:rFonts w:asciiTheme="minorHAnsi" w:eastAsiaTheme="minorHAnsi" w:hAnsiTheme="minorHAnsi" w:cs="宋体" w:hint="eastAsia"/>
+          <w:b/>
+          <w:bCs/>
+        </w:rPr>
+      </w:pPr>
+    </w:p>
+    <w:p>
+      <w:pPr>
+        <w:pStyle w:val="a3"/>
+        <w:rPr>
+          <w:rFonts w:asciiTheme="minorHAnsi" w:eastAsiaTheme="minorHAnsi" w:hAnsiTheme="minorHAnsi" w:cs="宋体" w:hint="eastAsia"/>
           <w:b/>
           <w:bCs/>
         </w:rPr>
@@ -1361,17 +1361,17 @@
       <w:pPr>
         <w:pStyle w:val="a3"/>
         <w:rPr>
-          <w:rFonts w:asciiTheme="minorHAnsi" w:eastAsiaTheme="minorHAnsi" w:hAnsiTheme="minorHAnsi" w:cs="宋体"/>
-          <w:b/>
-          <w:bCs/>
-        </w:rPr>
-      </w:pPr>
-    </w:p>
-    <w:p>
-      <w:pPr>
-        <w:pStyle w:val="a3"/>
-        <w:rPr>
-          <w:rFonts w:asciiTheme="minorHAnsi" w:eastAsiaTheme="minorHAnsi" w:hAnsiTheme="minorHAnsi" w:cs="宋体"/>
+          <w:rFonts w:asciiTheme="minorHAnsi" w:eastAsiaTheme="minorHAnsi" w:hAnsiTheme="minorHAnsi" w:cs="宋体" w:hint="eastAsia"/>
+          <w:b/>
+          <w:bCs/>
+        </w:rPr>
+      </w:pPr>
+    </w:p>
+    <w:p>
+      <w:pPr>
+        <w:pStyle w:val="a3"/>
+        <w:rPr>
+          <w:rFonts w:asciiTheme="minorHAnsi" w:eastAsiaTheme="minorHAnsi" w:hAnsiTheme="minorHAnsi" w:cs="宋体" w:hint="eastAsia"/>
           <w:b/>
           <w:bCs/>
         </w:rPr>
@@ -1506,17 +1506,17 @@
       <w:pPr>
         <w:pStyle w:val="a3"/>
         <w:rPr>
-          <w:rFonts w:asciiTheme="minorHAnsi" w:eastAsiaTheme="minorHAnsi" w:hAnsiTheme="minorHAnsi" w:cs="宋体"/>
-          <w:b/>
-          <w:bCs/>
-        </w:rPr>
-      </w:pPr>
-    </w:p>
-    <w:p>
-      <w:pPr>
-        <w:pStyle w:val="a3"/>
-        <w:rPr>
-          <w:rFonts w:asciiTheme="minorHAnsi" w:eastAsiaTheme="minorHAnsi" w:hAnsiTheme="minorHAnsi" w:cs="宋体"/>
+          <w:rFonts w:asciiTheme="minorHAnsi" w:eastAsiaTheme="minorHAnsi" w:hAnsiTheme="minorHAnsi" w:cs="宋体" w:hint="eastAsia"/>
+          <w:b/>
+          <w:bCs/>
+        </w:rPr>
+      </w:pPr>
+    </w:p>
+    <w:p>
+      <w:pPr>
+        <w:pStyle w:val="a3"/>
+        <w:rPr>
+          <w:rFonts w:asciiTheme="minorHAnsi" w:eastAsiaTheme="minorHAnsi" w:hAnsiTheme="minorHAnsi" w:cs="宋体" w:hint="eastAsia"/>
           <w:b/>
           <w:bCs/>
         </w:rPr>
@@ -1552,17 +1552,17 @@
       <w:pPr>
         <w:pStyle w:val="a3"/>
         <w:rPr>
-          <w:rFonts w:asciiTheme="minorHAnsi" w:eastAsiaTheme="minorHAnsi" w:hAnsiTheme="minorHAnsi" w:cs="宋体"/>
-          <w:b/>
-          <w:bCs/>
-        </w:rPr>
-      </w:pPr>
-    </w:p>
-    <w:p>
-      <w:pPr>
-        <w:pStyle w:val="a3"/>
-        <w:rPr>
-          <w:rFonts w:asciiTheme="minorHAnsi" w:eastAsiaTheme="minorHAnsi" w:hAnsiTheme="minorHAnsi" w:cs="宋体"/>
+          <w:rFonts w:asciiTheme="minorHAnsi" w:eastAsiaTheme="minorHAnsi" w:hAnsiTheme="minorHAnsi" w:cs="宋体" w:hint="eastAsia"/>
+          <w:b/>
+          <w:bCs/>
+        </w:rPr>
+      </w:pPr>
+    </w:p>
+    <w:p>
+      <w:pPr>
+        <w:pStyle w:val="a3"/>
+        <w:rPr>
+          <w:rFonts w:asciiTheme="minorHAnsi" w:eastAsiaTheme="minorHAnsi" w:hAnsiTheme="minorHAnsi" w:cs="宋体" w:hint="eastAsia"/>
           <w:b/>
           <w:bCs/>
         </w:rPr>
@@ -1580,17 +1580,17 @@
       <w:pPr>
         <w:pStyle w:val="a3"/>
         <w:rPr>
-          <w:rFonts w:asciiTheme="minorHAnsi" w:eastAsiaTheme="minorHAnsi" w:hAnsiTheme="minorHAnsi" w:cs="宋体"/>
-          <w:b/>
-          <w:bCs/>
-        </w:rPr>
-      </w:pPr>
-    </w:p>
-    <w:p>
-      <w:pPr>
-        <w:pStyle w:val="a3"/>
-        <w:rPr>
-          <w:rFonts w:asciiTheme="minorHAnsi" w:eastAsiaTheme="minorHAnsi" w:hAnsiTheme="minorHAnsi" w:cs="宋体"/>
+          <w:rFonts w:asciiTheme="minorHAnsi" w:eastAsiaTheme="minorHAnsi" w:hAnsiTheme="minorHAnsi" w:cs="宋体" w:hint="eastAsia"/>
+          <w:b/>
+          <w:bCs/>
+        </w:rPr>
+      </w:pPr>
+    </w:p>
+    <w:p>
+      <w:pPr>
+        <w:pStyle w:val="a3"/>
+        <w:rPr>
+          <w:rFonts w:asciiTheme="minorHAnsi" w:eastAsiaTheme="minorHAnsi" w:hAnsiTheme="minorHAnsi" w:cs="宋体" w:hint="eastAsia"/>
           <w:b/>
           <w:bCs/>
         </w:rPr>
@@ -1698,17 +1698,17 @@
       <w:pPr>
         <w:pStyle w:val="a3"/>
         <w:rPr>
-          <w:rFonts w:asciiTheme="minorHAnsi" w:eastAsiaTheme="minorHAnsi" w:hAnsiTheme="minorHAnsi" w:cs="宋体"/>
-          <w:b/>
-          <w:bCs/>
-        </w:rPr>
-      </w:pPr>
-    </w:p>
-    <w:p>
-      <w:pPr>
-        <w:pStyle w:val="a3"/>
-        <w:rPr>
-          <w:rFonts w:asciiTheme="minorHAnsi" w:eastAsiaTheme="minorHAnsi" w:hAnsiTheme="minorHAnsi" w:cs="宋体"/>
+          <w:rFonts w:asciiTheme="minorHAnsi" w:eastAsiaTheme="minorHAnsi" w:hAnsiTheme="minorHAnsi" w:cs="宋体" w:hint="eastAsia"/>
+          <w:b/>
+          <w:bCs/>
+        </w:rPr>
+      </w:pPr>
+    </w:p>
+    <w:p>
+      <w:pPr>
+        <w:pStyle w:val="a3"/>
+        <w:rPr>
+          <w:rFonts w:asciiTheme="minorHAnsi" w:eastAsiaTheme="minorHAnsi" w:hAnsiTheme="minorHAnsi" w:cs="宋体" w:hint="eastAsia"/>
           <w:b/>
           <w:bCs/>
         </w:rPr>
@@ -1726,17 +1726,17 @@
       <w:pPr>
         <w:pStyle w:val="a3"/>
         <w:rPr>
-          <w:rFonts w:asciiTheme="minorHAnsi" w:eastAsiaTheme="minorHAnsi" w:hAnsiTheme="minorHAnsi" w:cs="宋体"/>
-          <w:b/>
-          <w:bCs/>
-        </w:rPr>
-      </w:pPr>
-    </w:p>
-    <w:p>
-      <w:pPr>
-        <w:pStyle w:val="a3"/>
-        <w:rPr>
-          <w:rFonts w:asciiTheme="minorHAnsi" w:eastAsiaTheme="minorHAnsi" w:hAnsiTheme="minorHAnsi" w:cs="宋体"/>
+          <w:rFonts w:asciiTheme="minorHAnsi" w:eastAsiaTheme="minorHAnsi" w:hAnsiTheme="minorHAnsi" w:cs="宋体" w:hint="eastAsia"/>
+          <w:b/>
+          <w:bCs/>
+        </w:rPr>
+      </w:pPr>
+    </w:p>
+    <w:p>
+      <w:pPr>
+        <w:pStyle w:val="a3"/>
+        <w:rPr>
+          <w:rFonts w:asciiTheme="minorHAnsi" w:eastAsiaTheme="minorHAnsi" w:hAnsiTheme="minorHAnsi" w:cs="宋体" w:hint="eastAsia"/>
           <w:b/>
           <w:bCs/>
         </w:rPr>
@@ -1754,17 +1754,17 @@
       <w:pPr>
         <w:pStyle w:val="a3"/>
         <w:rPr>
-          <w:rFonts w:asciiTheme="minorHAnsi" w:eastAsiaTheme="minorHAnsi" w:hAnsiTheme="minorHAnsi" w:cs="宋体"/>
-          <w:b/>
-          <w:bCs/>
-        </w:rPr>
-      </w:pPr>
-    </w:p>
-    <w:p>
-      <w:pPr>
-        <w:pStyle w:val="a3"/>
-        <w:rPr>
-          <w:rFonts w:asciiTheme="minorHAnsi" w:eastAsiaTheme="minorHAnsi" w:hAnsiTheme="minorHAnsi" w:cs="宋体"/>
+          <w:rFonts w:asciiTheme="minorHAnsi" w:eastAsiaTheme="minorHAnsi" w:hAnsiTheme="minorHAnsi" w:cs="宋体" w:hint="eastAsia"/>
+          <w:b/>
+          <w:bCs/>
+        </w:rPr>
+      </w:pPr>
+    </w:p>
+    <w:p>
+      <w:pPr>
+        <w:pStyle w:val="a3"/>
+        <w:rPr>
+          <w:rFonts w:asciiTheme="minorHAnsi" w:eastAsiaTheme="minorHAnsi" w:hAnsiTheme="minorHAnsi" w:cs="宋体" w:hint="eastAsia"/>
           <w:b/>
           <w:bCs/>
         </w:rPr>
@@ -1782,17 +1782,17 @@
       <w:pPr>
         <w:pStyle w:val="a3"/>
         <w:rPr>
-          <w:rFonts w:asciiTheme="minorHAnsi" w:eastAsiaTheme="minorHAnsi" w:hAnsiTheme="minorHAnsi" w:cs="宋体"/>
-          <w:b/>
-          <w:bCs/>
-        </w:rPr>
-      </w:pPr>
-    </w:p>
-    <w:p>
-      <w:pPr>
-        <w:pStyle w:val="a3"/>
-        <w:rPr>
-          <w:rFonts w:asciiTheme="minorHAnsi" w:eastAsiaTheme="minorHAnsi" w:hAnsiTheme="minorHAnsi" w:cs="宋体"/>
+          <w:rFonts w:asciiTheme="minorHAnsi" w:eastAsiaTheme="minorHAnsi" w:hAnsiTheme="minorHAnsi" w:cs="宋体" w:hint="eastAsia"/>
+          <w:b/>
+          <w:bCs/>
+        </w:rPr>
+      </w:pPr>
+    </w:p>
+    <w:p>
+      <w:pPr>
+        <w:pStyle w:val="a3"/>
+        <w:rPr>
+          <w:rFonts w:asciiTheme="minorHAnsi" w:eastAsiaTheme="minorHAnsi" w:hAnsiTheme="minorHAnsi" w:cs="宋体" w:hint="eastAsia"/>
           <w:b/>
           <w:bCs/>
         </w:rPr>
@@ -1828,17 +1828,17 @@
       <w:pPr>
         <w:pStyle w:val="a3"/>
         <w:rPr>
-          <w:rFonts w:asciiTheme="minorHAnsi" w:eastAsiaTheme="minorHAnsi" w:hAnsiTheme="minorHAnsi" w:cs="宋体"/>
-          <w:b/>
-          <w:bCs/>
-        </w:rPr>
-      </w:pPr>
-    </w:p>
-    <w:p>
-      <w:pPr>
-        <w:pStyle w:val="a3"/>
-        <w:rPr>
-          <w:rFonts w:asciiTheme="minorHAnsi" w:eastAsiaTheme="minorHAnsi" w:hAnsiTheme="minorHAnsi" w:cs="宋体"/>
+          <w:rFonts w:asciiTheme="minorHAnsi" w:eastAsiaTheme="minorHAnsi" w:hAnsiTheme="minorHAnsi" w:cs="宋体" w:hint="eastAsia"/>
+          <w:b/>
+          <w:bCs/>
+        </w:rPr>
+      </w:pPr>
+    </w:p>
+    <w:p>
+      <w:pPr>
+        <w:pStyle w:val="a3"/>
+        <w:rPr>
+          <w:rFonts w:asciiTheme="minorHAnsi" w:eastAsiaTheme="minorHAnsi" w:hAnsiTheme="minorHAnsi" w:cs="宋体" w:hint="eastAsia"/>
           <w:b/>
           <w:bCs/>
         </w:rPr>
@@ -1856,17 +1856,17 @@
       <w:pPr>
         <w:pStyle w:val="a3"/>
         <w:rPr>
-          <w:rFonts w:asciiTheme="minorHAnsi" w:eastAsiaTheme="minorHAnsi" w:hAnsiTheme="minorHAnsi" w:cs="宋体"/>
-          <w:b/>
-          <w:bCs/>
-        </w:rPr>
-      </w:pPr>
-    </w:p>
-    <w:p>
-      <w:pPr>
-        <w:pStyle w:val="a3"/>
-        <w:rPr>
-          <w:rFonts w:asciiTheme="minorHAnsi" w:eastAsiaTheme="minorHAnsi" w:hAnsiTheme="minorHAnsi" w:cs="宋体"/>
+          <w:rFonts w:asciiTheme="minorHAnsi" w:eastAsiaTheme="minorHAnsi" w:hAnsiTheme="minorHAnsi" w:cs="宋体" w:hint="eastAsia"/>
+          <w:b/>
+          <w:bCs/>
+        </w:rPr>
+      </w:pPr>
+    </w:p>
+    <w:p>
+      <w:pPr>
+        <w:pStyle w:val="a3"/>
+        <w:rPr>
+          <w:rFonts w:asciiTheme="minorHAnsi" w:eastAsiaTheme="minorHAnsi" w:hAnsiTheme="minorHAnsi" w:cs="宋体" w:hint="eastAsia"/>
           <w:b/>
           <w:bCs/>
         </w:rPr>
@@ -1902,17 +1902,17 @@
       <w:pPr>
         <w:pStyle w:val="a3"/>
         <w:rPr>
-          <w:rFonts w:asciiTheme="minorHAnsi" w:eastAsiaTheme="minorHAnsi" w:hAnsiTheme="minorHAnsi" w:cs="宋体"/>
-          <w:b/>
-          <w:bCs/>
-        </w:rPr>
-      </w:pPr>
-    </w:p>
-    <w:p>
-      <w:pPr>
-        <w:pStyle w:val="a3"/>
-        <w:rPr>
-          <w:rFonts w:asciiTheme="minorHAnsi" w:eastAsiaTheme="minorHAnsi" w:hAnsiTheme="minorHAnsi" w:cs="宋体"/>
+          <w:rFonts w:asciiTheme="minorHAnsi" w:eastAsiaTheme="minorHAnsi" w:hAnsiTheme="minorHAnsi" w:cs="宋体" w:hint="eastAsia"/>
+          <w:b/>
+          <w:bCs/>
+        </w:rPr>
+      </w:pPr>
+    </w:p>
+    <w:p>
+      <w:pPr>
+        <w:pStyle w:val="a3"/>
+        <w:rPr>
+          <w:rFonts w:asciiTheme="minorHAnsi" w:eastAsiaTheme="minorHAnsi" w:hAnsiTheme="minorHAnsi" w:cs="宋体" w:hint="eastAsia"/>
           <w:b/>
           <w:bCs/>
         </w:rPr>
@@ -2002,17 +2002,17 @@
       <w:pPr>
         <w:pStyle w:val="a3"/>
         <w:rPr>
-          <w:rFonts w:asciiTheme="minorHAnsi" w:eastAsiaTheme="minorHAnsi" w:hAnsiTheme="minorHAnsi" w:cs="宋体"/>
-          <w:b/>
-          <w:bCs/>
-        </w:rPr>
-      </w:pPr>
-    </w:p>
-    <w:p>
-      <w:pPr>
-        <w:pStyle w:val="a3"/>
-        <w:rPr>
-          <w:rFonts w:asciiTheme="minorHAnsi" w:eastAsiaTheme="minorHAnsi" w:hAnsiTheme="minorHAnsi" w:cs="宋体"/>
+          <w:rFonts w:asciiTheme="minorHAnsi" w:eastAsiaTheme="minorHAnsi" w:hAnsiTheme="minorHAnsi" w:cs="宋体" w:hint="eastAsia"/>
+          <w:b/>
+          <w:bCs/>
+        </w:rPr>
+      </w:pPr>
+    </w:p>
+    <w:p>
+      <w:pPr>
+        <w:pStyle w:val="a3"/>
+        <w:rPr>
+          <w:rFonts w:asciiTheme="minorHAnsi" w:eastAsiaTheme="minorHAnsi" w:hAnsiTheme="minorHAnsi" w:cs="宋体" w:hint="eastAsia"/>
           <w:b/>
           <w:bCs/>
         </w:rPr>
@@ -2102,17 +2102,17 @@
       <w:pPr>
         <w:pStyle w:val="a3"/>
         <w:rPr>
-          <w:rFonts w:asciiTheme="minorHAnsi" w:eastAsiaTheme="minorHAnsi" w:hAnsiTheme="minorHAnsi" w:cs="宋体"/>
-          <w:b/>
-          <w:bCs/>
-        </w:rPr>
-      </w:pPr>
-    </w:p>
-    <w:p>
-      <w:pPr>
-        <w:pStyle w:val="a3"/>
-        <w:rPr>
-          <w:rFonts w:asciiTheme="minorHAnsi" w:eastAsiaTheme="minorHAnsi" w:hAnsiTheme="minorHAnsi" w:cs="宋体"/>
+          <w:rFonts w:asciiTheme="minorHAnsi" w:eastAsiaTheme="minorHAnsi" w:hAnsiTheme="minorHAnsi" w:cs="宋体" w:hint="eastAsia"/>
+          <w:b/>
+          <w:bCs/>
+        </w:rPr>
+      </w:pPr>
+    </w:p>
+    <w:p>
+      <w:pPr>
+        <w:pStyle w:val="a3"/>
+        <w:rPr>
+          <w:rFonts w:asciiTheme="minorHAnsi" w:eastAsiaTheme="minorHAnsi" w:hAnsiTheme="minorHAnsi" w:cs="宋体" w:hint="eastAsia"/>
           <w:b/>
           <w:bCs/>
         </w:rPr>
@@ -2148,7 +2148,7 @@
       <w:pPr>
         <w:pStyle w:val="a3"/>
         <w:rPr>
-          <w:rFonts w:asciiTheme="minorHAnsi" w:eastAsiaTheme="minorHAnsi" w:hAnsiTheme="minorHAnsi" w:cs="宋体"/>
+          <w:rFonts w:asciiTheme="minorHAnsi" w:eastAsiaTheme="minorHAnsi" w:hAnsiTheme="minorHAnsi" w:cs="宋体" w:hint="eastAsia"/>
           <w:b/>
           <w:bCs/>
         </w:rPr>
@@ -2167,7 +2167,7 @@
       <w:pPr>
         <w:pStyle w:val="a3"/>
         <w:rPr>
-          <w:rFonts w:asciiTheme="minorHAnsi" w:eastAsiaTheme="minorHAnsi" w:hAnsiTheme="minorHAnsi" w:cs="宋体"/>
+          <w:rFonts w:asciiTheme="minorHAnsi" w:eastAsiaTheme="minorHAnsi" w:hAnsiTheme="minorHAnsi" w:cs="宋体" w:hint="eastAsia"/>
           <w:b/>
           <w:bCs/>
         </w:rPr>
@@ -2203,7 +2203,7 @@
       <w:pPr>
         <w:pStyle w:val="a3"/>
         <w:rPr>
-          <w:rFonts w:asciiTheme="minorHAnsi" w:eastAsiaTheme="minorHAnsi" w:hAnsiTheme="minorHAnsi" w:cs="宋体"/>
+          <w:rFonts w:asciiTheme="minorHAnsi" w:eastAsiaTheme="minorHAnsi" w:hAnsiTheme="minorHAnsi" w:cs="宋体" w:hint="eastAsia"/>
           <w:b/>
           <w:bCs/>
         </w:rPr>
@@ -2239,7 +2239,7 @@
       <w:pPr>
         <w:pStyle w:val="a3"/>
         <w:rPr>
-          <w:rFonts w:asciiTheme="minorHAnsi" w:eastAsiaTheme="minorHAnsi" w:hAnsiTheme="minorHAnsi" w:cs="宋体"/>
+          <w:rFonts w:asciiTheme="minorHAnsi" w:eastAsiaTheme="minorHAnsi" w:hAnsiTheme="minorHAnsi" w:cs="宋体" w:hint="eastAsia"/>
           <w:b/>
           <w:bCs/>
         </w:rPr>
@@ -2275,17 +2275,17 @@
       <w:pPr>
         <w:pStyle w:val="a3"/>
         <w:rPr>
-          <w:rFonts w:asciiTheme="minorHAnsi" w:eastAsiaTheme="minorHAnsi" w:hAnsiTheme="minorHAnsi" w:cs="宋体"/>
-          <w:b/>
-          <w:bCs/>
-        </w:rPr>
-      </w:pPr>
-    </w:p>
-    <w:p>
-      <w:pPr>
-        <w:pStyle w:val="a3"/>
-        <w:rPr>
-          <w:rFonts w:asciiTheme="minorHAnsi" w:eastAsiaTheme="minorHAnsi" w:hAnsiTheme="minorHAnsi" w:cs="宋体"/>
+          <w:rFonts w:asciiTheme="minorHAnsi" w:eastAsiaTheme="minorHAnsi" w:hAnsiTheme="minorHAnsi" w:cs="宋体" w:hint="eastAsia"/>
+          <w:b/>
+          <w:bCs/>
+        </w:rPr>
+      </w:pPr>
+    </w:p>
+    <w:p>
+      <w:pPr>
+        <w:pStyle w:val="a3"/>
+        <w:rPr>
+          <w:rFonts w:asciiTheme="minorHAnsi" w:eastAsiaTheme="minorHAnsi" w:hAnsiTheme="minorHAnsi" w:cs="宋体" w:hint="eastAsia"/>
           <w:b/>
           <w:bCs/>
         </w:rPr>
@@ -2357,17 +2357,17 @@
       <w:pPr>
         <w:pStyle w:val="a3"/>
         <w:rPr>
-          <w:rFonts w:asciiTheme="minorHAnsi" w:eastAsiaTheme="minorHAnsi" w:hAnsiTheme="minorHAnsi" w:cs="宋体"/>
-          <w:b/>
-          <w:bCs/>
-        </w:rPr>
-      </w:pPr>
-    </w:p>
-    <w:p>
-      <w:pPr>
-        <w:pStyle w:val="a3"/>
-        <w:rPr>
-          <w:rFonts w:asciiTheme="minorHAnsi" w:eastAsiaTheme="minorHAnsi" w:hAnsiTheme="minorHAnsi" w:cs="宋体"/>
+          <w:rFonts w:asciiTheme="minorHAnsi" w:eastAsiaTheme="minorHAnsi" w:hAnsiTheme="minorHAnsi" w:cs="宋体" w:hint="eastAsia"/>
+          <w:b/>
+          <w:bCs/>
+        </w:rPr>
+      </w:pPr>
+    </w:p>
+    <w:p>
+      <w:pPr>
+        <w:pStyle w:val="a3"/>
+        <w:rPr>
+          <w:rFonts w:asciiTheme="minorHAnsi" w:eastAsiaTheme="minorHAnsi" w:hAnsiTheme="minorHAnsi" w:cs="宋体" w:hint="eastAsia"/>
           <w:b/>
           <w:bCs/>
         </w:rPr>
@@ -2403,17 +2403,17 @@
       <w:pPr>
         <w:pStyle w:val="a3"/>
         <w:rPr>
-          <w:rFonts w:asciiTheme="minorHAnsi" w:eastAsiaTheme="minorHAnsi" w:hAnsiTheme="minorHAnsi" w:cs="宋体"/>
-          <w:b/>
-          <w:bCs/>
-        </w:rPr>
-      </w:pPr>
-    </w:p>
-    <w:p>
-      <w:pPr>
-        <w:pStyle w:val="a3"/>
-        <w:rPr>
-          <w:rFonts w:asciiTheme="minorHAnsi" w:eastAsiaTheme="minorHAnsi" w:hAnsiTheme="minorHAnsi" w:cs="宋体"/>
+          <w:rFonts w:asciiTheme="minorHAnsi" w:eastAsiaTheme="minorHAnsi" w:hAnsiTheme="minorHAnsi" w:cs="宋体" w:hint="eastAsia"/>
+          <w:b/>
+          <w:bCs/>
+        </w:rPr>
+      </w:pPr>
+    </w:p>
+    <w:p>
+      <w:pPr>
+        <w:pStyle w:val="a3"/>
+        <w:rPr>
+          <w:rFonts w:asciiTheme="minorHAnsi" w:eastAsiaTheme="minorHAnsi" w:hAnsiTheme="minorHAnsi" w:cs="宋体" w:hint="eastAsia"/>
           <w:b/>
           <w:bCs/>
         </w:rPr>
@@ -2431,17 +2431,17 @@
       <w:pPr>
         <w:pStyle w:val="a3"/>
         <w:rPr>
-          <w:rFonts w:asciiTheme="minorHAnsi" w:eastAsiaTheme="minorHAnsi" w:hAnsiTheme="minorHAnsi" w:cs="宋体"/>
-          <w:b/>
-          <w:bCs/>
-        </w:rPr>
-      </w:pPr>
-    </w:p>
-    <w:p>
-      <w:pPr>
-        <w:pStyle w:val="a3"/>
-        <w:rPr>
-          <w:rFonts w:asciiTheme="minorHAnsi" w:eastAsiaTheme="minorHAnsi" w:hAnsiTheme="minorHAnsi" w:cs="宋体"/>
+          <w:rFonts w:asciiTheme="minorHAnsi" w:eastAsiaTheme="minorHAnsi" w:hAnsiTheme="minorHAnsi" w:cs="宋体" w:hint="eastAsia"/>
+          <w:b/>
+          <w:bCs/>
+        </w:rPr>
+      </w:pPr>
+    </w:p>
+    <w:p>
+      <w:pPr>
+        <w:pStyle w:val="a3"/>
+        <w:rPr>
+          <w:rFonts w:asciiTheme="minorHAnsi" w:eastAsiaTheme="minorHAnsi" w:hAnsiTheme="minorHAnsi" w:cs="宋体" w:hint="eastAsia"/>
           <w:b/>
           <w:bCs/>
         </w:rPr>
@@ -2477,17 +2477,17 @@
       <w:pPr>
         <w:pStyle w:val="a3"/>
         <w:rPr>
-          <w:rFonts w:asciiTheme="minorHAnsi" w:eastAsiaTheme="minorHAnsi" w:hAnsiTheme="minorHAnsi" w:cs="宋体"/>
-          <w:b/>
-          <w:bCs/>
-        </w:rPr>
-      </w:pPr>
-    </w:p>
-    <w:p>
-      <w:pPr>
-        <w:pStyle w:val="a3"/>
-        <w:rPr>
-          <w:rFonts w:asciiTheme="minorHAnsi" w:eastAsiaTheme="minorHAnsi" w:hAnsiTheme="minorHAnsi" w:cs="宋体"/>
+          <w:rFonts w:asciiTheme="minorHAnsi" w:eastAsiaTheme="minorHAnsi" w:hAnsiTheme="minorHAnsi" w:cs="宋体" w:hint="eastAsia"/>
+          <w:b/>
+          <w:bCs/>
+        </w:rPr>
+      </w:pPr>
+    </w:p>
+    <w:p>
+      <w:pPr>
+        <w:pStyle w:val="a3"/>
+        <w:rPr>
+          <w:rFonts w:asciiTheme="minorHAnsi" w:eastAsiaTheme="minorHAnsi" w:hAnsiTheme="minorHAnsi" w:cs="宋体" w:hint="eastAsia"/>
           <w:b/>
           <w:bCs/>
         </w:rPr>
@@ -2505,17 +2505,17 @@
       <w:pPr>
         <w:pStyle w:val="a3"/>
         <w:rPr>
-          <w:rFonts w:asciiTheme="minorHAnsi" w:eastAsiaTheme="minorHAnsi" w:hAnsiTheme="minorHAnsi" w:cs="宋体"/>
-          <w:b/>
-          <w:bCs/>
-        </w:rPr>
-      </w:pPr>
-    </w:p>
-    <w:p>
-      <w:pPr>
-        <w:pStyle w:val="a3"/>
-        <w:rPr>
-          <w:rFonts w:asciiTheme="minorHAnsi" w:eastAsiaTheme="minorHAnsi" w:hAnsiTheme="minorHAnsi" w:cs="宋体"/>
+          <w:rFonts w:asciiTheme="minorHAnsi" w:eastAsiaTheme="minorHAnsi" w:hAnsiTheme="minorHAnsi" w:cs="宋体" w:hint="eastAsia"/>
+          <w:b/>
+          <w:bCs/>
+        </w:rPr>
+      </w:pPr>
+    </w:p>
+    <w:p>
+      <w:pPr>
+        <w:pStyle w:val="a3"/>
+        <w:rPr>
+          <w:rFonts w:asciiTheme="minorHAnsi" w:eastAsiaTheme="minorHAnsi" w:hAnsiTheme="minorHAnsi" w:cs="宋体" w:hint="eastAsia"/>
           <w:b/>
           <w:bCs/>
         </w:rPr>
@@ -2551,17 +2551,17 @@
       <w:pPr>
         <w:pStyle w:val="a3"/>
         <w:rPr>
-          <w:rFonts w:asciiTheme="minorHAnsi" w:eastAsiaTheme="minorHAnsi" w:hAnsiTheme="minorHAnsi" w:cs="宋体"/>
-          <w:b/>
-          <w:bCs/>
-        </w:rPr>
-      </w:pPr>
-    </w:p>
-    <w:p>
-      <w:pPr>
-        <w:pStyle w:val="a3"/>
-        <w:rPr>
-          <w:rFonts w:asciiTheme="minorHAnsi" w:eastAsiaTheme="minorHAnsi" w:hAnsiTheme="minorHAnsi" w:cs="宋体"/>
+          <w:rFonts w:asciiTheme="minorHAnsi" w:eastAsiaTheme="minorHAnsi" w:hAnsiTheme="minorHAnsi" w:cs="宋体" w:hint="eastAsia"/>
+          <w:b/>
+          <w:bCs/>
+        </w:rPr>
+      </w:pPr>
+    </w:p>
+    <w:p>
+      <w:pPr>
+        <w:pStyle w:val="a3"/>
+        <w:rPr>
+          <w:rFonts w:asciiTheme="minorHAnsi" w:eastAsiaTheme="minorHAnsi" w:hAnsiTheme="minorHAnsi" w:cs="宋体" w:hint="eastAsia"/>
           <w:b/>
           <w:bCs/>
         </w:rPr>
@@ -2626,24 +2626,40 @@
           <w:b/>
           <w:bCs/>
         </w:rPr>
-        <w:t>城市，肇庆未列入下拉，但后端回归模型仍支持肇庆，未知城市会按广州基准处理。</w:t>
-      </w:r>
-    </w:p>
-    <w:p>
-      <w:pPr>
-        <w:pStyle w:val="a3"/>
-        <w:rPr>
-          <w:rFonts w:asciiTheme="minorHAnsi" w:eastAsiaTheme="minorHAnsi" w:hAnsiTheme="minorHAnsi" w:cs="宋体"/>
-          <w:b/>
-          <w:bCs/>
-        </w:rPr>
-      </w:pPr>
-    </w:p>
-    <w:p>
-      <w:pPr>
-        <w:pStyle w:val="a3"/>
-        <w:rPr>
-          <w:rFonts w:asciiTheme="minorHAnsi" w:eastAsiaTheme="minorHAnsi" w:hAnsiTheme="minorHAnsi" w:cs="宋体"/>
+        <w:t>城市</w:t>
+      </w:r>
+      <w:r>
+        <w:rPr>
+          <w:rFonts w:asciiTheme="minorHAnsi" w:eastAsiaTheme="minorHAnsi" w:hAnsiTheme="minorHAnsi" w:cs="宋体" w:hint="eastAsia"/>
+          <w:b/>
+          <w:bCs/>
+        </w:rPr>
+        <w:t>.</w:t>
+      </w:r>
+      <w:r>
+        <w:rPr>
+          <w:rFonts w:asciiTheme="minorHAnsi" w:eastAsiaTheme="minorHAnsi" w:hAnsiTheme="minorHAnsi" w:cs="宋体" w:hint="eastAsia"/>
+          <w:b/>
+          <w:bCs/>
+        </w:rPr>
+        <w:t xml:space="preserve"> </w:t>
+      </w:r>
+    </w:p>
+    <w:p>
+      <w:pPr>
+        <w:pStyle w:val="a3"/>
+        <w:rPr>
+          <w:rFonts w:asciiTheme="minorHAnsi" w:eastAsiaTheme="minorHAnsi" w:hAnsiTheme="minorHAnsi" w:cs="宋体" w:hint="eastAsia"/>
+          <w:b/>
+          <w:bCs/>
+        </w:rPr>
+      </w:pPr>
+    </w:p>
+    <w:p>
+      <w:pPr>
+        <w:pStyle w:val="a3"/>
+        <w:rPr>
+          <w:rFonts w:asciiTheme="minorHAnsi" w:eastAsiaTheme="minorHAnsi" w:hAnsiTheme="minorHAnsi" w:cs="宋体" w:hint="eastAsia"/>
           <w:b/>
           <w:bCs/>
         </w:rPr>
@@ -2697,17 +2713,17 @@
       <w:pPr>
         <w:pStyle w:val="a3"/>
         <w:rPr>
-          <w:rFonts w:asciiTheme="minorHAnsi" w:eastAsiaTheme="minorHAnsi" w:hAnsiTheme="minorHAnsi" w:cs="宋体"/>
-          <w:b/>
-          <w:bCs/>
-        </w:rPr>
-      </w:pPr>
-    </w:p>
-    <w:p>
-      <w:pPr>
-        <w:pStyle w:val="a3"/>
-        <w:rPr>
-          <w:rFonts w:asciiTheme="minorHAnsi" w:eastAsiaTheme="minorHAnsi" w:hAnsiTheme="minorHAnsi" w:cs="宋体"/>
+          <w:rFonts w:asciiTheme="minorHAnsi" w:eastAsiaTheme="minorHAnsi" w:hAnsiTheme="minorHAnsi" w:cs="宋体" w:hint="eastAsia"/>
+          <w:b/>
+          <w:bCs/>
+        </w:rPr>
+      </w:pPr>
+    </w:p>
+    <w:p>
+      <w:pPr>
+        <w:pStyle w:val="a3"/>
+        <w:rPr>
+          <w:rFonts w:asciiTheme="minorHAnsi" w:eastAsiaTheme="minorHAnsi" w:hAnsiTheme="minorHAnsi" w:cs="宋体" w:hint="eastAsia"/>
           <w:b/>
           <w:bCs/>
         </w:rPr>
@@ -2743,17 +2759,17 @@
       <w:pPr>
         <w:pStyle w:val="a3"/>
         <w:rPr>
-          <w:rFonts w:asciiTheme="minorHAnsi" w:eastAsiaTheme="minorHAnsi" w:hAnsiTheme="minorHAnsi" w:cs="宋体"/>
-          <w:b/>
-          <w:bCs/>
-        </w:rPr>
-      </w:pPr>
-    </w:p>
-    <w:p>
-      <w:pPr>
-        <w:pStyle w:val="a3"/>
-        <w:rPr>
-          <w:rFonts w:asciiTheme="minorHAnsi" w:eastAsiaTheme="minorHAnsi" w:hAnsiTheme="minorHAnsi" w:cs="宋体"/>
+          <w:rFonts w:asciiTheme="minorHAnsi" w:eastAsiaTheme="minorHAnsi" w:hAnsiTheme="minorHAnsi" w:cs="宋体" w:hint="eastAsia"/>
+          <w:b/>
+          <w:bCs/>
+        </w:rPr>
+      </w:pPr>
+    </w:p>
+    <w:p>
+      <w:pPr>
+        <w:pStyle w:val="a3"/>
+        <w:rPr>
+          <w:rFonts w:asciiTheme="minorHAnsi" w:eastAsiaTheme="minorHAnsi" w:hAnsiTheme="minorHAnsi" w:cs="宋体" w:hint="eastAsia"/>
           <w:b/>
           <w:bCs/>
         </w:rPr>
@@ -2771,17 +2787,17 @@
       <w:pPr>
         <w:pStyle w:val="a3"/>
         <w:rPr>
-          <w:rFonts w:asciiTheme="minorHAnsi" w:eastAsiaTheme="minorHAnsi" w:hAnsiTheme="minorHAnsi" w:cs="宋体"/>
-          <w:b/>
-          <w:bCs/>
-        </w:rPr>
-      </w:pPr>
-    </w:p>
-    <w:p>
-      <w:pPr>
-        <w:pStyle w:val="a3"/>
-        <w:rPr>
-          <w:rFonts w:asciiTheme="minorHAnsi" w:eastAsiaTheme="minorHAnsi" w:hAnsiTheme="minorHAnsi" w:cs="宋体"/>
+          <w:rFonts w:asciiTheme="minorHAnsi" w:eastAsiaTheme="minorHAnsi" w:hAnsiTheme="minorHAnsi" w:cs="宋体" w:hint="eastAsia"/>
+          <w:b/>
+          <w:bCs/>
+        </w:rPr>
+      </w:pPr>
+    </w:p>
+    <w:p>
+      <w:pPr>
+        <w:pStyle w:val="a3"/>
+        <w:rPr>
+          <w:rFonts w:asciiTheme="minorHAnsi" w:eastAsiaTheme="minorHAnsi" w:hAnsiTheme="minorHAnsi" w:cs="宋体" w:hint="eastAsia"/>
           <w:b/>
           <w:bCs/>
         </w:rPr>
@@ -2835,17 +2851,17 @@
       <w:pPr>
         <w:pStyle w:val="a3"/>
         <w:rPr>
-          <w:rFonts w:asciiTheme="minorHAnsi" w:eastAsiaTheme="minorHAnsi" w:hAnsiTheme="minorHAnsi" w:cs="宋体"/>
-          <w:b/>
-          <w:bCs/>
-        </w:rPr>
-      </w:pPr>
-    </w:p>
-    <w:p>
-      <w:pPr>
-        <w:pStyle w:val="a3"/>
-        <w:rPr>
-          <w:rFonts w:asciiTheme="minorHAnsi" w:eastAsiaTheme="minorHAnsi" w:hAnsiTheme="minorHAnsi" w:cs="宋体"/>
+          <w:rFonts w:asciiTheme="minorHAnsi" w:eastAsiaTheme="minorHAnsi" w:hAnsiTheme="minorHAnsi" w:cs="宋体" w:hint="eastAsia"/>
+          <w:b/>
+          <w:bCs/>
+        </w:rPr>
+      </w:pPr>
+    </w:p>
+    <w:p>
+      <w:pPr>
+        <w:pStyle w:val="a3"/>
+        <w:rPr>
+          <w:rFonts w:asciiTheme="minorHAnsi" w:eastAsiaTheme="minorHAnsi" w:hAnsiTheme="minorHAnsi" w:cs="宋体" w:hint="eastAsia"/>
           <w:b/>
           <w:bCs/>
         </w:rPr>
@@ -2881,17 +2897,17 @@
       <w:pPr>
         <w:pStyle w:val="a3"/>
         <w:rPr>
-          <w:rFonts w:asciiTheme="minorHAnsi" w:eastAsiaTheme="minorHAnsi" w:hAnsiTheme="minorHAnsi" w:cs="宋体"/>
-          <w:b/>
-          <w:bCs/>
-        </w:rPr>
-      </w:pPr>
-    </w:p>
-    <w:p>
-      <w:pPr>
-        <w:pStyle w:val="a3"/>
-        <w:rPr>
-          <w:rFonts w:asciiTheme="minorHAnsi" w:eastAsiaTheme="minorHAnsi" w:hAnsiTheme="minorHAnsi" w:cs="宋体"/>
+          <w:rFonts w:asciiTheme="minorHAnsi" w:eastAsiaTheme="minorHAnsi" w:hAnsiTheme="minorHAnsi" w:cs="宋体" w:hint="eastAsia"/>
+          <w:b/>
+          <w:bCs/>
+        </w:rPr>
+      </w:pPr>
+    </w:p>
+    <w:p>
+      <w:pPr>
+        <w:pStyle w:val="a3"/>
+        <w:rPr>
+          <w:rFonts w:asciiTheme="minorHAnsi" w:eastAsiaTheme="minorHAnsi" w:hAnsiTheme="minorHAnsi" w:cs="宋体" w:hint="eastAsia"/>
           <w:b/>
           <w:bCs/>
         </w:rPr>
@@ -2909,17 +2925,17 @@
       <w:pPr>
         <w:pStyle w:val="a3"/>
         <w:rPr>
-          <w:rFonts w:asciiTheme="minorHAnsi" w:eastAsiaTheme="minorHAnsi" w:hAnsiTheme="minorHAnsi" w:cs="宋体"/>
-          <w:b/>
-          <w:bCs/>
-        </w:rPr>
-      </w:pPr>
-    </w:p>
-    <w:p>
-      <w:pPr>
-        <w:pStyle w:val="a3"/>
-        <w:rPr>
-          <w:rFonts w:asciiTheme="minorHAnsi" w:eastAsiaTheme="minorHAnsi" w:hAnsiTheme="minorHAnsi" w:cs="宋体"/>
+          <w:rFonts w:asciiTheme="minorHAnsi" w:eastAsiaTheme="minorHAnsi" w:hAnsiTheme="minorHAnsi" w:cs="宋体" w:hint="eastAsia"/>
+          <w:b/>
+          <w:bCs/>
+        </w:rPr>
+      </w:pPr>
+    </w:p>
+    <w:p>
+      <w:pPr>
+        <w:pStyle w:val="a3"/>
+        <w:rPr>
+          <w:rFonts w:asciiTheme="minorHAnsi" w:eastAsiaTheme="minorHAnsi" w:hAnsiTheme="minorHAnsi" w:cs="宋体" w:hint="eastAsia"/>
           <w:b/>
           <w:bCs/>
         </w:rPr>
@@ -2937,7 +2953,7 @@
       <w:pPr>
         <w:pStyle w:val="a3"/>
         <w:rPr>
-          <w:rFonts w:asciiTheme="minorHAnsi" w:eastAsiaTheme="minorHAnsi" w:hAnsiTheme="minorHAnsi" w:cs="宋体"/>
+          <w:rFonts w:asciiTheme="minorHAnsi" w:eastAsiaTheme="minorHAnsi" w:hAnsiTheme="minorHAnsi" w:cs="宋体" w:hint="eastAsia"/>
           <w:b/>
           <w:bCs/>
         </w:rPr>
@@ -2955,7 +2971,7 @@
       <w:pPr>
         <w:pStyle w:val="a3"/>
         <w:rPr>
-          <w:rFonts w:asciiTheme="minorHAnsi" w:eastAsiaTheme="minorHAnsi" w:hAnsiTheme="minorHAnsi" w:cs="宋体"/>
+          <w:rFonts w:asciiTheme="minorHAnsi" w:eastAsiaTheme="minorHAnsi" w:hAnsiTheme="minorHAnsi" w:cs="宋体" w:hint="eastAsia"/>
           <w:b/>
           <w:bCs/>
         </w:rPr>
@@ -2973,11 +2989,55 @@
       <w:pPr>
         <w:pStyle w:val="a3"/>
         <w:rPr>
-          <w:rFonts w:asciiTheme="minorHAnsi" w:eastAsiaTheme="minorHAnsi" w:hAnsiTheme="minorHAnsi" w:cs="宋体"/>
-          <w:b/>
-          <w:bCs/>
-        </w:rPr>
-      </w:pPr>
+          <w:rFonts w:asciiTheme="minorHAnsi" w:eastAsiaTheme="minorHAnsi" w:hAnsiTheme="minorHAnsi" w:cs="宋体" w:hint="eastAsia"/>
+          <w:b/>
+          <w:bCs/>
+        </w:rPr>
+      </w:pPr>
+      <w:r>
+        <w:rPr>
+          <w:rFonts w:asciiTheme="minorHAnsi" w:eastAsiaTheme="minorHAnsi" w:hAnsiTheme="minorHAnsi" w:cs="宋体"/>
+          <w:b/>
+          <w:bCs/>
+        </w:rPr>
+        <w:t xml:space="preserve">第 7 到 14 维是 8 </w:t>
+      </w:r>
+      <w:proofErr w:type="gramStart"/>
+      <w:r>
+        <w:rPr>
+          <w:rFonts w:asciiTheme="minorHAnsi" w:eastAsiaTheme="minorHAnsi" w:hAnsiTheme="minorHAnsi" w:cs="宋体"/>
+          <w:b/>
+          <w:bCs/>
+        </w:rPr>
+        <w:t>个</w:t>
+      </w:r>
+      <w:proofErr w:type="gramEnd"/>
+      <w:r>
+        <w:rPr>
+          <w:rFonts w:asciiTheme="minorHAnsi" w:eastAsiaTheme="minorHAnsi" w:hAnsiTheme="minorHAnsi" w:cs="宋体"/>
+          <w:b/>
+          <w:bCs/>
+        </w:rPr>
+        <w:t>城市</w:t>
+      </w:r>
+      <w:proofErr w:type="gramStart"/>
+      <w:r>
+        <w:rPr>
+          <w:rFonts w:asciiTheme="minorHAnsi" w:eastAsiaTheme="minorHAnsi" w:hAnsiTheme="minorHAnsi" w:cs="宋体"/>
+          <w:b/>
+          <w:bCs/>
+        </w:rPr>
+        <w:t>哑</w:t>
+      </w:r>
+      <w:proofErr w:type="gramEnd"/>
+      <w:r>
+        <w:rPr>
+          <w:rFonts w:asciiTheme="minorHAnsi" w:eastAsiaTheme="minorHAnsi" w:hAnsiTheme="minorHAnsi" w:cs="宋体"/>
+          <w:b/>
+          <w:bCs/>
+        </w:rPr>
+        <w:t xml:space="preserve">变量，深圳到肇庆各一个，广州作为基准城市全为 </w:t>
+      </w:r>
       <w:r>
         <w:rPr>
           <w:rFonts w:asciiTheme="minorHAnsi" w:eastAsiaTheme="minorHAnsi" w:hAnsiTheme="minorHAnsi" w:cs="宋体"/>
@@ -2985,7 +3045,53 @@
           <w:bCs/>
         </w:rPr>
         <w:lastRenderedPageBreak/>
-        <w:t xml:space="preserve">第 7 到 14 维是 8 </w:t>
+        <w:t>0。</w:t>
+      </w:r>
+    </w:p>
+    <w:p>
+      <w:pPr>
+        <w:pStyle w:val="a3"/>
+        <w:rPr>
+          <w:rFonts w:asciiTheme="minorHAnsi" w:eastAsiaTheme="minorHAnsi" w:hAnsiTheme="minorHAnsi" w:cs="宋体" w:hint="eastAsia"/>
+          <w:b/>
+          <w:bCs/>
+        </w:rPr>
+      </w:pPr>
+    </w:p>
+    <w:p>
+      <w:pPr>
+        <w:pStyle w:val="a3"/>
+        <w:rPr>
+          <w:rFonts w:asciiTheme="minorHAnsi" w:eastAsiaTheme="minorHAnsi" w:hAnsiTheme="minorHAnsi" w:cs="宋体" w:hint="eastAsia"/>
+          <w:b/>
+          <w:bCs/>
+        </w:rPr>
+      </w:pPr>
+      <w:r>
+        <w:rPr>
+          <w:rFonts w:asciiTheme="minorHAnsi" w:eastAsiaTheme="minorHAnsi" w:hAnsiTheme="minorHAnsi" w:cs="宋体"/>
+          <w:b/>
+          <w:bCs/>
+        </w:rPr>
+        <w:t xml:space="preserve">训练由 </w:t>
+      </w:r>
+      <w:proofErr w:type="spellStart"/>
+      <w:r>
+        <w:rPr>
+          <w:rFonts w:asciiTheme="minorHAnsi" w:eastAsiaTheme="minorHAnsi" w:hAnsiTheme="minorHAnsi" w:cs="宋体"/>
+          <w:b/>
+          <w:bCs/>
+        </w:rPr>
+        <w:t>LinearRegressionModel</w:t>
+      </w:r>
+      <w:proofErr w:type="spellEnd"/>
+      <w:r>
+        <w:rPr>
+          <w:rFonts w:asciiTheme="minorHAnsi" w:eastAsiaTheme="minorHAnsi" w:hAnsiTheme="minorHAnsi" w:cs="宋体"/>
+          <w:b/>
+          <w:bCs/>
+        </w:rPr>
+        <w:t xml:space="preserve"> 完成，算法是 OLS 最小二乘法，通过正规方程求解，用高斯</w:t>
       </w:r>
       <w:proofErr w:type="gramStart"/>
       <w:r>
@@ -2994,6 +3100,164 @@
           <w:b/>
           <w:bCs/>
         </w:rPr>
+        <w:t>消元带</w:t>
+      </w:r>
+      <w:proofErr w:type="gramEnd"/>
+      <w:r>
+        <w:rPr>
+          <w:rFonts w:asciiTheme="minorHAnsi" w:eastAsiaTheme="minorHAnsi" w:hAnsiTheme="minorHAnsi" w:cs="宋体"/>
+          <w:b/>
+          <w:bCs/>
+        </w:rPr>
+        <w:t>部分选主元。训练</w:t>
+      </w:r>
+      <w:proofErr w:type="gramStart"/>
+      <w:r>
+        <w:rPr>
+          <w:rFonts w:asciiTheme="minorHAnsi" w:eastAsiaTheme="minorHAnsi" w:hAnsiTheme="minorHAnsi" w:cs="宋体"/>
+          <w:b/>
+          <w:bCs/>
+        </w:rPr>
+        <w:t>完计算</w:t>
+      </w:r>
+      <w:proofErr w:type="gramEnd"/>
+      <w:r>
+        <w:rPr>
+          <w:rFonts w:asciiTheme="minorHAnsi" w:eastAsiaTheme="minorHAnsi" w:hAnsiTheme="minorHAnsi" w:cs="宋体"/>
+          <w:b/>
+          <w:bCs/>
+        </w:rPr>
+        <w:t xml:space="preserve"> R 方，衡量拟合优度，租房大约 0.92，购房大约 0.83。</w:t>
+      </w:r>
+    </w:p>
+    <w:p>
+      <w:pPr>
+        <w:pStyle w:val="a3"/>
+        <w:rPr>
+          <w:rFonts w:asciiTheme="minorHAnsi" w:eastAsiaTheme="minorHAnsi" w:hAnsiTheme="minorHAnsi" w:cs="宋体" w:hint="eastAsia"/>
+          <w:b/>
+          <w:bCs/>
+        </w:rPr>
+      </w:pPr>
+    </w:p>
+    <w:p>
+      <w:pPr>
+        <w:pStyle w:val="a3"/>
+        <w:rPr>
+          <w:rFonts w:asciiTheme="minorHAnsi" w:eastAsiaTheme="minorHAnsi" w:hAnsiTheme="minorHAnsi" w:cs="宋体" w:hint="eastAsia"/>
+          <w:b/>
+          <w:bCs/>
+        </w:rPr>
+      </w:pPr>
+      <w:r>
+        <w:rPr>
+          <w:rFonts w:asciiTheme="minorHAnsi" w:eastAsiaTheme="minorHAnsi" w:hAnsiTheme="minorHAnsi" w:cs="宋体"/>
+          <w:b/>
+          <w:bCs/>
+        </w:rPr>
+        <w:t>训练好的系数缓存在内存里，同一次 Tomcat 运行期间不用重复训练。</w:t>
+      </w:r>
+    </w:p>
+    <w:p>
+      <w:pPr>
+        <w:pStyle w:val="a3"/>
+        <w:rPr>
+          <w:rFonts w:asciiTheme="minorHAnsi" w:eastAsiaTheme="minorHAnsi" w:hAnsiTheme="minorHAnsi" w:cs="宋体" w:hint="eastAsia"/>
+          <w:b/>
+          <w:bCs/>
+        </w:rPr>
+      </w:pPr>
+    </w:p>
+    <w:p>
+      <w:pPr>
+        <w:pStyle w:val="a3"/>
+        <w:rPr>
+          <w:rFonts w:asciiTheme="minorHAnsi" w:eastAsiaTheme="minorHAnsi" w:hAnsiTheme="minorHAnsi" w:cs="宋体" w:hint="eastAsia"/>
+          <w:b/>
+          <w:bCs/>
+        </w:rPr>
+      </w:pPr>
+      <w:r>
+        <w:rPr>
+          <w:rFonts w:asciiTheme="minorHAnsi" w:eastAsiaTheme="minorHAnsi" w:hAnsiTheme="minorHAnsi" w:cs="宋体"/>
+          <w:b/>
+          <w:bCs/>
+        </w:rPr>
+        <w:t>预测时，把用户输入转成特征向量，代入方程得到预测总价，再除以面积得到单位价格。如果结果小于等于 0，兜底为 0.01。</w:t>
+      </w:r>
+    </w:p>
+    <w:p>
+      <w:pPr>
+        <w:pStyle w:val="a3"/>
+        <w:rPr>
+          <w:rFonts w:asciiTheme="minorHAnsi" w:eastAsiaTheme="minorHAnsi" w:hAnsiTheme="minorHAnsi" w:cs="宋体" w:hint="eastAsia"/>
+          <w:b/>
+          <w:bCs/>
+        </w:rPr>
+      </w:pPr>
+    </w:p>
+    <w:p>
+      <w:pPr>
+        <w:pStyle w:val="a3"/>
+        <w:rPr>
+          <w:rFonts w:asciiTheme="minorHAnsi" w:eastAsiaTheme="minorHAnsi" w:hAnsiTheme="minorHAnsi" w:cs="宋体" w:hint="eastAsia"/>
+          <w:b/>
+          <w:bCs/>
+        </w:rPr>
+      </w:pPr>
+      <w:r>
+        <w:rPr>
+          <w:rFonts w:asciiTheme="minorHAnsi" w:eastAsiaTheme="minorHAnsi" w:hAnsiTheme="minorHAnsi" w:cs="宋体"/>
+          <w:b/>
+          <w:bCs/>
+        </w:rPr>
+        <w:t>**第二条线：边际系数**</w:t>
+      </w:r>
+    </w:p>
+    <w:p>
+      <w:pPr>
+        <w:pStyle w:val="a3"/>
+        <w:rPr>
+          <w:rFonts w:asciiTheme="minorHAnsi" w:eastAsiaTheme="minorHAnsi" w:hAnsiTheme="minorHAnsi" w:cs="宋体" w:hint="eastAsia"/>
+          <w:b/>
+          <w:bCs/>
+        </w:rPr>
+      </w:pPr>
+    </w:p>
+    <w:p>
+      <w:pPr>
+        <w:pStyle w:val="a3"/>
+        <w:rPr>
+          <w:rFonts w:asciiTheme="minorHAnsi" w:eastAsiaTheme="minorHAnsi" w:hAnsiTheme="minorHAnsi" w:cs="宋体" w:hint="eastAsia"/>
+          <w:b/>
+          <w:bCs/>
+        </w:rPr>
+      </w:pPr>
+      <w:proofErr w:type="spellStart"/>
+      <w:r>
+        <w:rPr>
+          <w:rFonts w:asciiTheme="minorHAnsi" w:eastAsiaTheme="minorHAnsi" w:hAnsiTheme="minorHAnsi" w:cs="宋体"/>
+          <w:b/>
+          <w:bCs/>
+        </w:rPr>
+        <w:t>RegressionService.factorImpact</w:t>
+      </w:r>
+      <w:proofErr w:type="spellEnd"/>
+      <w:r>
+        <w:rPr>
+          <w:rFonts w:asciiTheme="minorHAnsi" w:eastAsiaTheme="minorHAnsi" w:hAnsiTheme="minorHAnsi" w:cs="宋体"/>
+          <w:b/>
+          <w:bCs/>
+        </w:rPr>
+        <w:t xml:space="preserve"> 返回每个特征的 beta 系数，含义是：该特征每增加 1 </w:t>
+      </w:r>
+      <w:proofErr w:type="gramStart"/>
+      <w:r>
+        <w:rPr>
+          <w:rFonts w:asciiTheme="minorHAnsi" w:eastAsiaTheme="minorHAnsi" w:hAnsiTheme="minorHAnsi" w:cs="宋体"/>
+          <w:b/>
+          <w:bCs/>
+        </w:rPr>
         <w:t>个</w:t>
       </w:r>
       <w:proofErr w:type="gramEnd"/>
@@ -3003,7 +3267,35 @@
           <w:b/>
           <w:bCs/>
         </w:rPr>
-        <w:t>城市</w:t>
+        <w:t>单位，总价变化多少万。地区项显示的是相对广州的差价系数。这些不是百分比，是真实回归系数。</w:t>
+      </w:r>
+    </w:p>
+    <w:p>
+      <w:pPr>
+        <w:pStyle w:val="a3"/>
+        <w:rPr>
+          <w:rFonts w:asciiTheme="minorHAnsi" w:eastAsiaTheme="minorHAnsi" w:hAnsiTheme="minorHAnsi" w:cs="宋体" w:hint="eastAsia"/>
+          <w:b/>
+          <w:bCs/>
+        </w:rPr>
+      </w:pPr>
+    </w:p>
+    <w:p>
+      <w:pPr>
+        <w:pStyle w:val="a3"/>
+        <w:rPr>
+          <w:rFonts w:asciiTheme="minorHAnsi" w:eastAsiaTheme="minorHAnsi" w:hAnsiTheme="minorHAnsi" w:cs="宋体" w:hint="eastAsia"/>
+          <w:b/>
+          <w:bCs/>
+        </w:rPr>
+      </w:pPr>
+      <w:r>
+        <w:rPr>
+          <w:rFonts w:asciiTheme="minorHAnsi" w:eastAsiaTheme="minorHAnsi" w:hAnsiTheme="minorHAnsi" w:cs="宋体"/>
+          <w:b/>
+          <w:bCs/>
+        </w:rPr>
+        <w:t>**第三条线：拟合</w:t>
       </w:r>
       <w:proofErr w:type="gramStart"/>
       <w:r>
@@ -3012,7 +3304,7 @@
           <w:b/>
           <w:bCs/>
         </w:rPr>
-        <w:t>哑</w:t>
+        <w:t>线数据</w:t>
       </w:r>
       <w:proofErr w:type="gramEnd"/>
       <w:r>
@@ -3021,53 +3313,45 @@
           <w:b/>
           <w:bCs/>
         </w:rPr>
-        <w:t>变量，深圳到肇庆各一个，广州作为基准城市全为 0。</w:t>
-      </w:r>
-    </w:p>
-    <w:p>
-      <w:pPr>
-        <w:pStyle w:val="a3"/>
-        <w:rPr>
-          <w:rFonts w:asciiTheme="minorHAnsi" w:eastAsiaTheme="minorHAnsi" w:hAnsiTheme="minorHAnsi" w:cs="宋体"/>
-          <w:b/>
-          <w:bCs/>
-        </w:rPr>
-      </w:pPr>
-    </w:p>
-    <w:p>
-      <w:pPr>
-        <w:pStyle w:val="a3"/>
-        <w:rPr>
-          <w:rFonts w:asciiTheme="minorHAnsi" w:eastAsiaTheme="minorHAnsi" w:hAnsiTheme="minorHAnsi" w:cs="宋体"/>
-          <w:b/>
-          <w:bCs/>
-        </w:rPr>
-      </w:pPr>
-      <w:r>
-        <w:rPr>
-          <w:rFonts w:asciiTheme="minorHAnsi" w:eastAsiaTheme="minorHAnsi" w:hAnsiTheme="minorHAnsi" w:cs="宋体"/>
-          <w:b/>
-          <w:bCs/>
-        </w:rPr>
-        <w:t xml:space="preserve">训练由 </w:t>
-      </w:r>
-      <w:proofErr w:type="spellStart"/>
-      <w:r>
-        <w:rPr>
-          <w:rFonts w:asciiTheme="minorHAnsi" w:eastAsiaTheme="minorHAnsi" w:hAnsiTheme="minorHAnsi" w:cs="宋体"/>
-          <w:b/>
-          <w:bCs/>
-        </w:rPr>
-        <w:t>LinearRegressionModel</w:t>
-      </w:r>
-      <w:proofErr w:type="spellEnd"/>
-      <w:r>
-        <w:rPr>
-          <w:rFonts w:asciiTheme="minorHAnsi" w:eastAsiaTheme="minorHAnsi" w:hAnsiTheme="minorHAnsi" w:cs="宋体"/>
-          <w:b/>
-          <w:bCs/>
-        </w:rPr>
-        <w:t xml:space="preserve"> 完成，算法是 OLS 最小二乘法，通过正规方程求解，用高斯</w:t>
+        <w:t>**</w:t>
+      </w:r>
+    </w:p>
+    <w:p>
+      <w:pPr>
+        <w:pStyle w:val="a3"/>
+        <w:rPr>
+          <w:rFonts w:asciiTheme="minorHAnsi" w:eastAsiaTheme="minorHAnsi" w:hAnsiTheme="minorHAnsi" w:cs="宋体" w:hint="eastAsia"/>
+          <w:b/>
+          <w:bCs/>
+        </w:rPr>
+      </w:pPr>
+    </w:p>
+    <w:p>
+      <w:pPr>
+        <w:pStyle w:val="a3"/>
+        <w:rPr>
+          <w:rFonts w:asciiTheme="minorHAnsi" w:eastAsiaTheme="minorHAnsi" w:hAnsiTheme="minorHAnsi" w:cs="宋体" w:hint="eastAsia"/>
+          <w:b/>
+          <w:bCs/>
+        </w:rPr>
+      </w:pPr>
+      <w:proofErr w:type="spellStart"/>
+      <w:r>
+        <w:rPr>
+          <w:rFonts w:asciiTheme="minorHAnsi" w:eastAsiaTheme="minorHAnsi" w:hAnsiTheme="minorHAnsi" w:cs="宋体"/>
+          <w:b/>
+          <w:bCs/>
+        </w:rPr>
+        <w:t>buildFitLines</w:t>
+      </w:r>
+      <w:proofErr w:type="spellEnd"/>
+      <w:r>
+        <w:rPr>
+          <w:rFonts w:asciiTheme="minorHAnsi" w:eastAsiaTheme="minorHAnsi" w:hAnsiTheme="minorHAnsi" w:cs="宋体"/>
+          <w:b/>
+          <w:bCs/>
+        </w:rPr>
+        <w:t xml:space="preserve"> 方法固定用户输入的其他特征，只让一个特征变化：面积从 28 到 142 取 41 </w:t>
       </w:r>
       <w:proofErr w:type="gramStart"/>
       <w:r>
@@ -3076,7 +3360,7 @@
           <w:b/>
           <w:bCs/>
         </w:rPr>
-        <w:t>消元带</w:t>
+        <w:t>个</w:t>
       </w:r>
       <w:proofErr w:type="gramEnd"/>
       <w:r>
@@ -3085,7 +3369,7 @@
           <w:b/>
           <w:bCs/>
         </w:rPr>
-        <w:t>部分选主元。训练</w:t>
+        <w:t>点，楼层 1 到 30，距地铁 0.1 到 5.5，房龄 0.5 到 29。每个点代入回归方程算价格，供</w:t>
       </w:r>
       <w:proofErr w:type="gramStart"/>
       <w:r>
@@ -3094,7 +3378,7 @@
           <w:b/>
           <w:bCs/>
         </w:rPr>
-        <w:t>完计算</w:t>
+        <w:t>前端画</w:t>
       </w:r>
       <w:proofErr w:type="gramEnd"/>
       <w:r>
@@ -3103,129 +3387,7 @@
           <w:b/>
           <w:bCs/>
         </w:rPr>
-        <w:t xml:space="preserve"> R 方，衡量拟合优度，租房大约 0.92，购房大约 0.83。</w:t>
-      </w:r>
-    </w:p>
-    <w:p>
-      <w:pPr>
-        <w:pStyle w:val="a3"/>
-        <w:rPr>
-          <w:rFonts w:asciiTheme="minorHAnsi" w:eastAsiaTheme="minorHAnsi" w:hAnsiTheme="minorHAnsi" w:cs="宋体"/>
-          <w:b/>
-          <w:bCs/>
-        </w:rPr>
-      </w:pPr>
-    </w:p>
-    <w:p>
-      <w:pPr>
-        <w:pStyle w:val="a3"/>
-        <w:rPr>
-          <w:rFonts w:asciiTheme="minorHAnsi" w:eastAsiaTheme="minorHAnsi" w:hAnsiTheme="minorHAnsi" w:cs="宋体"/>
-          <w:b/>
-          <w:bCs/>
-        </w:rPr>
-      </w:pPr>
-      <w:r>
-        <w:rPr>
-          <w:rFonts w:asciiTheme="minorHAnsi" w:eastAsiaTheme="minorHAnsi" w:hAnsiTheme="minorHAnsi" w:cs="宋体"/>
-          <w:b/>
-          <w:bCs/>
-        </w:rPr>
-        <w:t>训练好的系数缓存在内存里，同一次 Tomcat 运行期间不用重复训练。</w:t>
-      </w:r>
-    </w:p>
-    <w:p>
-      <w:pPr>
-        <w:pStyle w:val="a3"/>
-        <w:rPr>
-          <w:rFonts w:asciiTheme="minorHAnsi" w:eastAsiaTheme="minorHAnsi" w:hAnsiTheme="minorHAnsi" w:cs="宋体"/>
-          <w:b/>
-          <w:bCs/>
-        </w:rPr>
-      </w:pPr>
-    </w:p>
-    <w:p>
-      <w:pPr>
-        <w:pStyle w:val="a3"/>
-        <w:rPr>
-          <w:rFonts w:asciiTheme="minorHAnsi" w:eastAsiaTheme="minorHAnsi" w:hAnsiTheme="minorHAnsi" w:cs="宋体"/>
-          <w:b/>
-          <w:bCs/>
-        </w:rPr>
-      </w:pPr>
-      <w:r>
-        <w:rPr>
-          <w:rFonts w:asciiTheme="minorHAnsi" w:eastAsiaTheme="minorHAnsi" w:hAnsiTheme="minorHAnsi" w:cs="宋体"/>
-          <w:b/>
-          <w:bCs/>
-        </w:rPr>
-        <w:t>预测时，把用户输入转成特征向量，代入方程得到预测总价，再除以面积得到单位价格。如果结果小于等于 0，兜底为 0.01。</w:t>
-      </w:r>
-    </w:p>
-    <w:p>
-      <w:pPr>
-        <w:pStyle w:val="a3"/>
-        <w:rPr>
-          <w:rFonts w:asciiTheme="minorHAnsi" w:eastAsiaTheme="minorHAnsi" w:hAnsiTheme="minorHAnsi" w:cs="宋体"/>
-          <w:b/>
-          <w:bCs/>
-        </w:rPr>
-      </w:pPr>
-    </w:p>
-    <w:p>
-      <w:pPr>
-        <w:pStyle w:val="a3"/>
-        <w:rPr>
-          <w:rFonts w:asciiTheme="minorHAnsi" w:eastAsiaTheme="minorHAnsi" w:hAnsiTheme="minorHAnsi" w:cs="宋体"/>
-          <w:b/>
-          <w:bCs/>
-        </w:rPr>
-      </w:pPr>
-      <w:r>
-        <w:rPr>
-          <w:rFonts w:asciiTheme="minorHAnsi" w:eastAsiaTheme="minorHAnsi" w:hAnsiTheme="minorHAnsi" w:cs="宋体"/>
-          <w:b/>
-          <w:bCs/>
-        </w:rPr>
-        <w:t>**第二条线：边际系数**</w:t>
-      </w:r>
-    </w:p>
-    <w:p>
-      <w:pPr>
-        <w:pStyle w:val="a3"/>
-        <w:rPr>
-          <w:rFonts w:asciiTheme="minorHAnsi" w:eastAsiaTheme="minorHAnsi" w:hAnsiTheme="minorHAnsi" w:cs="宋体"/>
-          <w:b/>
-          <w:bCs/>
-        </w:rPr>
-      </w:pPr>
-    </w:p>
-    <w:p>
-      <w:pPr>
-        <w:pStyle w:val="a3"/>
-        <w:rPr>
-          <w:rFonts w:asciiTheme="minorHAnsi" w:eastAsiaTheme="minorHAnsi" w:hAnsiTheme="minorHAnsi" w:cs="宋体"/>
-          <w:b/>
-          <w:bCs/>
-        </w:rPr>
-      </w:pPr>
-      <w:proofErr w:type="spellStart"/>
-      <w:r>
-        <w:rPr>
-          <w:rFonts w:asciiTheme="minorHAnsi" w:eastAsiaTheme="minorHAnsi" w:hAnsiTheme="minorHAnsi" w:cs="宋体"/>
-          <w:b/>
-          <w:bCs/>
-        </w:rPr>
-        <w:t>RegressionService.factorImpact</w:t>
-      </w:r>
-      <w:proofErr w:type="spellEnd"/>
-      <w:r>
-        <w:rPr>
-          <w:rFonts w:asciiTheme="minorHAnsi" w:eastAsiaTheme="minorHAnsi" w:hAnsiTheme="minorHAnsi" w:cs="宋体"/>
-          <w:b/>
-          <w:bCs/>
-        </w:rPr>
-        <w:t xml:space="preserve"> 返回每个特征的 beta 系数，含义是：该特征每增加 1 </w:t>
+        <w:t>蓝色拟合线。</w:t>
       </w:r>
       <w:proofErr w:type="gramStart"/>
       <w:r>
@@ -3234,7 +3396,7 @@
           <w:b/>
           <w:bCs/>
         </w:rPr>
-        <w:t>个</w:t>
+        <w:t>这叫偏效应</w:t>
       </w:r>
       <w:proofErr w:type="gramEnd"/>
       <w:r>
@@ -3243,35 +3405,81 @@
           <w:b/>
           <w:bCs/>
         </w:rPr>
-        <w:t>单位，总价变化多少万。地区项显示的是相对广州的差价系数。这些不是百分比，是真实回归系数。</w:t>
-      </w:r>
-    </w:p>
-    <w:p>
-      <w:pPr>
-        <w:pStyle w:val="a3"/>
-        <w:rPr>
-          <w:rFonts w:asciiTheme="minorHAnsi" w:eastAsiaTheme="minorHAnsi" w:hAnsiTheme="minorHAnsi" w:cs="宋体"/>
-          <w:b/>
-          <w:bCs/>
-        </w:rPr>
-      </w:pPr>
-    </w:p>
-    <w:p>
-      <w:pPr>
-        <w:pStyle w:val="a3"/>
-        <w:rPr>
-          <w:rFonts w:asciiTheme="minorHAnsi" w:eastAsiaTheme="minorHAnsi" w:hAnsiTheme="minorHAnsi" w:cs="宋体"/>
-          <w:b/>
-          <w:bCs/>
-        </w:rPr>
-      </w:pPr>
-      <w:r>
-        <w:rPr>
-          <w:rFonts w:asciiTheme="minorHAnsi" w:eastAsiaTheme="minorHAnsi" w:hAnsiTheme="minorHAnsi" w:cs="宋体"/>
-          <w:b/>
-          <w:bCs/>
-        </w:rPr>
-        <w:t>**第三条线：拟合</w:t>
+        <w:t>曲线，展示单一特征变化时模型预测怎么变。</w:t>
+      </w:r>
+    </w:p>
+    <w:p>
+      <w:pPr>
+        <w:pStyle w:val="a3"/>
+        <w:rPr>
+          <w:rFonts w:asciiTheme="minorHAnsi" w:eastAsiaTheme="minorHAnsi" w:hAnsiTheme="minorHAnsi" w:cs="宋体" w:hint="eastAsia"/>
+          <w:b/>
+          <w:bCs/>
+        </w:rPr>
+      </w:pPr>
+    </w:p>
+    <w:p>
+      <w:pPr>
+        <w:pStyle w:val="a3"/>
+        <w:rPr>
+          <w:rFonts w:asciiTheme="minorHAnsi" w:eastAsiaTheme="minorHAnsi" w:hAnsiTheme="minorHAnsi" w:cs="宋体" w:hint="eastAsia"/>
+          <w:b/>
+          <w:bCs/>
+        </w:rPr>
+      </w:pPr>
+      <w:r>
+        <w:rPr>
+          <w:rFonts w:asciiTheme="minorHAnsi" w:eastAsiaTheme="minorHAnsi" w:hAnsiTheme="minorHAnsi" w:cs="宋体"/>
+          <w:b/>
+          <w:bCs/>
+        </w:rPr>
+        <w:t>**第四条线：散点图数据**</w:t>
+      </w:r>
+    </w:p>
+    <w:p>
+      <w:pPr>
+        <w:pStyle w:val="a3"/>
+        <w:rPr>
+          <w:rFonts w:asciiTheme="minorHAnsi" w:eastAsiaTheme="minorHAnsi" w:hAnsiTheme="minorHAnsi" w:cs="宋体" w:hint="eastAsia"/>
+          <w:b/>
+          <w:bCs/>
+        </w:rPr>
+      </w:pPr>
+    </w:p>
+    <w:p>
+      <w:pPr>
+        <w:pStyle w:val="a3"/>
+        <w:rPr>
+          <w:rFonts w:asciiTheme="minorHAnsi" w:eastAsiaTheme="minorHAnsi" w:hAnsiTheme="minorHAnsi" w:cs="宋体" w:hint="eastAsia"/>
+          <w:b/>
+          <w:bCs/>
+        </w:rPr>
+      </w:pPr>
+      <w:r>
+        <w:rPr>
+          <w:rFonts w:asciiTheme="minorHAnsi" w:eastAsiaTheme="minorHAnsi" w:hAnsiTheme="minorHAnsi" w:cs="宋体"/>
+          <w:b/>
+          <w:bCs/>
+        </w:rPr>
+        <w:t xml:space="preserve">DAO 的 </w:t>
+      </w:r>
+      <w:proofErr w:type="spellStart"/>
+      <w:r>
+        <w:rPr>
+          <w:rFonts w:asciiTheme="minorHAnsi" w:eastAsiaTheme="minorHAnsi" w:hAnsiTheme="minorHAnsi" w:cs="宋体"/>
+          <w:b/>
+          <w:bCs/>
+        </w:rPr>
+        <w:t>fetchScatterSamples</w:t>
+      </w:r>
+      <w:proofErr w:type="spellEnd"/>
+      <w:r>
+        <w:rPr>
+          <w:rFonts w:asciiTheme="minorHAnsi" w:eastAsiaTheme="minorHAnsi" w:hAnsiTheme="minorHAnsi" w:cs="宋体"/>
+          <w:b/>
+          <w:bCs/>
+        </w:rPr>
+        <w:t xml:space="preserve"> 用 ORDER BY RAND LIMIT 200 随机抽 200 </w:t>
       </w:r>
       <w:proofErr w:type="gramStart"/>
       <w:r>
@@ -3280,7 +3488,7 @@
           <w:b/>
           <w:bCs/>
         </w:rPr>
-        <w:t>线数据</w:t>
+        <w:t>条同类型</w:t>
       </w:r>
       <w:proofErr w:type="gramEnd"/>
       <w:r>
@@ -3289,45 +3497,127 @@
           <w:b/>
           <w:bCs/>
         </w:rPr>
-        <w:t>**</w:t>
-      </w:r>
-    </w:p>
-    <w:p>
-      <w:pPr>
-        <w:pStyle w:val="a3"/>
-        <w:rPr>
-          <w:rFonts w:asciiTheme="minorHAnsi" w:eastAsiaTheme="minorHAnsi" w:hAnsiTheme="minorHAnsi" w:cs="宋体"/>
-          <w:b/>
-          <w:bCs/>
-        </w:rPr>
-      </w:pPr>
-    </w:p>
-    <w:p>
-      <w:pPr>
-        <w:pStyle w:val="a3"/>
-        <w:rPr>
-          <w:rFonts w:asciiTheme="minorHAnsi" w:eastAsiaTheme="minorHAnsi" w:hAnsiTheme="minorHAnsi" w:cs="宋体"/>
-          <w:b/>
-          <w:bCs/>
-        </w:rPr>
-      </w:pPr>
-      <w:proofErr w:type="spellStart"/>
-      <w:r>
-        <w:rPr>
-          <w:rFonts w:asciiTheme="minorHAnsi" w:eastAsiaTheme="minorHAnsi" w:hAnsiTheme="minorHAnsi" w:cs="宋体"/>
-          <w:b/>
-          <w:bCs/>
-        </w:rPr>
-        <w:t>buildFitLines</w:t>
-      </w:r>
-      <w:proofErr w:type="spellEnd"/>
-      <w:r>
-        <w:rPr>
-          <w:rFonts w:asciiTheme="minorHAnsi" w:eastAsiaTheme="minorHAnsi" w:hAnsiTheme="minorHAnsi" w:cs="宋体"/>
-          <w:b/>
-          <w:bCs/>
-        </w:rPr>
-        <w:t xml:space="preserve"> 方法固定用户输入的其他特征，只让一个特征变化：面积从 28 到 142 取 41 </w:t>
+        <w:t xml:space="preserve">样本，包含 area、floor、distance、age、price，一并放进 JSON 的 </w:t>
+      </w:r>
+      <w:proofErr w:type="spellStart"/>
+      <w:r>
+        <w:rPr>
+          <w:rFonts w:asciiTheme="minorHAnsi" w:eastAsiaTheme="minorHAnsi" w:hAnsiTheme="minorHAnsi" w:cs="宋体"/>
+          <w:b/>
+          <w:bCs/>
+        </w:rPr>
+        <w:t>scatterPoints</w:t>
+      </w:r>
+      <w:proofErr w:type="spellEnd"/>
+      <w:r>
+        <w:rPr>
+          <w:rFonts w:asciiTheme="minorHAnsi" w:eastAsiaTheme="minorHAnsi" w:hAnsiTheme="minorHAnsi" w:cs="宋体"/>
+          <w:b/>
+          <w:bCs/>
+        </w:rPr>
+        <w:t xml:space="preserve"> 字段。</w:t>
+      </w:r>
+    </w:p>
+    <w:p>
+      <w:pPr>
+        <w:pStyle w:val="a3"/>
+        <w:rPr>
+          <w:rFonts w:asciiTheme="minorHAnsi" w:eastAsiaTheme="minorHAnsi" w:hAnsiTheme="minorHAnsi" w:cs="宋体" w:hint="eastAsia"/>
+          <w:b/>
+          <w:bCs/>
+        </w:rPr>
+      </w:pPr>
+    </w:p>
+    <w:p>
+      <w:pPr>
+        <w:pStyle w:val="a3"/>
+        <w:rPr>
+          <w:rFonts w:asciiTheme="minorHAnsi" w:eastAsiaTheme="minorHAnsi" w:hAnsiTheme="minorHAnsi" w:cs="宋体" w:hint="eastAsia"/>
+          <w:b/>
+          <w:bCs/>
+        </w:rPr>
+      </w:pPr>
+      <w:r>
+        <w:rPr>
+          <w:rFonts w:asciiTheme="minorHAnsi" w:eastAsiaTheme="minorHAnsi" w:hAnsiTheme="minorHAnsi" w:cs="宋体"/>
+          <w:b/>
+          <w:bCs/>
+        </w:rPr>
+        <w:t>**第五条线：建议文案**</w:t>
+      </w:r>
+    </w:p>
+    <w:p>
+      <w:pPr>
+        <w:pStyle w:val="a3"/>
+        <w:rPr>
+          <w:rFonts w:asciiTheme="minorHAnsi" w:eastAsiaTheme="minorHAnsi" w:hAnsiTheme="minorHAnsi" w:cs="宋体" w:hint="eastAsia"/>
+          <w:b/>
+          <w:bCs/>
+        </w:rPr>
+      </w:pPr>
+    </w:p>
+    <w:p>
+      <w:pPr>
+        <w:pStyle w:val="a3"/>
+        <w:rPr>
+          <w:rFonts w:asciiTheme="minorHAnsi" w:eastAsiaTheme="minorHAnsi" w:hAnsiTheme="minorHAnsi" w:cs="宋体" w:hint="eastAsia"/>
+          <w:b/>
+          <w:bCs/>
+        </w:rPr>
+      </w:pPr>
+      <w:proofErr w:type="spellStart"/>
+      <w:r>
+        <w:rPr>
+          <w:rFonts w:asciiTheme="minorHAnsi" w:eastAsiaTheme="minorHAnsi" w:hAnsiTheme="minorHAnsi" w:cs="宋体"/>
+          <w:b/>
+          <w:bCs/>
+        </w:rPr>
+        <w:t>SuggestionService</w:t>
+      </w:r>
+      <w:proofErr w:type="spellEnd"/>
+      <w:r>
+        <w:rPr>
+          <w:rFonts w:asciiTheme="minorHAnsi" w:eastAsiaTheme="minorHAnsi" w:hAnsiTheme="minorHAnsi" w:cs="宋体"/>
+          <w:b/>
+          <w:bCs/>
+        </w:rPr>
+        <w:t xml:space="preserve"> 单独工作。它查 </w:t>
+      </w:r>
+      <w:proofErr w:type="spellStart"/>
+      <w:r>
+        <w:rPr>
+          <w:rFonts w:asciiTheme="minorHAnsi" w:eastAsiaTheme="minorHAnsi" w:hAnsiTheme="minorHAnsi" w:cs="宋体"/>
+          <w:b/>
+          <w:bCs/>
+        </w:rPr>
+        <w:t>getMarketStats</w:t>
+      </w:r>
+      <w:proofErr w:type="spellEnd"/>
+      <w:r>
+        <w:rPr>
+          <w:rFonts w:asciiTheme="minorHAnsi" w:eastAsiaTheme="minorHAnsi" w:hAnsiTheme="minorHAnsi" w:cs="宋体"/>
+          <w:b/>
+          <w:bCs/>
+        </w:rPr>
+        <w:t xml:space="preserve">：同地区、同年月、同 </w:t>
+      </w:r>
+      <w:proofErr w:type="spellStart"/>
+      <w:r>
+        <w:rPr>
+          <w:rFonts w:asciiTheme="minorHAnsi" w:eastAsiaTheme="minorHAnsi" w:hAnsiTheme="minorHAnsi" w:cs="宋体"/>
+          <w:b/>
+          <w:bCs/>
+        </w:rPr>
+        <w:t>listing_type</w:t>
+      </w:r>
+      <w:proofErr w:type="spellEnd"/>
+      <w:r>
+        <w:rPr>
+          <w:rFonts w:asciiTheme="minorHAnsi" w:eastAsiaTheme="minorHAnsi" w:hAnsiTheme="minorHAnsi" w:cs="宋体"/>
+          <w:b/>
+          <w:bCs/>
+        </w:rPr>
+        <w:t>，</w:t>
       </w:r>
       <w:proofErr w:type="gramStart"/>
       <w:r>
@@ -3336,7 +3626,7 @@
           <w:b/>
           <w:bCs/>
         </w:rPr>
-        <w:t>个</w:t>
+        <w:t>且面积</w:t>
       </w:r>
       <w:proofErr w:type="gramEnd"/>
       <w:r>
@@ -3345,7 +3635,35 @@
           <w:b/>
           <w:bCs/>
         </w:rPr>
-        <w:t>点，楼层 1 到 30，距地铁 0.1 到 5.5，房龄 0.5 到 29。每个点代入回归方程算价格，供</w:t>
+        <w:t>在用户输入正负 15% 范围内的样本，算均价和样本数。如果不足 3 条，放宽到只按地区查。</w:t>
+      </w:r>
+    </w:p>
+    <w:p>
+      <w:pPr>
+        <w:pStyle w:val="a3"/>
+        <w:rPr>
+          <w:rFonts w:asciiTheme="minorHAnsi" w:eastAsiaTheme="minorHAnsi" w:hAnsiTheme="minorHAnsi" w:cs="宋体" w:hint="eastAsia"/>
+          <w:b/>
+          <w:bCs/>
+        </w:rPr>
+      </w:pPr>
+    </w:p>
+    <w:p>
+      <w:pPr>
+        <w:pStyle w:val="a3"/>
+        <w:rPr>
+          <w:rFonts w:asciiTheme="minorHAnsi" w:eastAsiaTheme="minorHAnsi" w:hAnsiTheme="minorHAnsi" w:cs="宋体" w:hint="eastAsia"/>
+          <w:b/>
+          <w:bCs/>
+        </w:rPr>
+      </w:pPr>
+      <w:r>
+        <w:rPr>
+          <w:rFonts w:asciiTheme="minorHAnsi" w:eastAsiaTheme="minorHAnsi" w:hAnsiTheme="minorHAnsi" w:cs="宋体"/>
+          <w:b/>
+          <w:bCs/>
+        </w:rPr>
+        <w:t>然后</w:t>
       </w:r>
       <w:proofErr w:type="gramStart"/>
       <w:r>
@@ -3354,7 +3672,7 @@
           <w:b/>
           <w:bCs/>
         </w:rPr>
-        <w:t>前端画</w:t>
+        <w:t>拿预测</w:t>
       </w:r>
       <w:proofErr w:type="gramEnd"/>
       <w:r>
@@ -3363,7 +3681,7 @@
           <w:b/>
           <w:bCs/>
         </w:rPr>
-        <w:t>蓝色拟合线。</w:t>
+        <w:t>单价和数据库均价比，算偏差百分比；如果年份大于 2023，再查去年同月数据算同比涨跌幅；根据租售</w:t>
       </w:r>
       <w:proofErr w:type="gramStart"/>
       <w:r>
@@ -3372,7 +3690,7 @@
           <w:b/>
           <w:bCs/>
         </w:rPr>
-        <w:t>这叫偏效应</w:t>
+        <w:t>不同用</w:t>
       </w:r>
       <w:proofErr w:type="gramEnd"/>
       <w:r>
@@ -3381,81 +3699,310 @@
           <w:b/>
           <w:bCs/>
         </w:rPr>
-        <w:t>曲线，展示单一特征变化时模型预测怎么变。</w:t>
-      </w:r>
-    </w:p>
-    <w:p>
-      <w:pPr>
-        <w:pStyle w:val="a3"/>
-        <w:rPr>
-          <w:rFonts w:asciiTheme="minorHAnsi" w:eastAsiaTheme="minorHAnsi" w:hAnsiTheme="minorHAnsi" w:cs="宋体"/>
-          <w:b/>
-          <w:bCs/>
-        </w:rPr>
-      </w:pPr>
-    </w:p>
-    <w:p>
-      <w:pPr>
-        <w:pStyle w:val="a3"/>
-        <w:rPr>
-          <w:rFonts w:asciiTheme="minorHAnsi" w:eastAsiaTheme="minorHAnsi" w:hAnsiTheme="minorHAnsi" w:cs="宋体"/>
-          <w:b/>
-          <w:bCs/>
-        </w:rPr>
-      </w:pPr>
-      <w:r>
-        <w:rPr>
-          <w:rFonts w:asciiTheme="minorHAnsi" w:eastAsiaTheme="minorHAnsi" w:hAnsiTheme="minorHAnsi" w:cs="宋体"/>
-          <w:b/>
-          <w:bCs/>
-        </w:rPr>
-        <w:t>**第四条线：散点图数据**</w:t>
-      </w:r>
-    </w:p>
-    <w:p>
-      <w:pPr>
-        <w:pStyle w:val="a3"/>
-        <w:rPr>
-          <w:rFonts w:asciiTheme="minorHAnsi" w:eastAsiaTheme="minorHAnsi" w:hAnsiTheme="minorHAnsi" w:cs="宋体"/>
-          <w:b/>
-          <w:bCs/>
-        </w:rPr>
-      </w:pPr>
-    </w:p>
-    <w:p>
-      <w:pPr>
-        <w:pStyle w:val="a3"/>
-        <w:rPr>
-          <w:rFonts w:asciiTheme="minorHAnsi" w:eastAsiaTheme="minorHAnsi" w:hAnsiTheme="minorHAnsi" w:cs="宋体"/>
-          <w:b/>
-          <w:bCs/>
-        </w:rPr>
-      </w:pPr>
-      <w:r>
-        <w:rPr>
-          <w:rFonts w:asciiTheme="minorHAnsi" w:eastAsiaTheme="minorHAnsi" w:hAnsiTheme="minorHAnsi" w:cs="宋体"/>
-          <w:b/>
-          <w:bCs/>
-        </w:rPr>
-        <w:t xml:space="preserve">DAO 的 </w:t>
-      </w:r>
-      <w:proofErr w:type="spellStart"/>
-      <w:r>
-        <w:rPr>
-          <w:rFonts w:asciiTheme="minorHAnsi" w:eastAsiaTheme="minorHAnsi" w:hAnsiTheme="minorHAnsi" w:cs="宋体"/>
-          <w:b/>
-          <w:bCs/>
-        </w:rPr>
-        <w:t>fetchScatterSamples</w:t>
-      </w:r>
-      <w:proofErr w:type="spellEnd"/>
-      <w:r>
-        <w:rPr>
-          <w:rFonts w:asciiTheme="minorHAnsi" w:eastAsiaTheme="minorHAnsi" w:hAnsiTheme="minorHAnsi" w:cs="宋体"/>
-          <w:b/>
-          <w:bCs/>
-        </w:rPr>
-        <w:t xml:space="preserve"> 用 ORDER BY RAND LIMIT 200 随机抽 200 </w:t>
+        <w:t>不同阈值生成中文建议，比如「建议尽快出租」「可考虑适当调价」等。2023 年及以前只显示基准描述，不给同比建议。</w:t>
+      </w:r>
+    </w:p>
+    <w:p>
+      <w:pPr>
+        <w:pStyle w:val="a3"/>
+        <w:rPr>
+          <w:rFonts w:asciiTheme="minorHAnsi" w:eastAsiaTheme="minorHAnsi" w:hAnsiTheme="minorHAnsi" w:cs="宋体" w:hint="eastAsia"/>
+          <w:b/>
+          <w:bCs/>
+        </w:rPr>
+      </w:pPr>
+    </w:p>
+    <w:p>
+      <w:pPr>
+        <w:pStyle w:val="a3"/>
+        <w:rPr>
+          <w:rFonts w:asciiTheme="minorHAnsi" w:eastAsiaTheme="minorHAnsi" w:hAnsiTheme="minorHAnsi" w:cs="宋体" w:hint="eastAsia"/>
+          <w:b/>
+          <w:bCs/>
+        </w:rPr>
+      </w:pPr>
+      <w:r>
+        <w:rPr>
+          <w:rFonts w:asciiTheme="minorHAnsi" w:eastAsiaTheme="minorHAnsi" w:hAnsiTheme="minorHAnsi" w:cs="宋体"/>
+          <w:b/>
+          <w:bCs/>
+        </w:rPr>
+        <w:t>Servlet 把所有结果拼成 JSON 返回：</w:t>
+      </w:r>
+      <w:proofErr w:type="spellStart"/>
+      <w:r>
+        <w:rPr>
+          <w:rFonts w:asciiTheme="minorHAnsi" w:eastAsiaTheme="minorHAnsi" w:hAnsiTheme="minorHAnsi" w:cs="宋体"/>
+          <w:b/>
+          <w:bCs/>
+        </w:rPr>
+        <w:t>unitPrice</w:t>
+      </w:r>
+      <w:proofErr w:type="spellEnd"/>
+      <w:r>
+        <w:rPr>
+          <w:rFonts w:asciiTheme="minorHAnsi" w:eastAsiaTheme="minorHAnsi" w:hAnsiTheme="minorHAnsi" w:cs="宋体"/>
+          <w:b/>
+          <w:bCs/>
+        </w:rPr>
+        <w:t>、</w:t>
+      </w:r>
+      <w:proofErr w:type="spellStart"/>
+      <w:r>
+        <w:rPr>
+          <w:rFonts w:asciiTheme="minorHAnsi" w:eastAsiaTheme="minorHAnsi" w:hAnsiTheme="minorHAnsi" w:cs="宋体"/>
+          <w:b/>
+          <w:bCs/>
+        </w:rPr>
+        <w:t>totalPrice</w:t>
+      </w:r>
+      <w:proofErr w:type="spellEnd"/>
+      <w:r>
+        <w:rPr>
+          <w:rFonts w:asciiTheme="minorHAnsi" w:eastAsiaTheme="minorHAnsi" w:hAnsiTheme="minorHAnsi" w:cs="宋体"/>
+          <w:b/>
+          <w:bCs/>
+        </w:rPr>
+        <w:t>、</w:t>
+      </w:r>
+      <w:proofErr w:type="spellStart"/>
+      <w:r>
+        <w:rPr>
+          <w:rFonts w:asciiTheme="minorHAnsi" w:eastAsiaTheme="minorHAnsi" w:hAnsiTheme="minorHAnsi" w:cs="宋体"/>
+          <w:b/>
+          <w:bCs/>
+        </w:rPr>
+        <w:t>rSquared</w:t>
+      </w:r>
+      <w:proofErr w:type="spellEnd"/>
+      <w:r>
+        <w:rPr>
+          <w:rFonts w:asciiTheme="minorHAnsi" w:eastAsiaTheme="minorHAnsi" w:hAnsiTheme="minorHAnsi" w:cs="宋体"/>
+          <w:b/>
+          <w:bCs/>
+        </w:rPr>
+        <w:t>、</w:t>
+      </w:r>
+      <w:proofErr w:type="spellStart"/>
+      <w:r>
+        <w:rPr>
+          <w:rFonts w:asciiTheme="minorHAnsi" w:eastAsiaTheme="minorHAnsi" w:hAnsiTheme="minorHAnsi" w:cs="宋体"/>
+          <w:b/>
+          <w:bCs/>
+        </w:rPr>
+        <w:t>trainSampleCount</w:t>
+      </w:r>
+      <w:proofErr w:type="spellEnd"/>
+      <w:r>
+        <w:rPr>
+          <w:rFonts w:asciiTheme="minorHAnsi" w:eastAsiaTheme="minorHAnsi" w:hAnsiTheme="minorHAnsi" w:cs="宋体"/>
+          <w:b/>
+          <w:bCs/>
+        </w:rPr>
+        <w:t>、</w:t>
+      </w:r>
+      <w:proofErr w:type="spellStart"/>
+      <w:r>
+        <w:rPr>
+          <w:rFonts w:asciiTheme="minorHAnsi" w:eastAsiaTheme="minorHAnsi" w:hAnsiTheme="minorHAnsi" w:cs="宋体"/>
+          <w:b/>
+          <w:bCs/>
+        </w:rPr>
+        <w:t>modelType</w:t>
+      </w:r>
+      <w:proofErr w:type="spellEnd"/>
+      <w:r>
+        <w:rPr>
+          <w:rFonts w:asciiTheme="minorHAnsi" w:eastAsiaTheme="minorHAnsi" w:hAnsiTheme="minorHAnsi" w:cs="宋体"/>
+          <w:b/>
+          <w:bCs/>
+        </w:rPr>
+        <w:t>、</w:t>
+      </w:r>
+      <w:proofErr w:type="spellStart"/>
+      <w:r>
+        <w:rPr>
+          <w:rFonts w:asciiTheme="minorHAnsi" w:eastAsiaTheme="minorHAnsi" w:hAnsiTheme="minorHAnsi" w:cs="宋体"/>
+          <w:b/>
+          <w:bCs/>
+        </w:rPr>
+        <w:t>fitLines</w:t>
+      </w:r>
+      <w:proofErr w:type="spellEnd"/>
+      <w:r>
+        <w:rPr>
+          <w:rFonts w:asciiTheme="minorHAnsi" w:eastAsiaTheme="minorHAnsi" w:hAnsiTheme="minorHAnsi" w:cs="宋体"/>
+          <w:b/>
+          <w:bCs/>
+        </w:rPr>
+        <w:t>、</w:t>
+      </w:r>
+      <w:proofErr w:type="spellStart"/>
+      <w:r>
+        <w:rPr>
+          <w:rFonts w:asciiTheme="minorHAnsi" w:eastAsiaTheme="minorHAnsi" w:hAnsiTheme="minorHAnsi" w:cs="宋体"/>
+          <w:b/>
+          <w:bCs/>
+        </w:rPr>
+        <w:t>scatterPoints</w:t>
+      </w:r>
+      <w:proofErr w:type="spellEnd"/>
+      <w:r>
+        <w:rPr>
+          <w:rFonts w:asciiTheme="minorHAnsi" w:eastAsiaTheme="minorHAnsi" w:hAnsiTheme="minorHAnsi" w:cs="宋体"/>
+          <w:b/>
+          <w:bCs/>
+        </w:rPr>
+        <w:t>、</w:t>
+      </w:r>
+      <w:proofErr w:type="spellStart"/>
+      <w:r>
+        <w:rPr>
+          <w:rFonts w:asciiTheme="minorHAnsi" w:eastAsiaTheme="minorHAnsi" w:hAnsiTheme="minorHAnsi" w:cs="宋体"/>
+          <w:b/>
+          <w:bCs/>
+        </w:rPr>
+        <w:t>scatterCount</w:t>
+      </w:r>
+      <w:proofErr w:type="spellEnd"/>
+      <w:r>
+        <w:rPr>
+          <w:rFonts w:asciiTheme="minorHAnsi" w:eastAsiaTheme="minorHAnsi" w:hAnsiTheme="minorHAnsi" w:cs="宋体"/>
+          <w:b/>
+          <w:bCs/>
+        </w:rPr>
+        <w:t>、impact 数组、suggestion 文本。</w:t>
+      </w:r>
+    </w:p>
+    <w:p>
+      <w:pPr>
+        <w:pStyle w:val="a3"/>
+        <w:rPr>
+          <w:rFonts w:asciiTheme="minorHAnsi" w:eastAsiaTheme="minorHAnsi" w:hAnsiTheme="minorHAnsi" w:cs="宋体" w:hint="eastAsia"/>
+          <w:b/>
+          <w:bCs/>
+        </w:rPr>
+      </w:pPr>
+    </w:p>
+    <w:p>
+      <w:pPr>
+        <w:pStyle w:val="a3"/>
+        <w:rPr>
+          <w:rFonts w:asciiTheme="minorHAnsi" w:eastAsiaTheme="minorHAnsi" w:hAnsiTheme="minorHAnsi" w:cs="宋体" w:hint="eastAsia"/>
+          <w:b/>
+          <w:bCs/>
+        </w:rPr>
+      </w:pPr>
+      <w:r>
+        <w:rPr>
+          <w:rFonts w:asciiTheme="minorHAnsi" w:eastAsiaTheme="minorHAnsi" w:hAnsiTheme="minorHAnsi" w:cs="宋体"/>
+          <w:b/>
+          <w:bCs/>
+        </w:rPr>
+        <w:lastRenderedPageBreak/>
+        <w:t>**前端展示**</w:t>
+      </w:r>
+    </w:p>
+    <w:p>
+      <w:pPr>
+        <w:pStyle w:val="a3"/>
+        <w:rPr>
+          <w:rFonts w:asciiTheme="minorHAnsi" w:eastAsiaTheme="minorHAnsi" w:hAnsiTheme="minorHAnsi" w:cs="宋体" w:hint="eastAsia"/>
+          <w:b/>
+          <w:bCs/>
+        </w:rPr>
+      </w:pPr>
+    </w:p>
+    <w:p>
+      <w:pPr>
+        <w:pStyle w:val="a3"/>
+        <w:rPr>
+          <w:rFonts w:asciiTheme="minorHAnsi" w:eastAsiaTheme="minorHAnsi" w:hAnsiTheme="minorHAnsi" w:cs="宋体" w:hint="eastAsia"/>
+          <w:b/>
+          <w:bCs/>
+        </w:rPr>
+      </w:pPr>
+      <w:r>
+        <w:rPr>
+          <w:rFonts w:asciiTheme="minorHAnsi" w:eastAsiaTheme="minorHAnsi" w:hAnsiTheme="minorHAnsi" w:cs="宋体"/>
+          <w:b/>
+          <w:bCs/>
+        </w:rPr>
+        <w:t>模型信息行显示：模型类型、R 方、训练样本数、散点样本数。</w:t>
+      </w:r>
+    </w:p>
+    <w:p>
+      <w:pPr>
+        <w:pStyle w:val="a3"/>
+        <w:rPr>
+          <w:rFonts w:asciiTheme="minorHAnsi" w:eastAsiaTheme="minorHAnsi" w:hAnsiTheme="minorHAnsi" w:cs="宋体" w:hint="eastAsia"/>
+          <w:b/>
+          <w:bCs/>
+        </w:rPr>
+      </w:pPr>
+    </w:p>
+    <w:p>
+      <w:pPr>
+        <w:pStyle w:val="a3"/>
+        <w:rPr>
+          <w:rFonts w:asciiTheme="minorHAnsi" w:eastAsiaTheme="minorHAnsi" w:hAnsiTheme="minorHAnsi" w:cs="宋体" w:hint="eastAsia"/>
+          <w:b/>
+          <w:bCs/>
+        </w:rPr>
+      </w:pPr>
+      <w:r>
+        <w:rPr>
+          <w:rFonts w:asciiTheme="minorHAnsi" w:eastAsiaTheme="minorHAnsi" w:hAnsiTheme="minorHAnsi" w:cs="宋体"/>
+          <w:b/>
+          <w:bCs/>
+        </w:rPr>
+        <w:t xml:space="preserve">右侧 2 乘 2 四个 Canvas 子图，分别是面积-房价、楼层-房价、距地铁-房价、房龄-房价。每个子图画灰色网格、坐标轴、红色散点、蓝色拟合线，左下角标注散点个数。动画分两段：先画坐标轴，再同时出现全部散点和拟合线。Canvas 按 </w:t>
+      </w:r>
+      <w:proofErr w:type="spellStart"/>
+      <w:r>
+        <w:rPr>
+          <w:rFonts w:asciiTheme="minorHAnsi" w:eastAsiaTheme="minorHAnsi" w:hAnsiTheme="minorHAnsi" w:cs="宋体"/>
+          <w:b/>
+          <w:bCs/>
+        </w:rPr>
+        <w:t>devicePixelRatio</w:t>
+      </w:r>
+      <w:proofErr w:type="spellEnd"/>
+      <w:r>
+        <w:rPr>
+          <w:rFonts w:asciiTheme="minorHAnsi" w:eastAsiaTheme="minorHAnsi" w:hAnsiTheme="minorHAnsi" w:cs="宋体"/>
+          <w:b/>
+          <w:bCs/>
+        </w:rPr>
+        <w:t xml:space="preserve"> 高清适配，避免模糊。</w:t>
+      </w:r>
+    </w:p>
+    <w:p>
+      <w:pPr>
+        <w:pStyle w:val="a3"/>
+        <w:rPr>
+          <w:rFonts w:asciiTheme="minorHAnsi" w:eastAsiaTheme="minorHAnsi" w:hAnsiTheme="minorHAnsi" w:cs="宋体" w:hint="eastAsia"/>
+          <w:b/>
+          <w:bCs/>
+        </w:rPr>
+      </w:pPr>
+    </w:p>
+    <w:p>
+      <w:pPr>
+        <w:pStyle w:val="a3"/>
+        <w:rPr>
+          <w:rFonts w:asciiTheme="minorHAnsi" w:eastAsiaTheme="minorHAnsi" w:hAnsiTheme="minorHAnsi" w:cs="宋体" w:hint="eastAsia"/>
+          <w:b/>
+          <w:bCs/>
+        </w:rPr>
+      </w:pPr>
+      <w:r>
+        <w:rPr>
+          <w:rFonts w:asciiTheme="minorHAnsi" w:eastAsiaTheme="minorHAnsi" w:hAnsiTheme="minorHAnsi" w:cs="宋体"/>
+          <w:b/>
+          <w:bCs/>
+        </w:rPr>
+        <w:t>下方表格是边际系数表，正数显示加号，</w:t>
       </w:r>
       <w:proofErr w:type="gramStart"/>
       <w:r>
@@ -3464,7 +4011,7 @@
           <w:b/>
           <w:bCs/>
         </w:rPr>
-        <w:t>条同类型</w:t>
+        <w:t>单位万每单位</w:t>
       </w:r>
       <w:proofErr w:type="gramEnd"/>
       <w:r>
@@ -3473,74 +4020,36 @@
           <w:b/>
           <w:bCs/>
         </w:rPr>
-        <w:t xml:space="preserve">样本，包含 area、floor、distance、age、price，一并放进 JSON 的 </w:t>
-      </w:r>
-      <w:proofErr w:type="spellStart"/>
-      <w:r>
-        <w:rPr>
-          <w:rFonts w:asciiTheme="minorHAnsi" w:eastAsiaTheme="minorHAnsi" w:hAnsiTheme="minorHAnsi" w:cs="宋体"/>
-          <w:b/>
-          <w:bCs/>
-        </w:rPr>
-        <w:t>scatterPoints</w:t>
-      </w:r>
-      <w:proofErr w:type="spellEnd"/>
-      <w:r>
-        <w:rPr>
-          <w:rFonts w:asciiTheme="minorHAnsi" w:eastAsiaTheme="minorHAnsi" w:hAnsiTheme="minorHAnsi" w:cs="宋体"/>
-          <w:b/>
-          <w:bCs/>
-        </w:rPr>
-        <w:t xml:space="preserve"> 字段。</w:t>
-      </w:r>
-    </w:p>
-    <w:p>
-      <w:pPr>
-        <w:pStyle w:val="a3"/>
-        <w:rPr>
-          <w:rFonts w:asciiTheme="minorHAnsi" w:eastAsiaTheme="minorHAnsi" w:hAnsiTheme="minorHAnsi" w:cs="宋体"/>
-          <w:b/>
-          <w:bCs/>
-        </w:rPr>
-      </w:pPr>
-    </w:p>
-    <w:p>
-      <w:pPr>
-        <w:pStyle w:val="a3"/>
-        <w:rPr>
-          <w:rFonts w:asciiTheme="minorHAnsi" w:eastAsiaTheme="minorHAnsi" w:hAnsiTheme="minorHAnsi" w:cs="宋体"/>
-          <w:b/>
-          <w:bCs/>
-        </w:rPr>
-      </w:pPr>
-      <w:r>
-        <w:rPr>
-          <w:rFonts w:asciiTheme="minorHAnsi" w:eastAsiaTheme="minorHAnsi" w:hAnsiTheme="minorHAnsi" w:cs="宋体"/>
-          <w:b/>
-          <w:bCs/>
-        </w:rPr>
-        <w:t>**第五条线：建议文案**</w:t>
-      </w:r>
-    </w:p>
-    <w:p>
-      <w:pPr>
-        <w:pStyle w:val="a3"/>
-        <w:rPr>
-          <w:rFonts w:asciiTheme="minorHAnsi" w:eastAsiaTheme="minorHAnsi" w:hAnsiTheme="minorHAnsi" w:cs="宋体"/>
-          <w:b/>
-          <w:bCs/>
-        </w:rPr>
-      </w:pPr>
-    </w:p>
-    <w:p>
-      <w:pPr>
-        <w:pStyle w:val="a3"/>
-        <w:rPr>
-          <w:rFonts w:asciiTheme="minorHAnsi" w:eastAsiaTheme="minorHAnsi" w:hAnsiTheme="minorHAnsi" w:cs="宋体"/>
-          <w:b/>
-          <w:bCs/>
-        </w:rPr>
-      </w:pPr>
+        <w:t>。</w:t>
+      </w:r>
+    </w:p>
+    <w:p>
+      <w:pPr>
+        <w:pStyle w:val="a3"/>
+        <w:rPr>
+          <w:rFonts w:asciiTheme="minorHAnsi" w:eastAsiaTheme="minorHAnsi" w:hAnsiTheme="minorHAnsi" w:cs="宋体" w:hint="eastAsia"/>
+          <w:b/>
+          <w:bCs/>
+        </w:rPr>
+      </w:pPr>
+    </w:p>
+    <w:p>
+      <w:pPr>
+        <w:pStyle w:val="a3"/>
+        <w:rPr>
+          <w:rFonts w:asciiTheme="minorHAnsi" w:eastAsiaTheme="minorHAnsi" w:hAnsiTheme="minorHAnsi" w:cs="宋体" w:hint="eastAsia"/>
+          <w:b/>
+          <w:bCs/>
+        </w:rPr>
+      </w:pPr>
+      <w:r>
+        <w:rPr>
+          <w:rFonts w:asciiTheme="minorHAnsi" w:eastAsiaTheme="minorHAnsi" w:hAnsiTheme="minorHAnsi" w:cs="宋体"/>
+          <w:b/>
+          <w:bCs/>
+        </w:rPr>
+        <w:t xml:space="preserve">最下面是建议文本区域，虚线边框展示 </w:t>
+      </w:r>
       <w:proofErr w:type="spellStart"/>
       <w:r>
         <w:rPr>
@@ -3557,25 +4066,375 @@
           <w:b/>
           <w:bCs/>
         </w:rPr>
-        <w:t xml:space="preserve"> 单独工作。它查 </w:t>
-      </w:r>
-      <w:proofErr w:type="spellStart"/>
-      <w:r>
-        <w:rPr>
-          <w:rFonts w:asciiTheme="minorHAnsi" w:eastAsiaTheme="minorHAnsi" w:hAnsiTheme="minorHAnsi" w:cs="宋体"/>
-          <w:b/>
-          <w:bCs/>
-        </w:rPr>
-        <w:t>getMarketStats</w:t>
-      </w:r>
-      <w:proofErr w:type="spellEnd"/>
-      <w:r>
-        <w:rPr>
-          <w:rFonts w:asciiTheme="minorHAnsi" w:eastAsiaTheme="minorHAnsi" w:hAnsiTheme="minorHAnsi" w:cs="宋体"/>
-          <w:b/>
-          <w:bCs/>
-        </w:rPr>
-        <w:t xml:space="preserve">：同地区、同年月、同 </w:t>
+        <w:t xml:space="preserve"> 生成的段落。</w:t>
+      </w:r>
+    </w:p>
+    <w:p>
+      <w:pPr>
+        <w:pStyle w:val="a3"/>
+        <w:rPr>
+          <w:rFonts w:asciiTheme="minorHAnsi" w:eastAsiaTheme="minorHAnsi" w:hAnsiTheme="minorHAnsi" w:cs="宋体" w:hint="eastAsia"/>
+          <w:b/>
+          <w:bCs/>
+        </w:rPr>
+      </w:pPr>
+    </w:p>
+    <w:p>
+      <w:pPr>
+        <w:pStyle w:val="a3"/>
+        <w:rPr>
+          <w:rFonts w:asciiTheme="minorHAnsi" w:eastAsiaTheme="minorHAnsi" w:hAnsiTheme="minorHAnsi" w:cs="宋体" w:hint="eastAsia"/>
+          <w:b/>
+          <w:bCs/>
+        </w:rPr>
+      </w:pPr>
+      <w:r>
+        <w:rPr>
+          <w:rFonts w:asciiTheme="minorHAnsi" w:eastAsiaTheme="minorHAnsi" w:hAnsiTheme="minorHAnsi" w:cs="宋体"/>
+          <w:b/>
+          <w:bCs/>
+        </w:rPr>
+        <w:t>预测功能的核心实现总结：**用数据库全量样本分别训练租售两套 OLS 线性回归方程，预测时代入特征；可视化用真实散点和模型拟合线；建议用市场统计规则补充决策参考。**</w:t>
+      </w:r>
+    </w:p>
+    <w:p>
+      <w:pPr>
+        <w:pStyle w:val="a3"/>
+        <w:rPr>
+          <w:rFonts w:asciiTheme="minorHAnsi" w:eastAsiaTheme="minorHAnsi" w:hAnsiTheme="minorHAnsi" w:cs="宋体" w:hint="eastAsia"/>
+          <w:b/>
+          <w:bCs/>
+        </w:rPr>
+      </w:pPr>
+    </w:p>
+    <w:p>
+      <w:pPr>
+        <w:pStyle w:val="a3"/>
+        <w:rPr>
+          <w:rFonts w:asciiTheme="minorHAnsi" w:eastAsiaTheme="minorHAnsi" w:hAnsiTheme="minorHAnsi" w:cs="宋体" w:hint="eastAsia"/>
+          <w:b/>
+          <w:bCs/>
+        </w:rPr>
+      </w:pPr>
+      <w:r>
+        <w:rPr>
+          <w:rFonts w:asciiTheme="minorHAnsi" w:eastAsiaTheme="minorHAnsi" w:hAnsiTheme="minorHAnsi" w:cs="宋体"/>
+          <w:b/>
+          <w:bCs/>
+        </w:rPr>
+        <w:t>---</w:t>
+      </w:r>
+    </w:p>
+    <w:p>
+      <w:pPr>
+        <w:pStyle w:val="a3"/>
+        <w:rPr>
+          <w:rFonts w:asciiTheme="minorHAnsi" w:eastAsiaTheme="minorHAnsi" w:hAnsiTheme="minorHAnsi" w:cs="宋体" w:hint="eastAsia"/>
+          <w:b/>
+          <w:bCs/>
+        </w:rPr>
+      </w:pPr>
+    </w:p>
+    <w:p>
+      <w:pPr>
+        <w:pStyle w:val="a3"/>
+        <w:rPr>
+          <w:rFonts w:asciiTheme="minorHAnsi" w:eastAsiaTheme="minorHAnsi" w:hAnsiTheme="minorHAnsi" w:cs="宋体" w:hint="eastAsia"/>
+          <w:b/>
+          <w:bCs/>
+        </w:rPr>
+      </w:pPr>
+      <w:r>
+        <w:rPr>
+          <w:rFonts w:asciiTheme="minorHAnsi" w:eastAsiaTheme="minorHAnsi" w:hAnsiTheme="minorHAnsi" w:cs="宋体"/>
+          <w:b/>
+          <w:bCs/>
+        </w:rPr>
+        <w:t xml:space="preserve">## 【第五部分：用户收藏 </w:t>
+      </w:r>
+      <w:proofErr w:type="spellStart"/>
+      <w:r>
+        <w:rPr>
+          <w:rFonts w:asciiTheme="minorHAnsi" w:eastAsiaTheme="minorHAnsi" w:hAnsiTheme="minorHAnsi" w:cs="宋体"/>
+          <w:b/>
+          <w:bCs/>
+        </w:rPr>
+        <w:t>favorites.jsp</w:t>
+      </w:r>
+      <w:proofErr w:type="spellEnd"/>
+      <w:r>
+        <w:rPr>
+          <w:rFonts w:asciiTheme="minorHAnsi" w:eastAsiaTheme="minorHAnsi" w:hAnsiTheme="minorHAnsi" w:cs="宋体"/>
+          <w:b/>
+          <w:bCs/>
+        </w:rPr>
+        <w:t>】</w:t>
+      </w:r>
+    </w:p>
+    <w:p>
+      <w:pPr>
+        <w:pStyle w:val="a3"/>
+        <w:rPr>
+          <w:rFonts w:asciiTheme="minorHAnsi" w:eastAsiaTheme="minorHAnsi" w:hAnsiTheme="minorHAnsi" w:cs="宋体" w:hint="eastAsia"/>
+          <w:b/>
+          <w:bCs/>
+        </w:rPr>
+      </w:pPr>
+    </w:p>
+    <w:p>
+      <w:pPr>
+        <w:pStyle w:val="a3"/>
+        <w:rPr>
+          <w:rFonts w:asciiTheme="minorHAnsi" w:eastAsiaTheme="minorHAnsi" w:hAnsiTheme="minorHAnsi" w:cs="宋体" w:hint="eastAsia"/>
+          <w:b/>
+          <w:bCs/>
+        </w:rPr>
+      </w:pPr>
+      <w:r>
+        <w:rPr>
+          <w:rFonts w:asciiTheme="minorHAnsi" w:eastAsiaTheme="minorHAnsi" w:hAnsiTheme="minorHAnsi" w:cs="宋体"/>
+          <w:b/>
+          <w:bCs/>
+        </w:rPr>
+        <w:t>回到首页左上角可进【用户收藏】。</w:t>
+      </w:r>
+    </w:p>
+    <w:p>
+      <w:pPr>
+        <w:pStyle w:val="a3"/>
+        <w:rPr>
+          <w:rFonts w:asciiTheme="minorHAnsi" w:eastAsiaTheme="minorHAnsi" w:hAnsiTheme="minorHAnsi" w:cs="宋体" w:hint="eastAsia"/>
+          <w:b/>
+          <w:bCs/>
+        </w:rPr>
+      </w:pPr>
+    </w:p>
+    <w:p>
+      <w:pPr>
+        <w:pStyle w:val="a3"/>
+        <w:rPr>
+          <w:rFonts w:asciiTheme="minorHAnsi" w:eastAsiaTheme="minorHAnsi" w:hAnsiTheme="minorHAnsi" w:cs="宋体" w:hint="eastAsia"/>
+          <w:b/>
+          <w:bCs/>
+        </w:rPr>
+      </w:pPr>
+      <w:r>
+        <w:rPr>
+          <w:rFonts w:asciiTheme="minorHAnsi" w:eastAsiaTheme="minorHAnsi" w:hAnsiTheme="minorHAnsi" w:cs="宋体"/>
+          <w:b/>
+          <w:bCs/>
+        </w:rPr>
+        <w:t xml:space="preserve">这个页面从 </w:t>
+      </w:r>
+      <w:proofErr w:type="spellStart"/>
+      <w:r>
+        <w:rPr>
+          <w:rFonts w:asciiTheme="minorHAnsi" w:eastAsiaTheme="minorHAnsi" w:hAnsiTheme="minorHAnsi" w:cs="宋体"/>
+          <w:b/>
+          <w:bCs/>
+        </w:rPr>
+        <w:t>localStorage</w:t>
+      </w:r>
+      <w:proofErr w:type="spellEnd"/>
+      <w:r>
+        <w:rPr>
+          <w:rFonts w:asciiTheme="minorHAnsi" w:eastAsiaTheme="minorHAnsi" w:hAnsiTheme="minorHAnsi" w:cs="宋体"/>
+          <w:b/>
+          <w:bCs/>
+        </w:rPr>
+        <w:t xml:space="preserve"> 读取 favorites 数组。有数据就逐条显示：序号、城市、年月、面积、价格；右侧减号按钮删除该项，splice 后写回 </w:t>
+      </w:r>
+      <w:proofErr w:type="spellStart"/>
+      <w:r>
+        <w:rPr>
+          <w:rFonts w:asciiTheme="minorHAnsi" w:eastAsiaTheme="minorHAnsi" w:hAnsiTheme="minorHAnsi" w:cs="宋体"/>
+          <w:b/>
+          <w:bCs/>
+        </w:rPr>
+        <w:t>localStorage</w:t>
+      </w:r>
+      <w:proofErr w:type="spellEnd"/>
+      <w:r>
+        <w:rPr>
+          <w:rFonts w:asciiTheme="minorHAnsi" w:eastAsiaTheme="minorHAnsi" w:hAnsiTheme="minorHAnsi" w:cs="宋体"/>
+          <w:b/>
+          <w:bCs/>
+        </w:rPr>
+        <w:t xml:space="preserve"> 并刷新页面。没有收藏则提示「暂未收藏房源」。</w:t>
+      </w:r>
+    </w:p>
+    <w:p>
+      <w:pPr>
+        <w:pStyle w:val="a3"/>
+        <w:rPr>
+          <w:rFonts w:asciiTheme="minorHAnsi" w:eastAsiaTheme="minorHAnsi" w:hAnsiTheme="minorHAnsi" w:cs="宋体" w:hint="eastAsia"/>
+          <w:b/>
+          <w:bCs/>
+        </w:rPr>
+      </w:pPr>
+    </w:p>
+    <w:p>
+      <w:pPr>
+        <w:pStyle w:val="a3"/>
+        <w:rPr>
+          <w:rFonts w:asciiTheme="minorHAnsi" w:eastAsiaTheme="minorHAnsi" w:hAnsiTheme="minorHAnsi" w:cs="宋体" w:hint="eastAsia"/>
+          <w:b/>
+          <w:bCs/>
+        </w:rPr>
+      </w:pPr>
+      <w:r>
+        <w:rPr>
+          <w:rFonts w:asciiTheme="minorHAnsi" w:eastAsiaTheme="minorHAnsi" w:hAnsiTheme="minorHAnsi" w:cs="宋体"/>
+          <w:b/>
+          <w:bCs/>
+        </w:rPr>
+        <w:t>收藏功能完全在前端实现，数据库没有用户表和收藏表，适合课程演示，不涉及登录。</w:t>
+      </w:r>
+    </w:p>
+    <w:p>
+      <w:pPr>
+        <w:pStyle w:val="a3"/>
+        <w:rPr>
+          <w:rFonts w:asciiTheme="minorHAnsi" w:eastAsiaTheme="minorHAnsi" w:hAnsiTheme="minorHAnsi" w:cs="宋体" w:hint="eastAsia"/>
+          <w:b/>
+          <w:bCs/>
+        </w:rPr>
+      </w:pPr>
+    </w:p>
+    <w:p>
+      <w:pPr>
+        <w:pStyle w:val="a3"/>
+        <w:rPr>
+          <w:rFonts w:asciiTheme="minorHAnsi" w:eastAsiaTheme="minorHAnsi" w:hAnsiTheme="minorHAnsi" w:cs="宋体" w:hint="eastAsia"/>
+          <w:b/>
+          <w:bCs/>
+        </w:rPr>
+      </w:pPr>
+      <w:r>
+        <w:rPr>
+          <w:rFonts w:asciiTheme="minorHAnsi" w:eastAsiaTheme="minorHAnsi" w:hAnsiTheme="minorHAnsi" w:cs="宋体"/>
+          <w:b/>
+          <w:bCs/>
+        </w:rPr>
+        <w:t>---</w:t>
+      </w:r>
+    </w:p>
+    <w:p>
+      <w:pPr>
+        <w:pStyle w:val="a3"/>
+        <w:rPr>
+          <w:rFonts w:asciiTheme="minorHAnsi" w:eastAsiaTheme="minorHAnsi" w:hAnsiTheme="minorHAnsi" w:cs="宋体" w:hint="eastAsia"/>
+          <w:b/>
+          <w:bCs/>
+        </w:rPr>
+      </w:pPr>
+    </w:p>
+    <w:p>
+      <w:pPr>
+        <w:pStyle w:val="a3"/>
+        <w:rPr>
+          <w:rFonts w:asciiTheme="minorHAnsi" w:eastAsiaTheme="minorHAnsi" w:hAnsiTheme="minorHAnsi" w:cs="宋体" w:hint="eastAsia"/>
+          <w:b/>
+          <w:bCs/>
+        </w:rPr>
+      </w:pPr>
+      <w:r>
+        <w:rPr>
+          <w:rFonts w:asciiTheme="minorHAnsi" w:eastAsiaTheme="minorHAnsi" w:hAnsiTheme="minorHAnsi" w:cs="宋体"/>
+          <w:b/>
+          <w:bCs/>
+        </w:rPr>
+        <w:t>## 【第六部分：数据库与工程结构补充】</w:t>
+      </w:r>
+      <w:r>
+        <w:rPr>
+          <w:rFonts w:asciiTheme="minorHAnsi" w:eastAsiaTheme="minorHAnsi" w:hAnsiTheme="minorHAnsi" w:cs="宋体" w:hint="eastAsia"/>
+          <w:b/>
+          <w:bCs/>
+        </w:rPr>
+        <w:t xml:space="preserve"> </w:t>
+      </w:r>
+    </w:p>
+    <w:p>
+      <w:pPr>
+        <w:pStyle w:val="a3"/>
+        <w:rPr>
+          <w:rFonts w:asciiTheme="minorHAnsi" w:eastAsiaTheme="minorHAnsi" w:hAnsiTheme="minorHAnsi" w:cs="宋体" w:hint="eastAsia"/>
+          <w:b/>
+          <w:bCs/>
+        </w:rPr>
+      </w:pPr>
+    </w:p>
+    <w:p>
+      <w:pPr>
+        <w:pStyle w:val="a3"/>
+        <w:rPr>
+          <w:rFonts w:asciiTheme="minorHAnsi" w:eastAsiaTheme="minorHAnsi" w:hAnsiTheme="minorHAnsi" w:cs="宋体" w:hint="eastAsia"/>
+          <w:b/>
+          <w:bCs/>
+        </w:rPr>
+      </w:pPr>
+      <w:r>
+        <w:rPr>
+          <w:rFonts w:asciiTheme="minorHAnsi" w:eastAsiaTheme="minorHAnsi" w:hAnsiTheme="minorHAnsi" w:cs="宋体"/>
+          <w:b/>
+          <w:bCs/>
+        </w:rPr>
+        <w:t xml:space="preserve">数据层只有一张表 </w:t>
+      </w:r>
+      <w:proofErr w:type="spellStart"/>
+      <w:r>
+        <w:rPr>
+          <w:rFonts w:asciiTheme="minorHAnsi" w:eastAsiaTheme="minorHAnsi" w:hAnsiTheme="minorHAnsi" w:cs="宋体"/>
+          <w:b/>
+          <w:bCs/>
+        </w:rPr>
+        <w:t>house_listings</w:t>
+      </w:r>
+      <w:proofErr w:type="spellEnd"/>
+      <w:r>
+        <w:rPr>
+          <w:rFonts w:asciiTheme="minorHAnsi" w:eastAsiaTheme="minorHAnsi" w:hAnsiTheme="minorHAnsi" w:cs="宋体"/>
+          <w:b/>
+          <w:bCs/>
+        </w:rPr>
+        <w:t>，字段包括：id、district、year、month、price、area、floor、</w:t>
+      </w:r>
+      <w:proofErr w:type="spellStart"/>
+      <w:r>
+        <w:rPr>
+          <w:rFonts w:asciiTheme="minorHAnsi" w:eastAsiaTheme="minorHAnsi" w:hAnsiTheme="minorHAnsi" w:cs="宋体"/>
+          <w:b/>
+          <w:bCs/>
+        </w:rPr>
+        <w:t>house_age</w:t>
+      </w:r>
+      <w:proofErr w:type="spellEnd"/>
+      <w:r>
+        <w:rPr>
+          <w:rFonts w:asciiTheme="minorHAnsi" w:eastAsiaTheme="minorHAnsi" w:hAnsiTheme="minorHAnsi" w:cs="宋体"/>
+          <w:b/>
+          <w:bCs/>
+        </w:rPr>
+        <w:t>、</w:t>
+      </w:r>
+      <w:proofErr w:type="spellStart"/>
+      <w:r>
+        <w:rPr>
+          <w:rFonts w:asciiTheme="minorHAnsi" w:eastAsiaTheme="minorHAnsi" w:hAnsiTheme="minorHAnsi" w:cs="宋体"/>
+          <w:b/>
+          <w:bCs/>
+        </w:rPr>
+        <w:t>distance_to_subway</w:t>
+      </w:r>
+      <w:proofErr w:type="spellEnd"/>
+      <w:r>
+        <w:rPr>
+          <w:rFonts w:asciiTheme="minorHAnsi" w:eastAsiaTheme="minorHAnsi" w:hAnsiTheme="minorHAnsi" w:cs="宋体"/>
+          <w:b/>
+          <w:bCs/>
+        </w:rPr>
+        <w:t>、</w:t>
       </w:r>
       <w:proofErr w:type="spellStart"/>
       <w:r>
@@ -3593,7 +4452,53 @@
           <w:b/>
           <w:bCs/>
         </w:rPr>
-        <w:t>，</w:t>
+        <w:t>。索引是 district、year、month、</w:t>
+      </w:r>
+      <w:proofErr w:type="spellStart"/>
+      <w:r>
+        <w:rPr>
+          <w:rFonts w:asciiTheme="minorHAnsi" w:eastAsiaTheme="minorHAnsi" w:hAnsiTheme="minorHAnsi" w:cs="宋体"/>
+          <w:b/>
+          <w:bCs/>
+        </w:rPr>
+        <w:t>listing_type</w:t>
+      </w:r>
+      <w:proofErr w:type="spellEnd"/>
+      <w:r>
+        <w:rPr>
+          <w:rFonts w:asciiTheme="minorHAnsi" w:eastAsiaTheme="minorHAnsi" w:hAnsiTheme="minorHAnsi" w:cs="宋体"/>
+          <w:b/>
+          <w:bCs/>
+        </w:rPr>
+        <w:t xml:space="preserve"> 组合索引，加速搜索和走势查询。</w:t>
+      </w:r>
+    </w:p>
+    <w:p>
+      <w:pPr>
+        <w:pStyle w:val="a3"/>
+        <w:rPr>
+          <w:rFonts w:asciiTheme="minorHAnsi" w:eastAsiaTheme="minorHAnsi" w:hAnsiTheme="minorHAnsi" w:cs="宋体" w:hint="eastAsia"/>
+          <w:b/>
+          <w:bCs/>
+        </w:rPr>
+      </w:pPr>
+    </w:p>
+    <w:p>
+      <w:pPr>
+        <w:pStyle w:val="a3"/>
+        <w:rPr>
+          <w:rFonts w:asciiTheme="minorHAnsi" w:eastAsiaTheme="minorHAnsi" w:hAnsiTheme="minorHAnsi" w:cs="宋体" w:hint="eastAsia"/>
+          <w:b/>
+          <w:bCs/>
+        </w:rPr>
+      </w:pPr>
+      <w:r>
+        <w:rPr>
+          <w:rFonts w:asciiTheme="minorHAnsi" w:eastAsiaTheme="minorHAnsi" w:hAnsiTheme="minorHAnsi" w:cs="宋体"/>
+          <w:b/>
+          <w:bCs/>
+        </w:rPr>
+        <w:t>租和</w:t>
       </w:r>
       <w:proofErr w:type="gramStart"/>
       <w:r>
@@ -3602,7 +4507,7 @@
           <w:b/>
           <w:bCs/>
         </w:rPr>
-        <w:t>且面积</w:t>
+        <w:t>购存在</w:t>
       </w:r>
       <w:proofErr w:type="gramEnd"/>
       <w:r>
@@ -3611,35 +4516,324 @@
           <w:b/>
           <w:bCs/>
         </w:rPr>
-        <w:t>在用户输入正负 15% 范围内的样本，算均价和样本数。如果不足 3 条，放宽到只按地区查。</w:t>
-      </w:r>
-    </w:p>
-    <w:p>
-      <w:pPr>
-        <w:pStyle w:val="a3"/>
-        <w:rPr>
-          <w:rFonts w:asciiTheme="minorHAnsi" w:eastAsiaTheme="minorHAnsi" w:hAnsiTheme="minorHAnsi" w:cs="宋体"/>
-          <w:b/>
-          <w:bCs/>
-        </w:rPr>
-      </w:pPr>
-    </w:p>
-    <w:p>
-      <w:pPr>
-        <w:pStyle w:val="a3"/>
-        <w:rPr>
-          <w:rFonts w:asciiTheme="minorHAnsi" w:eastAsiaTheme="minorHAnsi" w:hAnsiTheme="minorHAnsi" w:cs="宋体"/>
-          <w:b/>
-          <w:bCs/>
-        </w:rPr>
-      </w:pPr>
-      <w:r>
-        <w:rPr>
-          <w:rFonts w:asciiTheme="minorHAnsi" w:eastAsiaTheme="minorHAnsi" w:hAnsiTheme="minorHAnsi" w:cs="宋体"/>
-          <w:b/>
-          <w:bCs/>
-        </w:rPr>
-        <w:t>然后</w:t>
+        <w:t xml:space="preserve">同一张表，靠 </w:t>
+      </w:r>
+      <w:proofErr w:type="spellStart"/>
+      <w:r>
+        <w:rPr>
+          <w:rFonts w:asciiTheme="minorHAnsi" w:eastAsiaTheme="minorHAnsi" w:hAnsiTheme="minorHAnsi" w:cs="宋体"/>
+          <w:b/>
+          <w:bCs/>
+        </w:rPr>
+        <w:t>listing_type</w:t>
+      </w:r>
+      <w:proofErr w:type="spellEnd"/>
+      <w:r>
+        <w:rPr>
+          <w:rFonts w:asciiTheme="minorHAnsi" w:eastAsiaTheme="minorHAnsi" w:hAnsiTheme="minorHAnsi" w:cs="宋体"/>
+          <w:b/>
+          <w:bCs/>
+        </w:rPr>
+        <w:t xml:space="preserve"> 区分，不需要两个数据库。</w:t>
+      </w:r>
+    </w:p>
+    <w:p>
+      <w:pPr>
+        <w:pStyle w:val="a3"/>
+        <w:rPr>
+          <w:rFonts w:asciiTheme="minorHAnsi" w:eastAsiaTheme="minorHAnsi" w:hAnsiTheme="minorHAnsi" w:cs="宋体" w:hint="eastAsia"/>
+          <w:b/>
+          <w:bCs/>
+        </w:rPr>
+      </w:pPr>
+    </w:p>
+    <w:p>
+      <w:pPr>
+        <w:pStyle w:val="a3"/>
+        <w:rPr>
+          <w:rFonts w:asciiTheme="minorHAnsi" w:eastAsiaTheme="minorHAnsi" w:hAnsiTheme="minorHAnsi" w:cs="宋体" w:hint="eastAsia"/>
+          <w:b/>
+          <w:bCs/>
+        </w:rPr>
+      </w:pPr>
+      <w:r>
+        <w:rPr>
+          <w:rFonts w:asciiTheme="minorHAnsi" w:eastAsiaTheme="minorHAnsi" w:hAnsiTheme="minorHAnsi" w:cs="宋体"/>
+          <w:b/>
+          <w:bCs/>
+        </w:rPr>
+        <w:t>接口在 web.xml 注册了五个：</w:t>
+      </w:r>
+    </w:p>
+    <w:p>
+      <w:pPr>
+        <w:pStyle w:val="a3"/>
+        <w:rPr>
+          <w:rFonts w:asciiTheme="minorHAnsi" w:eastAsiaTheme="minorHAnsi" w:hAnsiTheme="minorHAnsi" w:cs="宋体" w:hint="eastAsia"/>
+          <w:b/>
+          <w:bCs/>
+        </w:rPr>
+      </w:pPr>
+      <w:r>
+        <w:rPr>
+          <w:rFonts w:asciiTheme="minorHAnsi" w:eastAsiaTheme="minorHAnsi" w:hAnsiTheme="minorHAnsi" w:cs="宋体"/>
+          <w:b/>
+          <w:bCs/>
+        </w:rPr>
+        <w:t xml:space="preserve">POST </w:t>
+      </w:r>
+      <w:proofErr w:type="spellStart"/>
+      <w:r>
+        <w:rPr>
+          <w:rFonts w:asciiTheme="minorHAnsi" w:eastAsiaTheme="minorHAnsi" w:hAnsiTheme="minorHAnsi" w:cs="宋体"/>
+          <w:b/>
+          <w:bCs/>
+        </w:rPr>
+        <w:t>api</w:t>
+      </w:r>
+      <w:proofErr w:type="spellEnd"/>
+      <w:r>
+        <w:rPr>
+          <w:rFonts w:asciiTheme="minorHAnsi" w:eastAsiaTheme="minorHAnsi" w:hAnsiTheme="minorHAnsi" w:cs="宋体"/>
+          <w:b/>
+          <w:bCs/>
+        </w:rPr>
+        <w:t xml:space="preserve">/search 对应 </w:t>
+      </w:r>
+      <w:proofErr w:type="spellStart"/>
+      <w:r>
+        <w:rPr>
+          <w:rFonts w:asciiTheme="minorHAnsi" w:eastAsiaTheme="minorHAnsi" w:hAnsiTheme="minorHAnsi" w:cs="宋体"/>
+          <w:b/>
+          <w:bCs/>
+        </w:rPr>
+        <w:t>SearchServlet</w:t>
+      </w:r>
+      <w:proofErr w:type="spellEnd"/>
+      <w:r>
+        <w:rPr>
+          <w:rFonts w:asciiTheme="minorHAnsi" w:eastAsiaTheme="minorHAnsi" w:hAnsiTheme="minorHAnsi" w:cs="宋体"/>
+          <w:b/>
+          <w:bCs/>
+        </w:rPr>
+        <w:t>；</w:t>
+      </w:r>
+    </w:p>
+    <w:p>
+      <w:pPr>
+        <w:pStyle w:val="a3"/>
+        <w:rPr>
+          <w:rFonts w:asciiTheme="minorHAnsi" w:eastAsiaTheme="minorHAnsi" w:hAnsiTheme="minorHAnsi" w:cs="宋体" w:hint="eastAsia"/>
+          <w:b/>
+          <w:bCs/>
+        </w:rPr>
+      </w:pPr>
+      <w:r>
+        <w:rPr>
+          <w:rFonts w:asciiTheme="minorHAnsi" w:eastAsiaTheme="minorHAnsi" w:hAnsiTheme="minorHAnsi" w:cs="宋体"/>
+          <w:b/>
+          <w:bCs/>
+        </w:rPr>
+        <w:t xml:space="preserve">GET </w:t>
+      </w:r>
+      <w:proofErr w:type="spellStart"/>
+      <w:r>
+        <w:rPr>
+          <w:rFonts w:asciiTheme="minorHAnsi" w:eastAsiaTheme="minorHAnsi" w:hAnsiTheme="minorHAnsi" w:cs="宋体"/>
+          <w:b/>
+          <w:bCs/>
+        </w:rPr>
+        <w:t>api</w:t>
+      </w:r>
+      <w:proofErr w:type="spellEnd"/>
+      <w:r>
+        <w:rPr>
+          <w:rFonts w:asciiTheme="minorHAnsi" w:eastAsiaTheme="minorHAnsi" w:hAnsiTheme="minorHAnsi" w:cs="宋体"/>
+          <w:b/>
+          <w:bCs/>
+        </w:rPr>
+        <w:t xml:space="preserve">/trend 对应 </w:t>
+      </w:r>
+      <w:proofErr w:type="spellStart"/>
+      <w:r>
+        <w:rPr>
+          <w:rFonts w:asciiTheme="minorHAnsi" w:eastAsiaTheme="minorHAnsi" w:hAnsiTheme="minorHAnsi" w:cs="宋体"/>
+          <w:b/>
+          <w:bCs/>
+        </w:rPr>
+        <w:t>TrendServlet</w:t>
+      </w:r>
+      <w:proofErr w:type="spellEnd"/>
+      <w:r>
+        <w:rPr>
+          <w:rFonts w:asciiTheme="minorHAnsi" w:eastAsiaTheme="minorHAnsi" w:hAnsiTheme="minorHAnsi" w:cs="宋体"/>
+          <w:b/>
+          <w:bCs/>
+        </w:rPr>
+        <w:t>；</w:t>
+      </w:r>
+    </w:p>
+    <w:p>
+      <w:pPr>
+        <w:pStyle w:val="a3"/>
+        <w:rPr>
+          <w:rFonts w:asciiTheme="minorHAnsi" w:eastAsiaTheme="minorHAnsi" w:hAnsiTheme="minorHAnsi" w:cs="宋体" w:hint="eastAsia"/>
+          <w:b/>
+          <w:bCs/>
+        </w:rPr>
+      </w:pPr>
+      <w:r>
+        <w:rPr>
+          <w:rFonts w:asciiTheme="minorHAnsi" w:eastAsiaTheme="minorHAnsi" w:hAnsiTheme="minorHAnsi" w:cs="宋体"/>
+          <w:b/>
+          <w:bCs/>
+        </w:rPr>
+        <w:t xml:space="preserve">POST </w:t>
+      </w:r>
+      <w:proofErr w:type="spellStart"/>
+      <w:r>
+        <w:rPr>
+          <w:rFonts w:asciiTheme="minorHAnsi" w:eastAsiaTheme="minorHAnsi" w:hAnsiTheme="minorHAnsi" w:cs="宋体"/>
+          <w:b/>
+          <w:bCs/>
+        </w:rPr>
+        <w:t>api</w:t>
+      </w:r>
+      <w:proofErr w:type="spellEnd"/>
+      <w:r>
+        <w:rPr>
+          <w:rFonts w:asciiTheme="minorHAnsi" w:eastAsiaTheme="minorHAnsi" w:hAnsiTheme="minorHAnsi" w:cs="宋体"/>
+          <w:b/>
+          <w:bCs/>
+        </w:rPr>
+        <w:t xml:space="preserve">/predict 对应 </w:t>
+      </w:r>
+      <w:proofErr w:type="spellStart"/>
+      <w:r>
+        <w:rPr>
+          <w:rFonts w:asciiTheme="minorHAnsi" w:eastAsiaTheme="minorHAnsi" w:hAnsiTheme="minorHAnsi" w:cs="宋体"/>
+          <w:b/>
+          <w:bCs/>
+        </w:rPr>
+        <w:t>PredictServlet</w:t>
+      </w:r>
+      <w:proofErr w:type="spellEnd"/>
+      <w:r>
+        <w:rPr>
+          <w:rFonts w:asciiTheme="minorHAnsi" w:eastAsiaTheme="minorHAnsi" w:hAnsiTheme="minorHAnsi" w:cs="宋体"/>
+          <w:b/>
+          <w:bCs/>
+        </w:rPr>
+        <w:t>；</w:t>
+      </w:r>
+    </w:p>
+    <w:p>
+      <w:pPr>
+        <w:pStyle w:val="a3"/>
+        <w:rPr>
+          <w:rFonts w:asciiTheme="minorHAnsi" w:eastAsiaTheme="minorHAnsi" w:hAnsiTheme="minorHAnsi" w:cs="宋体" w:hint="eastAsia"/>
+          <w:b/>
+          <w:bCs/>
+        </w:rPr>
+      </w:pPr>
+      <w:r>
+        <w:rPr>
+          <w:rFonts w:asciiTheme="minorHAnsi" w:eastAsiaTheme="minorHAnsi" w:hAnsiTheme="minorHAnsi" w:cs="宋体"/>
+          <w:b/>
+          <w:bCs/>
+        </w:rPr>
+        <w:lastRenderedPageBreak/>
+        <w:t xml:space="preserve">GET </w:t>
+      </w:r>
+      <w:proofErr w:type="spellStart"/>
+      <w:r>
+        <w:rPr>
+          <w:rFonts w:asciiTheme="minorHAnsi" w:eastAsiaTheme="minorHAnsi" w:hAnsiTheme="minorHAnsi" w:cs="宋体"/>
+          <w:b/>
+          <w:bCs/>
+        </w:rPr>
+        <w:t>api</w:t>
+      </w:r>
+      <w:proofErr w:type="spellEnd"/>
+      <w:r>
+        <w:rPr>
+          <w:rFonts w:asciiTheme="minorHAnsi" w:eastAsiaTheme="minorHAnsi" w:hAnsiTheme="minorHAnsi" w:cs="宋体"/>
+          <w:b/>
+          <w:bCs/>
+        </w:rPr>
+        <w:t xml:space="preserve">/scatter 对应 </w:t>
+      </w:r>
+      <w:proofErr w:type="spellStart"/>
+      <w:r>
+        <w:rPr>
+          <w:rFonts w:asciiTheme="minorHAnsi" w:eastAsiaTheme="minorHAnsi" w:hAnsiTheme="minorHAnsi" w:cs="宋体"/>
+          <w:b/>
+          <w:bCs/>
+        </w:rPr>
+        <w:t>ScatterServlet</w:t>
+      </w:r>
+      <w:proofErr w:type="spellEnd"/>
+      <w:r>
+        <w:rPr>
+          <w:rFonts w:asciiTheme="minorHAnsi" w:eastAsiaTheme="minorHAnsi" w:hAnsiTheme="minorHAnsi" w:cs="宋体"/>
+          <w:b/>
+          <w:bCs/>
+        </w:rPr>
+        <w:t>，作为散点数据备用接口；</w:t>
+      </w:r>
+    </w:p>
+    <w:p>
+      <w:pPr>
+        <w:pStyle w:val="a3"/>
+        <w:rPr>
+          <w:rFonts w:asciiTheme="minorHAnsi" w:eastAsiaTheme="minorHAnsi" w:hAnsiTheme="minorHAnsi" w:cs="宋体" w:hint="eastAsia"/>
+          <w:b/>
+          <w:bCs/>
+        </w:rPr>
+      </w:pPr>
+      <w:r>
+        <w:rPr>
+          <w:rFonts w:asciiTheme="minorHAnsi" w:eastAsiaTheme="minorHAnsi" w:hAnsiTheme="minorHAnsi" w:cs="宋体"/>
+          <w:b/>
+          <w:bCs/>
+        </w:rPr>
+        <w:t xml:space="preserve">GET </w:t>
+      </w:r>
+      <w:proofErr w:type="spellStart"/>
+      <w:r>
+        <w:rPr>
+          <w:rFonts w:asciiTheme="minorHAnsi" w:eastAsiaTheme="minorHAnsi" w:hAnsiTheme="minorHAnsi" w:cs="宋体"/>
+          <w:b/>
+          <w:bCs/>
+        </w:rPr>
+        <w:t>api</w:t>
+      </w:r>
+      <w:proofErr w:type="spellEnd"/>
+      <w:r>
+        <w:rPr>
+          <w:rFonts w:asciiTheme="minorHAnsi" w:eastAsiaTheme="minorHAnsi" w:hAnsiTheme="minorHAnsi" w:cs="宋体"/>
+          <w:b/>
+          <w:bCs/>
+        </w:rPr>
+        <w:t xml:space="preserve">/news 对应 </w:t>
+      </w:r>
+      <w:proofErr w:type="spellStart"/>
+      <w:r>
+        <w:rPr>
+          <w:rFonts w:asciiTheme="minorHAnsi" w:eastAsiaTheme="minorHAnsi" w:hAnsiTheme="minorHAnsi" w:cs="宋体"/>
+          <w:b/>
+          <w:bCs/>
+        </w:rPr>
+        <w:t>NewsServlet</w:t>
+      </w:r>
+      <w:proofErr w:type="spellEnd"/>
+      <w:r>
+        <w:rPr>
+          <w:rFonts w:asciiTheme="minorHAnsi" w:eastAsiaTheme="minorHAnsi" w:hAnsiTheme="minorHAnsi" w:cs="宋体"/>
+          <w:b/>
+          <w:bCs/>
+        </w:rPr>
+        <w:t>，为首页咨询</w:t>
       </w:r>
       <w:proofErr w:type="gramStart"/>
       <w:r>
@@ -3648,7 +4842,7 @@
           <w:b/>
           <w:bCs/>
         </w:rPr>
-        <w:t>拿预测</w:t>
+        <w:t>栏提供</w:t>
       </w:r>
       <w:proofErr w:type="gramEnd"/>
       <w:r>
@@ -3657,7 +4851,255 @@
           <w:b/>
           <w:bCs/>
         </w:rPr>
-        <w:t>单价和数据库均价比，算偏差百分比；如果年份大于 2023，再查去年同月数据算同比涨跌幅；根据租售</w:t>
+        <w:t>数据库驱动的行情资讯。</w:t>
+      </w:r>
+    </w:p>
+    <w:p>
+      <w:pPr>
+        <w:pStyle w:val="a3"/>
+        <w:rPr>
+          <w:rFonts w:asciiTheme="minorHAnsi" w:eastAsiaTheme="minorHAnsi" w:hAnsiTheme="minorHAnsi" w:cs="宋体" w:hint="eastAsia"/>
+          <w:b/>
+          <w:bCs/>
+        </w:rPr>
+      </w:pPr>
+    </w:p>
+    <w:p>
+      <w:pPr>
+        <w:pStyle w:val="a3"/>
+        <w:rPr>
+          <w:rFonts w:asciiTheme="minorHAnsi" w:eastAsiaTheme="minorHAnsi" w:hAnsiTheme="minorHAnsi" w:cs="宋体" w:hint="eastAsia"/>
+          <w:b/>
+          <w:bCs/>
+        </w:rPr>
+      </w:pPr>
+      <w:r>
+        <w:rPr>
+          <w:rFonts w:asciiTheme="minorHAnsi" w:eastAsiaTheme="minorHAnsi" w:hAnsiTheme="minorHAnsi" w:cs="宋体"/>
+          <w:b/>
+          <w:bCs/>
+        </w:rPr>
+        <w:t xml:space="preserve">连接配置在 </w:t>
+      </w:r>
+      <w:proofErr w:type="spellStart"/>
+      <w:r>
+        <w:rPr>
+          <w:rFonts w:asciiTheme="minorHAnsi" w:eastAsiaTheme="minorHAnsi" w:hAnsiTheme="minorHAnsi" w:cs="宋体"/>
+          <w:b/>
+          <w:bCs/>
+        </w:rPr>
+        <w:t>DBUtil</w:t>
+      </w:r>
+      <w:proofErr w:type="spellEnd"/>
+      <w:r>
+        <w:rPr>
+          <w:rFonts w:asciiTheme="minorHAnsi" w:eastAsiaTheme="minorHAnsi" w:hAnsiTheme="minorHAnsi" w:cs="宋体"/>
+          <w:b/>
+          <w:bCs/>
+        </w:rPr>
+        <w:t>：</w:t>
+      </w:r>
+      <w:proofErr w:type="spellStart"/>
+      <w:r>
+        <w:rPr>
+          <w:rFonts w:asciiTheme="minorHAnsi" w:eastAsiaTheme="minorHAnsi" w:hAnsiTheme="minorHAnsi" w:cs="宋体"/>
+          <w:b/>
+          <w:bCs/>
+        </w:rPr>
+        <w:t>jdbc:mysql</w:t>
+      </w:r>
+      <w:proofErr w:type="spellEnd"/>
+      <w:r>
+        <w:rPr>
+          <w:rFonts w:asciiTheme="minorHAnsi" w:eastAsiaTheme="minorHAnsi" w:hAnsiTheme="minorHAnsi" w:cs="宋体"/>
+          <w:b/>
+          <w:bCs/>
+        </w:rPr>
+        <w:t>://localhost:3307/</w:t>
+      </w:r>
+      <w:proofErr w:type="spellStart"/>
+      <w:r>
+        <w:rPr>
+          <w:rFonts w:asciiTheme="minorHAnsi" w:eastAsiaTheme="minorHAnsi" w:hAnsiTheme="minorHAnsi" w:cs="宋体"/>
+          <w:b/>
+          <w:bCs/>
+        </w:rPr>
+        <w:t>housing_db</w:t>
+      </w:r>
+      <w:proofErr w:type="spellEnd"/>
+      <w:r>
+        <w:rPr>
+          <w:rFonts w:asciiTheme="minorHAnsi" w:eastAsiaTheme="minorHAnsi" w:hAnsiTheme="minorHAnsi" w:cs="宋体"/>
+          <w:b/>
+          <w:bCs/>
+        </w:rPr>
+        <w:t xml:space="preserve">，用户 root，驱动 </w:t>
+      </w:r>
+      <w:proofErr w:type="spellStart"/>
+      <w:r>
+        <w:rPr>
+          <w:rFonts w:asciiTheme="minorHAnsi" w:eastAsiaTheme="minorHAnsi" w:hAnsiTheme="minorHAnsi" w:cs="宋体"/>
+          <w:b/>
+          <w:bCs/>
+        </w:rPr>
+        <w:t>mysql</w:t>
+      </w:r>
+      <w:proofErr w:type="spellEnd"/>
+      <w:r>
+        <w:rPr>
+          <w:rFonts w:asciiTheme="minorHAnsi" w:eastAsiaTheme="minorHAnsi" w:hAnsiTheme="minorHAnsi" w:cs="宋体"/>
+          <w:b/>
+          <w:bCs/>
+        </w:rPr>
+        <w:t>-connector-j。</w:t>
+      </w:r>
+    </w:p>
+    <w:p>
+      <w:pPr>
+        <w:pStyle w:val="a3"/>
+        <w:rPr>
+          <w:rFonts w:asciiTheme="minorHAnsi" w:eastAsiaTheme="minorHAnsi" w:hAnsiTheme="minorHAnsi" w:cs="宋体" w:hint="eastAsia"/>
+          <w:b/>
+          <w:bCs/>
+        </w:rPr>
+      </w:pPr>
+    </w:p>
+    <w:p>
+      <w:pPr>
+        <w:pStyle w:val="a3"/>
+        <w:rPr>
+          <w:rFonts w:asciiTheme="minorHAnsi" w:eastAsiaTheme="minorHAnsi" w:hAnsiTheme="minorHAnsi" w:cs="宋体" w:hint="eastAsia"/>
+          <w:b/>
+          <w:bCs/>
+        </w:rPr>
+      </w:pPr>
+      <w:r>
+        <w:rPr>
+          <w:rFonts w:asciiTheme="minorHAnsi" w:eastAsiaTheme="minorHAnsi" w:hAnsiTheme="minorHAnsi" w:cs="宋体"/>
+          <w:b/>
+          <w:bCs/>
+        </w:rPr>
+        <w:t>---</w:t>
+      </w:r>
+    </w:p>
+    <w:p>
+      <w:pPr>
+        <w:pStyle w:val="a3"/>
+        <w:rPr>
+          <w:rFonts w:asciiTheme="minorHAnsi" w:eastAsiaTheme="minorHAnsi" w:hAnsiTheme="minorHAnsi" w:cs="宋体" w:hint="eastAsia"/>
+          <w:b/>
+          <w:bCs/>
+        </w:rPr>
+      </w:pPr>
+    </w:p>
+    <w:p>
+      <w:pPr>
+        <w:pStyle w:val="a3"/>
+        <w:rPr>
+          <w:rFonts w:asciiTheme="minorHAnsi" w:eastAsiaTheme="minorHAnsi" w:hAnsiTheme="minorHAnsi" w:cs="宋体" w:hint="eastAsia"/>
+          <w:b/>
+          <w:bCs/>
+        </w:rPr>
+      </w:pPr>
+      <w:r>
+        <w:rPr>
+          <w:rFonts w:asciiTheme="minorHAnsi" w:eastAsiaTheme="minorHAnsi" w:hAnsiTheme="minorHAnsi" w:cs="宋体"/>
+          <w:b/>
+          <w:bCs/>
+        </w:rPr>
+        <w:t>## 【收尾总结】</w:t>
+      </w:r>
+    </w:p>
+    <w:p>
+      <w:pPr>
+        <w:pStyle w:val="a3"/>
+        <w:rPr>
+          <w:rFonts w:asciiTheme="minorHAnsi" w:eastAsiaTheme="minorHAnsi" w:hAnsiTheme="minorHAnsi" w:cs="宋体" w:hint="eastAsia"/>
+          <w:b/>
+          <w:bCs/>
+        </w:rPr>
+      </w:pPr>
+    </w:p>
+    <w:p>
+      <w:pPr>
+        <w:pStyle w:val="a3"/>
+        <w:rPr>
+          <w:rFonts w:asciiTheme="minorHAnsi" w:eastAsiaTheme="minorHAnsi" w:hAnsiTheme="minorHAnsi" w:cs="宋体" w:hint="eastAsia"/>
+          <w:b/>
+          <w:bCs/>
+        </w:rPr>
+      </w:pPr>
+      <w:r>
+        <w:rPr>
+          <w:rFonts w:asciiTheme="minorHAnsi" w:eastAsiaTheme="minorHAnsi" w:hAnsiTheme="minorHAnsi" w:cs="宋体"/>
+          <w:b/>
+          <w:bCs/>
+        </w:rPr>
+        <w:t>总结一下本项目的实现路径：</w:t>
+      </w:r>
+    </w:p>
+    <w:p>
+      <w:pPr>
+        <w:pStyle w:val="a3"/>
+        <w:rPr>
+          <w:rFonts w:asciiTheme="minorHAnsi" w:eastAsiaTheme="minorHAnsi" w:hAnsiTheme="minorHAnsi" w:cs="宋体" w:hint="eastAsia"/>
+          <w:b/>
+          <w:bCs/>
+        </w:rPr>
+      </w:pPr>
+    </w:p>
+    <w:p>
+      <w:pPr>
+        <w:pStyle w:val="a3"/>
+        <w:rPr>
+          <w:rFonts w:asciiTheme="minorHAnsi" w:eastAsiaTheme="minorHAnsi" w:hAnsiTheme="minorHAnsi" w:cs="宋体" w:hint="eastAsia"/>
+          <w:b/>
+          <w:bCs/>
+        </w:rPr>
+      </w:pPr>
+      <w:r>
+        <w:rPr>
+          <w:rFonts w:asciiTheme="minorHAnsi" w:eastAsiaTheme="minorHAnsi" w:hAnsiTheme="minorHAnsi" w:cs="宋体"/>
+          <w:b/>
+          <w:bCs/>
+        </w:rPr>
+        <w:t>用户在首页选定租购模式，</w:t>
+      </w:r>
+      <w:proofErr w:type="spellStart"/>
+      <w:r>
+        <w:rPr>
+          <w:rFonts w:asciiTheme="minorHAnsi" w:eastAsiaTheme="minorHAnsi" w:hAnsiTheme="minorHAnsi" w:cs="宋体"/>
+          <w:b/>
+          <w:bCs/>
+        </w:rPr>
+        <w:t>sessionStorage</w:t>
+      </w:r>
+      <w:proofErr w:type="spellEnd"/>
+      <w:r>
+        <w:rPr>
+          <w:rFonts w:asciiTheme="minorHAnsi" w:eastAsiaTheme="minorHAnsi" w:hAnsiTheme="minorHAnsi" w:cs="宋体"/>
+          <w:b/>
+          <w:bCs/>
+        </w:rPr>
+        <w:t xml:space="preserve"> 贯穿全站；</w:t>
+      </w:r>
+    </w:p>
+    <w:p>
+      <w:pPr>
+        <w:pStyle w:val="a3"/>
+        <w:rPr>
+          <w:rFonts w:asciiTheme="minorHAnsi" w:eastAsiaTheme="minorHAnsi" w:hAnsiTheme="minorHAnsi" w:cs="宋体" w:hint="eastAsia"/>
+          <w:b/>
+          <w:bCs/>
+        </w:rPr>
+      </w:pPr>
+      <w:r>
+        <w:rPr>
+          <w:rFonts w:asciiTheme="minorHAnsi" w:eastAsiaTheme="minorHAnsi" w:hAnsiTheme="minorHAnsi" w:cs="宋体"/>
+          <w:b/>
+          <w:bCs/>
+        </w:rPr>
+        <w:t>首页</w:t>
       </w:r>
       <w:proofErr w:type="gramStart"/>
       <w:r>
@@ -3666,7 +5108,7 @@
           <w:b/>
           <w:bCs/>
         </w:rPr>
-        <w:t>不同用</w:t>
+        <w:t>咨询栏从数据库</w:t>
       </w:r>
       <w:proofErr w:type="gramEnd"/>
       <w:r>
@@ -3675,309 +5117,61 @@
           <w:b/>
           <w:bCs/>
         </w:rPr>
-        <w:t>不同阈值生成中文建议，比如「建议尽快出租」「可考虑适当调价」等。2023 年及以前只显示基准描述，不给同比建议。</w:t>
-      </w:r>
-    </w:p>
-    <w:p>
-      <w:pPr>
-        <w:pStyle w:val="a3"/>
-        <w:rPr>
-          <w:rFonts w:asciiTheme="minorHAnsi" w:eastAsiaTheme="minorHAnsi" w:hAnsiTheme="minorHAnsi" w:cs="宋体"/>
-          <w:b/>
-          <w:bCs/>
-        </w:rPr>
-      </w:pPr>
-    </w:p>
-    <w:p>
-      <w:pPr>
-        <w:pStyle w:val="a3"/>
-        <w:rPr>
-          <w:rFonts w:asciiTheme="minorHAnsi" w:eastAsiaTheme="minorHAnsi" w:hAnsiTheme="minorHAnsi" w:cs="宋体"/>
-          <w:b/>
-          <w:bCs/>
-        </w:rPr>
-      </w:pPr>
-      <w:r>
-        <w:rPr>
-          <w:rFonts w:asciiTheme="minorHAnsi" w:eastAsiaTheme="minorHAnsi" w:hAnsiTheme="minorHAnsi" w:cs="宋体"/>
-          <w:b/>
-          <w:bCs/>
-        </w:rPr>
-        <w:t>Servlet 把所有结果拼成 JSON 返回：</w:t>
-      </w:r>
-      <w:proofErr w:type="spellStart"/>
-      <w:r>
-        <w:rPr>
-          <w:rFonts w:asciiTheme="minorHAnsi" w:eastAsiaTheme="minorHAnsi" w:hAnsiTheme="minorHAnsi" w:cs="宋体"/>
-          <w:b/>
-          <w:bCs/>
-        </w:rPr>
-        <w:t>unitPrice</w:t>
-      </w:r>
-      <w:proofErr w:type="spellEnd"/>
-      <w:r>
-        <w:rPr>
-          <w:rFonts w:asciiTheme="minorHAnsi" w:eastAsiaTheme="minorHAnsi" w:hAnsiTheme="minorHAnsi" w:cs="宋体"/>
-          <w:b/>
-          <w:bCs/>
-        </w:rPr>
-        <w:t>、</w:t>
-      </w:r>
-      <w:proofErr w:type="spellStart"/>
-      <w:r>
-        <w:rPr>
-          <w:rFonts w:asciiTheme="minorHAnsi" w:eastAsiaTheme="minorHAnsi" w:hAnsiTheme="minorHAnsi" w:cs="宋体"/>
-          <w:b/>
-          <w:bCs/>
-        </w:rPr>
-        <w:t>totalPrice</w:t>
-      </w:r>
-      <w:proofErr w:type="spellEnd"/>
-      <w:r>
-        <w:rPr>
-          <w:rFonts w:asciiTheme="minorHAnsi" w:eastAsiaTheme="minorHAnsi" w:hAnsiTheme="minorHAnsi" w:cs="宋体"/>
-          <w:b/>
-          <w:bCs/>
-        </w:rPr>
-        <w:t>、</w:t>
-      </w:r>
-      <w:proofErr w:type="spellStart"/>
-      <w:r>
-        <w:rPr>
-          <w:rFonts w:asciiTheme="minorHAnsi" w:eastAsiaTheme="minorHAnsi" w:hAnsiTheme="minorHAnsi" w:cs="宋体"/>
-          <w:b/>
-          <w:bCs/>
-        </w:rPr>
-        <w:t>rSquared</w:t>
-      </w:r>
-      <w:proofErr w:type="spellEnd"/>
-      <w:r>
-        <w:rPr>
-          <w:rFonts w:asciiTheme="minorHAnsi" w:eastAsiaTheme="minorHAnsi" w:hAnsiTheme="minorHAnsi" w:cs="宋体"/>
-          <w:b/>
-          <w:bCs/>
-        </w:rPr>
-        <w:t>、</w:t>
-      </w:r>
-      <w:proofErr w:type="spellStart"/>
-      <w:r>
-        <w:rPr>
-          <w:rFonts w:asciiTheme="minorHAnsi" w:eastAsiaTheme="minorHAnsi" w:hAnsiTheme="minorHAnsi" w:cs="宋体"/>
-          <w:b/>
-          <w:bCs/>
-        </w:rPr>
-        <w:t>trainSampleCount</w:t>
-      </w:r>
-      <w:proofErr w:type="spellEnd"/>
-      <w:r>
-        <w:rPr>
-          <w:rFonts w:asciiTheme="minorHAnsi" w:eastAsiaTheme="minorHAnsi" w:hAnsiTheme="minorHAnsi" w:cs="宋体"/>
-          <w:b/>
-          <w:bCs/>
-        </w:rPr>
-        <w:t>、</w:t>
-      </w:r>
-      <w:proofErr w:type="spellStart"/>
-      <w:r>
-        <w:rPr>
-          <w:rFonts w:asciiTheme="minorHAnsi" w:eastAsiaTheme="minorHAnsi" w:hAnsiTheme="minorHAnsi" w:cs="宋体"/>
-          <w:b/>
-          <w:bCs/>
-        </w:rPr>
-        <w:t>modelType</w:t>
-      </w:r>
-      <w:proofErr w:type="spellEnd"/>
-      <w:r>
-        <w:rPr>
-          <w:rFonts w:asciiTheme="minorHAnsi" w:eastAsiaTheme="minorHAnsi" w:hAnsiTheme="minorHAnsi" w:cs="宋体"/>
-          <w:b/>
-          <w:bCs/>
-        </w:rPr>
-        <w:t>、</w:t>
-      </w:r>
-      <w:proofErr w:type="spellStart"/>
-      <w:r>
-        <w:rPr>
-          <w:rFonts w:asciiTheme="minorHAnsi" w:eastAsiaTheme="minorHAnsi" w:hAnsiTheme="minorHAnsi" w:cs="宋体"/>
-          <w:b/>
-          <w:bCs/>
-        </w:rPr>
-        <w:t>fitLines</w:t>
-      </w:r>
-      <w:proofErr w:type="spellEnd"/>
-      <w:r>
-        <w:rPr>
-          <w:rFonts w:asciiTheme="minorHAnsi" w:eastAsiaTheme="minorHAnsi" w:hAnsiTheme="minorHAnsi" w:cs="宋体"/>
-          <w:b/>
-          <w:bCs/>
-        </w:rPr>
-        <w:t>、</w:t>
-      </w:r>
-      <w:proofErr w:type="spellStart"/>
-      <w:r>
-        <w:rPr>
-          <w:rFonts w:asciiTheme="minorHAnsi" w:eastAsiaTheme="minorHAnsi" w:hAnsiTheme="minorHAnsi" w:cs="宋体"/>
-          <w:b/>
-          <w:bCs/>
-        </w:rPr>
-        <w:t>scatterPoints</w:t>
-      </w:r>
-      <w:proofErr w:type="spellEnd"/>
-      <w:r>
-        <w:rPr>
-          <w:rFonts w:asciiTheme="minorHAnsi" w:eastAsiaTheme="minorHAnsi" w:hAnsiTheme="minorHAnsi" w:cs="宋体"/>
-          <w:b/>
-          <w:bCs/>
-        </w:rPr>
-        <w:t>、</w:t>
-      </w:r>
-      <w:proofErr w:type="spellStart"/>
-      <w:r>
-        <w:rPr>
-          <w:rFonts w:asciiTheme="minorHAnsi" w:eastAsiaTheme="minorHAnsi" w:hAnsiTheme="minorHAnsi" w:cs="宋体"/>
-          <w:b/>
-          <w:bCs/>
-        </w:rPr>
-        <w:t>scatterCount</w:t>
-      </w:r>
-      <w:proofErr w:type="spellEnd"/>
-      <w:r>
-        <w:rPr>
-          <w:rFonts w:asciiTheme="minorHAnsi" w:eastAsiaTheme="minorHAnsi" w:hAnsiTheme="minorHAnsi" w:cs="宋体"/>
-          <w:b/>
-          <w:bCs/>
-        </w:rPr>
-        <w:t>、impact 数组、suggestion 文本。</w:t>
-      </w:r>
-    </w:p>
-    <w:p>
-      <w:pPr>
-        <w:pStyle w:val="a3"/>
-        <w:rPr>
-          <w:rFonts w:asciiTheme="minorHAnsi" w:eastAsiaTheme="minorHAnsi" w:hAnsiTheme="minorHAnsi" w:cs="宋体"/>
-          <w:b/>
-          <w:bCs/>
-        </w:rPr>
-      </w:pPr>
-    </w:p>
-    <w:p>
-      <w:pPr>
-        <w:pStyle w:val="a3"/>
-        <w:rPr>
-          <w:rFonts w:asciiTheme="minorHAnsi" w:eastAsiaTheme="minorHAnsi" w:hAnsiTheme="minorHAnsi" w:cs="宋体"/>
-          <w:b/>
-          <w:bCs/>
-        </w:rPr>
-      </w:pPr>
-      <w:r>
-        <w:rPr>
-          <w:rFonts w:asciiTheme="minorHAnsi" w:eastAsiaTheme="minorHAnsi" w:hAnsiTheme="minorHAnsi" w:cs="宋体"/>
-          <w:b/>
-          <w:bCs/>
-        </w:rPr>
-        <w:t>**前端展示**</w:t>
-      </w:r>
-    </w:p>
-    <w:p>
-      <w:pPr>
-        <w:pStyle w:val="a3"/>
-        <w:rPr>
-          <w:rFonts w:asciiTheme="minorHAnsi" w:eastAsiaTheme="minorHAnsi" w:hAnsiTheme="minorHAnsi" w:cs="宋体"/>
-          <w:b/>
-          <w:bCs/>
-        </w:rPr>
-      </w:pPr>
-    </w:p>
-    <w:p>
-      <w:pPr>
-        <w:pStyle w:val="a3"/>
-        <w:rPr>
-          <w:rFonts w:asciiTheme="minorHAnsi" w:eastAsiaTheme="minorHAnsi" w:hAnsiTheme="minorHAnsi" w:cs="宋体"/>
-          <w:b/>
-          <w:bCs/>
-        </w:rPr>
-      </w:pPr>
-      <w:r>
-        <w:rPr>
-          <w:rFonts w:asciiTheme="minorHAnsi" w:eastAsiaTheme="minorHAnsi" w:hAnsiTheme="minorHAnsi" w:cs="宋体"/>
-          <w:b/>
-          <w:bCs/>
-        </w:rPr>
-        <w:t>模型信息行显示：模型类型、R 方、训练样本数、散点样本数。</w:t>
-      </w:r>
-    </w:p>
-    <w:p>
-      <w:pPr>
-        <w:pStyle w:val="a3"/>
-        <w:rPr>
-          <w:rFonts w:asciiTheme="minorHAnsi" w:eastAsiaTheme="minorHAnsi" w:hAnsiTheme="minorHAnsi" w:cs="宋体"/>
-          <w:b/>
-          <w:bCs/>
-        </w:rPr>
-      </w:pPr>
-    </w:p>
-    <w:p>
-      <w:pPr>
-        <w:pStyle w:val="a3"/>
-        <w:rPr>
-          <w:rFonts w:asciiTheme="minorHAnsi" w:eastAsiaTheme="minorHAnsi" w:hAnsiTheme="minorHAnsi" w:cs="宋体"/>
-          <w:b/>
-          <w:bCs/>
-        </w:rPr>
-      </w:pPr>
-      <w:r>
-        <w:rPr>
-          <w:rFonts w:asciiTheme="minorHAnsi" w:eastAsiaTheme="minorHAnsi" w:hAnsiTheme="minorHAnsi" w:cs="宋体"/>
-          <w:b/>
-          <w:bCs/>
-        </w:rPr>
-        <w:t xml:space="preserve">右侧 2 乘 2 四个 Canvas 子图，分别是面积-房价、楼层-房价、距地铁-房价、房龄-房价。每个子图画灰色网格、坐标轴、红色散点、蓝色拟合线，左下角标注散点个数。动画分两段：先画坐标轴，再同时出现全部散点和拟合线。Canvas 按 </w:t>
-      </w:r>
-      <w:proofErr w:type="spellStart"/>
-      <w:r>
-        <w:rPr>
-          <w:rFonts w:asciiTheme="minorHAnsi" w:eastAsiaTheme="minorHAnsi" w:hAnsiTheme="minorHAnsi" w:cs="宋体"/>
-          <w:b/>
-          <w:bCs/>
-        </w:rPr>
-        <w:t>devicePixelRatio</w:t>
-      </w:r>
-      <w:proofErr w:type="spellEnd"/>
-      <w:r>
-        <w:rPr>
-          <w:rFonts w:asciiTheme="minorHAnsi" w:eastAsiaTheme="minorHAnsi" w:hAnsiTheme="minorHAnsi" w:cs="宋体"/>
-          <w:b/>
-          <w:bCs/>
-        </w:rPr>
-        <w:t xml:space="preserve"> 高清适配，避免模糊。</w:t>
-      </w:r>
-    </w:p>
-    <w:p>
-      <w:pPr>
-        <w:pStyle w:val="a3"/>
-        <w:rPr>
-          <w:rFonts w:asciiTheme="minorHAnsi" w:eastAsiaTheme="minorHAnsi" w:hAnsiTheme="minorHAnsi" w:cs="宋体"/>
-          <w:b/>
-          <w:bCs/>
-        </w:rPr>
-      </w:pPr>
-    </w:p>
-    <w:p>
-      <w:pPr>
-        <w:pStyle w:val="a3"/>
-        <w:rPr>
-          <w:rFonts w:asciiTheme="minorHAnsi" w:eastAsiaTheme="minorHAnsi" w:hAnsiTheme="minorHAnsi" w:cs="宋体"/>
-          <w:b/>
-          <w:bCs/>
-        </w:rPr>
-      </w:pPr>
-      <w:r>
-        <w:rPr>
-          <w:rFonts w:asciiTheme="minorHAnsi" w:eastAsiaTheme="minorHAnsi" w:hAnsiTheme="minorHAnsi" w:cs="宋体"/>
-          <w:b/>
-          <w:bCs/>
-        </w:rPr>
-        <w:t>下方表格是边际系数表，正数显示加号，</w:t>
+        <w:t>随机抽样并计算同比，与预测建议使用同一套统计逻辑；</w:t>
+      </w:r>
+    </w:p>
+    <w:p>
+      <w:pPr>
+        <w:pStyle w:val="a3"/>
+        <w:rPr>
+          <w:rFonts w:asciiTheme="minorHAnsi" w:eastAsiaTheme="minorHAnsi" w:hAnsiTheme="minorHAnsi" w:cs="宋体" w:hint="eastAsia"/>
+          <w:b/>
+          <w:bCs/>
+        </w:rPr>
+      </w:pPr>
+      <w:r>
+        <w:rPr>
+          <w:rFonts w:asciiTheme="minorHAnsi" w:eastAsiaTheme="minorHAnsi" w:hAnsiTheme="minorHAnsi" w:cs="宋体"/>
+          <w:b/>
+          <w:bCs/>
+        </w:rPr>
+        <w:t>搜索用动态 SQL 做多条件筛选；</w:t>
+      </w:r>
+    </w:p>
+    <w:p>
+      <w:pPr>
+        <w:pStyle w:val="a3"/>
+        <w:rPr>
+          <w:rFonts w:asciiTheme="minorHAnsi" w:eastAsiaTheme="minorHAnsi" w:hAnsiTheme="minorHAnsi" w:cs="宋体" w:hint="eastAsia"/>
+          <w:b/>
+          <w:bCs/>
+        </w:rPr>
+      </w:pPr>
+      <w:r>
+        <w:rPr>
+          <w:rFonts w:asciiTheme="minorHAnsi" w:eastAsiaTheme="minorHAnsi" w:hAnsiTheme="minorHAnsi" w:cs="宋体"/>
+          <w:b/>
+          <w:bCs/>
+        </w:rPr>
+        <w:t>走势用 SQL 聚合加 Canvas 动画；</w:t>
+      </w:r>
+    </w:p>
+    <w:p>
+      <w:pPr>
+        <w:pStyle w:val="a3"/>
+        <w:rPr>
+          <w:rFonts w:asciiTheme="minorHAnsi" w:eastAsiaTheme="minorHAnsi" w:hAnsiTheme="minorHAnsi" w:cs="宋体" w:hint="eastAsia"/>
+          <w:b/>
+          <w:bCs/>
+        </w:rPr>
+      </w:pPr>
+      <w:r>
+        <w:rPr>
+          <w:rFonts w:asciiTheme="minorHAnsi" w:eastAsiaTheme="minorHAnsi" w:hAnsiTheme="minorHAnsi" w:cs="宋体"/>
+          <w:b/>
+          <w:bCs/>
+        </w:rPr>
+        <w:t>预测用 Java 自</w:t>
       </w:r>
       <w:proofErr w:type="gramStart"/>
       <w:r>
@@ -3986,7 +5180,7 @@
           <w:b/>
           <w:bCs/>
         </w:rPr>
-        <w:t>单位万每单位</w:t>
+        <w:t>研</w:t>
       </w:r>
       <w:proofErr w:type="gramEnd"/>
       <w:r>
@@ -3995,98 +5189,116 @@
           <w:b/>
           <w:bCs/>
         </w:rPr>
-        <w:t>。</w:t>
-      </w:r>
-    </w:p>
-    <w:p>
-      <w:pPr>
-        <w:pStyle w:val="a3"/>
-        <w:rPr>
-          <w:rFonts w:asciiTheme="minorHAnsi" w:eastAsiaTheme="minorHAnsi" w:hAnsiTheme="minorHAnsi" w:cs="宋体"/>
-          <w:b/>
-          <w:bCs/>
-        </w:rPr>
-      </w:pPr>
-    </w:p>
-    <w:p>
-      <w:pPr>
-        <w:pStyle w:val="a3"/>
-        <w:rPr>
-          <w:rFonts w:asciiTheme="minorHAnsi" w:eastAsiaTheme="minorHAnsi" w:hAnsiTheme="minorHAnsi" w:cs="宋体"/>
-          <w:b/>
-          <w:bCs/>
-        </w:rPr>
-      </w:pPr>
-      <w:r>
-        <w:rPr>
-          <w:rFonts w:asciiTheme="minorHAnsi" w:eastAsiaTheme="minorHAnsi" w:hAnsiTheme="minorHAnsi" w:cs="宋体"/>
-          <w:b/>
-          <w:bCs/>
-        </w:rPr>
-        <w:t xml:space="preserve">最下面是建议文本区域，虚线边框展示 </w:t>
-      </w:r>
-      <w:proofErr w:type="spellStart"/>
-      <w:r>
-        <w:rPr>
-          <w:rFonts w:asciiTheme="minorHAnsi" w:eastAsiaTheme="minorHAnsi" w:hAnsiTheme="minorHAnsi" w:cs="宋体"/>
-          <w:b/>
-          <w:bCs/>
-        </w:rPr>
-        <w:t>SuggestionService</w:t>
-      </w:r>
-      <w:proofErr w:type="spellEnd"/>
-      <w:r>
-        <w:rPr>
-          <w:rFonts w:asciiTheme="minorHAnsi" w:eastAsiaTheme="minorHAnsi" w:hAnsiTheme="minorHAnsi" w:cs="宋体"/>
-          <w:b/>
-          <w:bCs/>
-        </w:rPr>
-        <w:t xml:space="preserve"> 生成的段落。</w:t>
-      </w:r>
-    </w:p>
-    <w:p>
-      <w:pPr>
-        <w:pStyle w:val="a3"/>
-        <w:rPr>
-          <w:rFonts w:asciiTheme="minorHAnsi" w:eastAsiaTheme="minorHAnsi" w:hAnsiTheme="minorHAnsi" w:cs="宋体"/>
-          <w:b/>
-          <w:bCs/>
-        </w:rPr>
-      </w:pPr>
-    </w:p>
-    <w:p>
-      <w:pPr>
-        <w:pStyle w:val="a3"/>
-        <w:rPr>
-          <w:rFonts w:asciiTheme="minorHAnsi" w:eastAsiaTheme="minorHAnsi" w:hAnsiTheme="minorHAnsi" w:cs="宋体"/>
-          <w:b/>
-          <w:bCs/>
-        </w:rPr>
-      </w:pPr>
-      <w:r>
-        <w:rPr>
-          <w:rFonts w:asciiTheme="minorHAnsi" w:eastAsiaTheme="minorHAnsi" w:hAnsiTheme="minorHAnsi" w:cs="宋体"/>
-          <w:b/>
-          <w:bCs/>
-        </w:rPr>
-        <w:t>预测功能的核心实现总结：**用数据库全量样本分别训练租售两套 OLS 线性回归方程，预测时代入特征；可视化用真实散点和模型拟合线；建议用市场统计规则补充决策参考。**</w:t>
-      </w:r>
-    </w:p>
-    <w:p>
-      <w:pPr>
-        <w:pStyle w:val="a3"/>
-        <w:rPr>
-          <w:rFonts w:asciiTheme="minorHAnsi" w:eastAsiaTheme="minorHAnsi" w:hAnsiTheme="minorHAnsi" w:cs="宋体"/>
-          <w:b/>
-          <w:bCs/>
-        </w:rPr>
-      </w:pPr>
-    </w:p>
-    <w:p>
-      <w:pPr>
-        <w:pStyle w:val="a3"/>
-        <w:rPr>
-          <w:rFonts w:asciiTheme="minorHAnsi" w:eastAsiaTheme="minorHAnsi" w:hAnsiTheme="minorHAnsi" w:cs="宋体"/>
+        <w:t xml:space="preserve"> OLS 线性回归，rent 和 sale 各一套模型，配合散点、拟合线、系数表和建议文案；</w:t>
+      </w:r>
+    </w:p>
+    <w:p>
+      <w:pPr>
+        <w:pStyle w:val="a3"/>
+        <w:rPr>
+          <w:rFonts w:asciiTheme="minorHAnsi" w:eastAsiaTheme="minorHAnsi" w:hAnsiTheme="minorHAnsi" w:cs="宋体" w:hint="eastAsia"/>
+          <w:b/>
+          <w:bCs/>
+        </w:rPr>
+      </w:pPr>
+      <w:r>
+        <w:rPr>
+          <w:rFonts w:asciiTheme="minorHAnsi" w:eastAsiaTheme="minorHAnsi" w:hAnsiTheme="minorHAnsi" w:cs="宋体"/>
+          <w:b/>
+          <w:bCs/>
+        </w:rPr>
+        <w:t xml:space="preserve">收藏用 </w:t>
+      </w:r>
+      <w:proofErr w:type="spellStart"/>
+      <w:r>
+        <w:rPr>
+          <w:rFonts w:asciiTheme="minorHAnsi" w:eastAsiaTheme="minorHAnsi" w:hAnsiTheme="minorHAnsi" w:cs="宋体"/>
+          <w:b/>
+          <w:bCs/>
+        </w:rPr>
+        <w:t>localStorage</w:t>
+      </w:r>
+      <w:proofErr w:type="spellEnd"/>
+      <w:r>
+        <w:rPr>
+          <w:rFonts w:asciiTheme="minorHAnsi" w:eastAsiaTheme="minorHAnsi" w:hAnsiTheme="minorHAnsi" w:cs="宋体"/>
+          <w:b/>
+          <w:bCs/>
+        </w:rPr>
+        <w:t xml:space="preserve"> 本地持久化。</w:t>
+      </w:r>
+    </w:p>
+    <w:p>
+      <w:pPr>
+        <w:pStyle w:val="a3"/>
+        <w:rPr>
+          <w:rFonts w:asciiTheme="minorHAnsi" w:eastAsiaTheme="minorHAnsi" w:hAnsiTheme="minorHAnsi" w:cs="宋体" w:hint="eastAsia"/>
+          <w:b/>
+          <w:bCs/>
+        </w:rPr>
+      </w:pPr>
+    </w:p>
+    <w:p>
+      <w:pPr>
+        <w:pStyle w:val="a3"/>
+        <w:rPr>
+          <w:rFonts w:asciiTheme="minorHAnsi" w:eastAsiaTheme="minorHAnsi" w:hAnsiTheme="minorHAnsi" w:cs="宋体" w:hint="eastAsia"/>
+          <w:b/>
+          <w:bCs/>
+        </w:rPr>
+      </w:pPr>
+      <w:r>
+        <w:rPr>
+          <w:rFonts w:asciiTheme="minorHAnsi" w:eastAsiaTheme="minorHAnsi" w:hAnsiTheme="minorHAnsi" w:cs="宋体"/>
+          <w:b/>
+          <w:bCs/>
+        </w:rPr>
+        <w:t>整个系统实现了从「查房源」到「看趋势」再到「用数据建模预测」的完整闭环。</w:t>
+      </w:r>
+    </w:p>
+    <w:p>
+      <w:pPr>
+        <w:pStyle w:val="a3"/>
+        <w:rPr>
+          <w:rFonts w:asciiTheme="minorHAnsi" w:eastAsiaTheme="minorHAnsi" w:hAnsiTheme="minorHAnsi" w:cs="宋体" w:hint="eastAsia"/>
+          <w:b/>
+          <w:bCs/>
+        </w:rPr>
+      </w:pPr>
+    </w:p>
+    <w:p>
+      <w:pPr>
+        <w:pStyle w:val="a3"/>
+        <w:rPr>
+          <w:rFonts w:asciiTheme="minorHAnsi" w:eastAsiaTheme="minorHAnsi" w:hAnsiTheme="minorHAnsi" w:cs="宋体" w:hint="eastAsia"/>
+          <w:b/>
+          <w:bCs/>
+        </w:rPr>
+      </w:pPr>
+      <w:r>
+        <w:rPr>
+          <w:rFonts w:asciiTheme="minorHAnsi" w:eastAsiaTheme="minorHAnsi" w:hAnsiTheme="minorHAnsi" w:cs="宋体"/>
+          <w:b/>
+          <w:bCs/>
+        </w:rPr>
+        <w:t>我的展示到此结束，谢谢各位老师，欢迎提问。</w:t>
+      </w:r>
+    </w:p>
+    <w:p>
+      <w:pPr>
+        <w:pStyle w:val="a3"/>
+        <w:rPr>
+          <w:rFonts w:asciiTheme="minorHAnsi" w:eastAsiaTheme="minorHAnsi" w:hAnsiTheme="minorHAnsi" w:cs="宋体" w:hint="eastAsia"/>
+          <w:b/>
+          <w:bCs/>
+        </w:rPr>
+      </w:pPr>
+    </w:p>
+    <w:p>
+      <w:pPr>
+        <w:pStyle w:val="a3"/>
+        <w:rPr>
+          <w:rFonts w:asciiTheme="minorHAnsi" w:eastAsiaTheme="minorHAnsi" w:hAnsiTheme="minorHAnsi" w:cs="宋体" w:hint="eastAsia"/>
           <w:b/>
           <w:bCs/>
         </w:rPr>
@@ -4104,192 +5316,238 @@
       <w:pPr>
         <w:pStyle w:val="a3"/>
         <w:rPr>
-          <w:rFonts w:asciiTheme="minorHAnsi" w:eastAsiaTheme="minorHAnsi" w:hAnsiTheme="minorHAnsi" w:cs="宋体"/>
-          <w:b/>
-          <w:bCs/>
-        </w:rPr>
-      </w:pPr>
-    </w:p>
-    <w:p>
-      <w:pPr>
-        <w:pStyle w:val="a3"/>
-        <w:rPr>
-          <w:rFonts w:asciiTheme="minorHAnsi" w:eastAsiaTheme="minorHAnsi" w:hAnsiTheme="minorHAnsi" w:cs="宋体"/>
-          <w:b/>
-          <w:bCs/>
-        </w:rPr>
-      </w:pPr>
-      <w:r>
-        <w:rPr>
-          <w:rFonts w:asciiTheme="minorHAnsi" w:eastAsiaTheme="minorHAnsi" w:hAnsiTheme="minorHAnsi" w:cs="宋体"/>
-          <w:b/>
-          <w:bCs/>
-        </w:rPr>
-        <w:t xml:space="preserve">## 【第五部分：用户收藏 </w:t>
-      </w:r>
-      <w:proofErr w:type="spellStart"/>
-      <w:r>
-        <w:rPr>
-          <w:rFonts w:asciiTheme="minorHAnsi" w:eastAsiaTheme="minorHAnsi" w:hAnsiTheme="minorHAnsi" w:cs="宋体"/>
-          <w:b/>
-          <w:bCs/>
-        </w:rPr>
-        <w:t>favorites.jsp</w:t>
-      </w:r>
-      <w:proofErr w:type="spellEnd"/>
-      <w:r>
-        <w:rPr>
-          <w:rFonts w:asciiTheme="minorHAnsi" w:eastAsiaTheme="minorHAnsi" w:hAnsiTheme="minorHAnsi" w:cs="宋体"/>
-          <w:b/>
-          <w:bCs/>
-        </w:rPr>
-        <w:t>】</w:t>
-      </w:r>
-    </w:p>
-    <w:p>
-      <w:pPr>
-        <w:pStyle w:val="a3"/>
-        <w:rPr>
-          <w:rFonts w:asciiTheme="minorHAnsi" w:eastAsiaTheme="minorHAnsi" w:hAnsiTheme="minorHAnsi" w:cs="宋体"/>
-          <w:b/>
-          <w:bCs/>
-        </w:rPr>
-      </w:pPr>
-    </w:p>
-    <w:p>
-      <w:pPr>
-        <w:pStyle w:val="a3"/>
-        <w:rPr>
-          <w:rFonts w:asciiTheme="minorHAnsi" w:eastAsiaTheme="minorHAnsi" w:hAnsiTheme="minorHAnsi" w:cs="宋体"/>
-          <w:b/>
-          <w:bCs/>
-        </w:rPr>
-      </w:pPr>
-      <w:r>
-        <w:rPr>
-          <w:rFonts w:asciiTheme="minorHAnsi" w:eastAsiaTheme="minorHAnsi" w:hAnsiTheme="minorHAnsi" w:cs="宋体"/>
-          <w:b/>
-          <w:bCs/>
-        </w:rPr>
-        <w:t>回到首页左上角可进【用户收藏】。</w:t>
-      </w:r>
-    </w:p>
-    <w:p>
-      <w:pPr>
-        <w:pStyle w:val="a3"/>
-        <w:rPr>
-          <w:rFonts w:asciiTheme="minorHAnsi" w:eastAsiaTheme="minorHAnsi" w:hAnsiTheme="minorHAnsi" w:cs="宋体"/>
-          <w:b/>
-          <w:bCs/>
-        </w:rPr>
-      </w:pPr>
-    </w:p>
-    <w:p>
-      <w:pPr>
-        <w:pStyle w:val="a3"/>
-        <w:rPr>
-          <w:rFonts w:asciiTheme="minorHAnsi" w:eastAsiaTheme="minorHAnsi" w:hAnsiTheme="minorHAnsi" w:cs="宋体"/>
-          <w:b/>
-          <w:bCs/>
-        </w:rPr>
-      </w:pPr>
-      <w:r>
-        <w:rPr>
-          <w:rFonts w:asciiTheme="minorHAnsi" w:eastAsiaTheme="minorHAnsi" w:hAnsiTheme="minorHAnsi" w:cs="宋体"/>
-          <w:b/>
-          <w:bCs/>
-        </w:rPr>
-        <w:t xml:space="preserve">这个页面从 </w:t>
-      </w:r>
-      <w:proofErr w:type="spellStart"/>
-      <w:r>
-        <w:rPr>
-          <w:rFonts w:asciiTheme="minorHAnsi" w:eastAsiaTheme="minorHAnsi" w:hAnsiTheme="minorHAnsi" w:cs="宋体"/>
-          <w:b/>
-          <w:bCs/>
-        </w:rPr>
-        <w:t>localStorage</w:t>
-      </w:r>
-      <w:proofErr w:type="spellEnd"/>
-      <w:r>
-        <w:rPr>
-          <w:rFonts w:asciiTheme="minorHAnsi" w:eastAsiaTheme="minorHAnsi" w:hAnsiTheme="minorHAnsi" w:cs="宋体"/>
-          <w:b/>
-          <w:bCs/>
-        </w:rPr>
-        <w:t xml:space="preserve"> 读取 favorites 数组。有数据就逐条显示：序号、城市、年月、面积、价格；右侧减号按钮删除该项，splice 后写回 </w:t>
-      </w:r>
-      <w:proofErr w:type="spellStart"/>
-      <w:r>
-        <w:rPr>
-          <w:rFonts w:asciiTheme="minorHAnsi" w:eastAsiaTheme="minorHAnsi" w:hAnsiTheme="minorHAnsi" w:cs="宋体"/>
-          <w:b/>
-          <w:bCs/>
-        </w:rPr>
-        <w:t>localStorage</w:t>
-      </w:r>
-      <w:proofErr w:type="spellEnd"/>
-      <w:r>
-        <w:rPr>
-          <w:rFonts w:asciiTheme="minorHAnsi" w:eastAsiaTheme="minorHAnsi" w:hAnsiTheme="minorHAnsi" w:cs="宋体"/>
-          <w:b/>
-          <w:bCs/>
-        </w:rPr>
-        <w:t xml:space="preserve"> 并刷新页面。没有收藏则提示「暂未收藏房源」。</w:t>
-      </w:r>
-    </w:p>
-    <w:p>
-      <w:pPr>
-        <w:pStyle w:val="a3"/>
-        <w:rPr>
-          <w:rFonts w:asciiTheme="minorHAnsi" w:eastAsiaTheme="minorHAnsi" w:hAnsiTheme="minorHAnsi" w:cs="宋体"/>
-          <w:b/>
-          <w:bCs/>
-        </w:rPr>
-      </w:pPr>
-    </w:p>
-    <w:p>
-      <w:pPr>
-        <w:pStyle w:val="a3"/>
-        <w:rPr>
-          <w:rFonts w:asciiTheme="minorHAnsi" w:eastAsiaTheme="minorHAnsi" w:hAnsiTheme="minorHAnsi" w:cs="宋体"/>
-          <w:b/>
-          <w:bCs/>
-        </w:rPr>
-      </w:pPr>
-      <w:r>
-        <w:rPr>
-          <w:rFonts w:asciiTheme="minorHAnsi" w:eastAsiaTheme="minorHAnsi" w:hAnsiTheme="minorHAnsi" w:cs="宋体"/>
-          <w:b/>
-          <w:bCs/>
-        </w:rPr>
-        <w:t>收藏功能完全在前端实现，数据库没有用户表和收藏表，适合课程演示，不涉及登录。</w:t>
-      </w:r>
-    </w:p>
-    <w:p>
-      <w:pPr>
-        <w:pStyle w:val="a3"/>
-        <w:rPr>
-          <w:rFonts w:asciiTheme="minorHAnsi" w:eastAsiaTheme="minorHAnsi" w:hAnsiTheme="minorHAnsi" w:cs="宋体"/>
-          <w:b/>
-          <w:bCs/>
-        </w:rPr>
-      </w:pPr>
-    </w:p>
-    <w:p>
-      <w:pPr>
-        <w:pStyle w:val="a3"/>
-        <w:rPr>
-          <w:rFonts w:asciiTheme="minorHAnsi" w:eastAsiaTheme="minorHAnsi" w:hAnsiTheme="minorHAnsi" w:cs="宋体"/>
-          <w:b/>
-          <w:bCs/>
-        </w:rPr>
-      </w:pPr>
-      <w:r>
-        <w:rPr>
-          <w:rFonts w:asciiTheme="minorHAnsi" w:eastAsiaTheme="minorHAnsi" w:hAnsiTheme="minorHAnsi" w:cs="宋体"/>
-          <w:b/>
-          <w:bCs/>
+          <w:rFonts w:asciiTheme="minorHAnsi" w:eastAsiaTheme="minorHAnsi" w:hAnsiTheme="minorHAnsi" w:cs="宋体" w:hint="eastAsia"/>
+          <w:b/>
+          <w:bCs/>
+        </w:rPr>
+      </w:pPr>
+    </w:p>
+    <w:p>
+      <w:pPr>
+        <w:pStyle w:val="a3"/>
+        <w:rPr>
+          <w:rFonts w:asciiTheme="minorHAnsi" w:eastAsiaTheme="minorHAnsi" w:hAnsiTheme="minorHAnsi" w:cs="宋体" w:hint="eastAsia"/>
+          <w:b/>
+          <w:bCs/>
+        </w:rPr>
+      </w:pPr>
+      <w:r>
+        <w:rPr>
+          <w:rFonts w:asciiTheme="minorHAnsi" w:eastAsiaTheme="minorHAnsi" w:hAnsiTheme="minorHAnsi" w:cs="宋体"/>
+          <w:b/>
+          <w:bCs/>
+        </w:rPr>
+        <w:t>## 【备用：演示时建议操作顺序】</w:t>
+      </w:r>
+    </w:p>
+    <w:p>
+      <w:pPr>
+        <w:pStyle w:val="a3"/>
+        <w:rPr>
+          <w:rFonts w:asciiTheme="minorHAnsi" w:eastAsiaTheme="minorHAnsi" w:hAnsiTheme="minorHAnsi" w:cs="宋体" w:hint="eastAsia"/>
+          <w:b/>
+          <w:bCs/>
+        </w:rPr>
+      </w:pPr>
+    </w:p>
+    <w:p>
+      <w:pPr>
+        <w:pStyle w:val="a3"/>
+        <w:rPr>
+          <w:rFonts w:asciiTheme="minorHAnsi" w:eastAsiaTheme="minorHAnsi" w:hAnsiTheme="minorHAnsi" w:cs="宋体" w:hint="eastAsia"/>
+          <w:b/>
+          <w:bCs/>
+        </w:rPr>
+      </w:pPr>
+      <w:r>
+        <w:rPr>
+          <w:rFonts w:asciiTheme="minorHAnsi" w:eastAsiaTheme="minorHAnsi" w:hAnsiTheme="minorHAnsi" w:cs="宋体"/>
+          <w:b/>
+          <w:bCs/>
+        </w:rPr>
+        <w:t xml:space="preserve">1. 首页选「购房」+「买方」→ </w:t>
+      </w:r>
+      <w:proofErr w:type="gramStart"/>
+      <w:r>
+        <w:rPr>
+          <w:rFonts w:asciiTheme="minorHAnsi" w:eastAsiaTheme="minorHAnsi" w:hAnsiTheme="minorHAnsi" w:cs="宋体"/>
+          <w:b/>
+          <w:bCs/>
+        </w:rPr>
+        <w:t>指咨询</w:t>
+      </w:r>
+      <w:proofErr w:type="gramEnd"/>
+      <w:r>
+        <w:rPr>
+          <w:rFonts w:asciiTheme="minorHAnsi" w:eastAsiaTheme="minorHAnsi" w:hAnsiTheme="minorHAnsi" w:cs="宋体"/>
+          <w:b/>
+          <w:bCs/>
+        </w:rPr>
+        <w:t>栏（说明数据来自数据库同比统计）→ 点房源搜索</w:t>
+      </w:r>
+    </w:p>
+    <w:p>
+      <w:pPr>
+        <w:pStyle w:val="a3"/>
+        <w:rPr>
+          <w:rFonts w:asciiTheme="minorHAnsi" w:eastAsiaTheme="minorHAnsi" w:hAnsiTheme="minorHAnsi" w:cs="宋体" w:hint="eastAsia"/>
+          <w:b/>
+          <w:bCs/>
+        </w:rPr>
+      </w:pPr>
+      <w:r>
+        <w:rPr>
+          <w:rFonts w:asciiTheme="minorHAnsi" w:eastAsiaTheme="minorHAnsi" w:hAnsiTheme="minorHAnsi" w:cs="宋体"/>
+          <w:b/>
+          <w:bCs/>
+        </w:rPr>
+        <w:t>2. 搜索填广州、2025、8、预算 200 → 展示结果 → 点 + 收藏</w:t>
+      </w:r>
+    </w:p>
+    <w:p>
+      <w:pPr>
+        <w:pStyle w:val="a3"/>
+        <w:rPr>
+          <w:rFonts w:asciiTheme="minorHAnsi" w:eastAsiaTheme="minorHAnsi" w:hAnsiTheme="minorHAnsi" w:cs="宋体" w:hint="eastAsia"/>
+          <w:b/>
+          <w:bCs/>
+        </w:rPr>
+      </w:pPr>
+      <w:r>
+        <w:rPr>
+          <w:rFonts w:asciiTheme="minorHAnsi" w:eastAsiaTheme="minorHAnsi" w:hAnsiTheme="minorHAnsi" w:cs="宋体"/>
+          <w:b/>
+          <w:bCs/>
+        </w:rPr>
+        <w:t xml:space="preserve">3. </w:t>
+      </w:r>
+      <w:proofErr w:type="gramStart"/>
+      <w:r>
+        <w:rPr>
+          <w:rFonts w:asciiTheme="minorHAnsi" w:eastAsiaTheme="minorHAnsi" w:hAnsiTheme="minorHAnsi" w:cs="宋体"/>
+          <w:b/>
+          <w:bCs/>
+        </w:rPr>
+        <w:t>去走势</w:t>
+      </w:r>
+      <w:proofErr w:type="gramEnd"/>
+      <w:r>
+        <w:rPr>
+          <w:rFonts w:asciiTheme="minorHAnsi" w:eastAsiaTheme="minorHAnsi" w:hAnsiTheme="minorHAnsi" w:cs="宋体"/>
+          <w:b/>
+          <w:bCs/>
+        </w:rPr>
+        <w:t>图 → 选广州、2025 → 看 12 月折线动画</w:t>
+      </w:r>
+    </w:p>
+    <w:p>
+      <w:pPr>
+        <w:pStyle w:val="a3"/>
+        <w:rPr>
+          <w:rFonts w:asciiTheme="minorHAnsi" w:eastAsiaTheme="minorHAnsi" w:hAnsiTheme="minorHAnsi" w:cs="宋体" w:hint="eastAsia"/>
+          <w:b/>
+          <w:bCs/>
+        </w:rPr>
+      </w:pPr>
+      <w:r>
+        <w:rPr>
+          <w:rFonts w:asciiTheme="minorHAnsi" w:eastAsiaTheme="minorHAnsi" w:hAnsiTheme="minorHAnsi" w:cs="宋体"/>
+          <w:b/>
+          <w:bCs/>
+        </w:rPr>
+        <w:t xml:space="preserve">4. 回首页改选「租房」→ </w:t>
+      </w:r>
+      <w:proofErr w:type="gramStart"/>
+      <w:r>
+        <w:rPr>
+          <w:rFonts w:asciiTheme="minorHAnsi" w:eastAsiaTheme="minorHAnsi" w:hAnsiTheme="minorHAnsi" w:cs="宋体"/>
+          <w:b/>
+          <w:bCs/>
+        </w:rPr>
+        <w:t>进预测</w:t>
+      </w:r>
+      <w:proofErr w:type="gramEnd"/>
+      <w:r>
+        <w:rPr>
+          <w:rFonts w:asciiTheme="minorHAnsi" w:eastAsiaTheme="minorHAnsi" w:hAnsiTheme="minorHAnsi" w:cs="宋体"/>
+          <w:b/>
+          <w:bCs/>
+        </w:rPr>
+        <w:t xml:space="preserve"> → </w:t>
+      </w:r>
+      <w:proofErr w:type="gramStart"/>
+      <w:r>
+        <w:rPr>
+          <w:rFonts w:asciiTheme="minorHAnsi" w:eastAsiaTheme="minorHAnsi" w:hAnsiTheme="minorHAnsi" w:cs="宋体"/>
+          <w:b/>
+          <w:bCs/>
+        </w:rPr>
+        <w:t>填齐</w:t>
+      </w:r>
+      <w:proofErr w:type="gramEnd"/>
+      <w:r>
+        <w:rPr>
+          <w:rFonts w:asciiTheme="minorHAnsi" w:eastAsiaTheme="minorHAnsi" w:hAnsiTheme="minorHAnsi" w:cs="宋体"/>
+          <w:b/>
+          <w:bCs/>
+        </w:rPr>
+        <w:t xml:space="preserve"> 7 项 → 等 5~10 </w:t>
+      </w:r>
+      <w:proofErr w:type="gramStart"/>
+      <w:r>
+        <w:rPr>
+          <w:rFonts w:asciiTheme="minorHAnsi" w:eastAsiaTheme="minorHAnsi" w:hAnsiTheme="minorHAnsi" w:cs="宋体"/>
+          <w:b/>
+          <w:bCs/>
+        </w:rPr>
+        <w:t>秒看模型</w:t>
+      </w:r>
+      <w:proofErr w:type="gramEnd"/>
+      <w:r>
+        <w:rPr>
+          <w:rFonts w:asciiTheme="minorHAnsi" w:eastAsiaTheme="minorHAnsi" w:hAnsiTheme="minorHAnsi" w:cs="宋体"/>
+          <w:b/>
+          <w:bCs/>
+        </w:rPr>
+        <w:t>训练 → 展示散点、拟合线、系数、建议</w:t>
+      </w:r>
+    </w:p>
+    <w:p>
+      <w:pPr>
+        <w:pStyle w:val="a3"/>
+        <w:rPr>
+          <w:rFonts w:asciiTheme="minorHAnsi" w:eastAsiaTheme="minorHAnsi" w:hAnsiTheme="minorHAnsi" w:cs="宋体" w:hint="eastAsia"/>
+          <w:b/>
+          <w:bCs/>
+        </w:rPr>
+      </w:pPr>
+      <w:r>
+        <w:rPr>
+          <w:rFonts w:asciiTheme="minorHAnsi" w:eastAsiaTheme="minorHAnsi" w:hAnsiTheme="minorHAnsi" w:cs="宋体"/>
+          <w:b/>
+          <w:bCs/>
+        </w:rPr>
+        <w:t>5. 回首页点【用户收藏】→ 展示刚收藏的房源</w:t>
+      </w:r>
+    </w:p>
+    <w:p>
+      <w:pPr>
+        <w:pStyle w:val="a3"/>
+        <w:rPr>
+          <w:rFonts w:ascii="宋体" w:eastAsia="宋体" w:hAnsi="宋体" w:cs="宋体" w:hint="eastAsia"/>
+        </w:rPr>
+      </w:pPr>
+    </w:p>
+    <w:p>
+      <w:pPr>
+        <w:pStyle w:val="a3"/>
+        <w:rPr>
+          <w:rFonts w:ascii="宋体" w:eastAsia="宋体" w:hAnsi="宋体" w:cs="宋体" w:hint="eastAsia"/>
+        </w:rPr>
+      </w:pPr>
+      <w:r>
+        <w:rPr>
+          <w:rFonts w:ascii="宋体" w:eastAsia="宋体" w:hAnsi="宋体" w:cs="宋体"/>
         </w:rPr>
         <w:t>---</w:t>
       </w:r>
@@ -4298,1240 +5556,15 @@
       <w:pPr>
         <w:pStyle w:val="a3"/>
         <w:rPr>
-          <w:rFonts w:asciiTheme="minorHAnsi" w:eastAsiaTheme="minorHAnsi" w:hAnsiTheme="minorHAnsi" w:cs="宋体"/>
-          <w:b/>
-          <w:bCs/>
-        </w:rPr>
-      </w:pPr>
-    </w:p>
-    <w:p>
-      <w:pPr>
-        <w:pStyle w:val="a3"/>
-        <w:rPr>
-          <w:rFonts w:asciiTheme="minorHAnsi" w:eastAsiaTheme="minorHAnsi" w:hAnsiTheme="minorHAnsi" w:cs="宋体"/>
-          <w:b/>
-          <w:bCs/>
-        </w:rPr>
-      </w:pPr>
-      <w:r>
-        <w:rPr>
-          <w:rFonts w:asciiTheme="minorHAnsi" w:eastAsiaTheme="minorHAnsi" w:hAnsiTheme="minorHAnsi" w:cs="宋体"/>
-          <w:b/>
-          <w:bCs/>
-        </w:rPr>
-        <w:t>## 【第六部分：数据库与工程结构补充】</w:t>
-      </w:r>
-    </w:p>
-    <w:p>
-      <w:pPr>
-        <w:pStyle w:val="a3"/>
-        <w:rPr>
-          <w:rFonts w:asciiTheme="minorHAnsi" w:eastAsiaTheme="minorHAnsi" w:hAnsiTheme="minorHAnsi" w:cs="宋体"/>
-          <w:b/>
-          <w:bCs/>
-        </w:rPr>
-      </w:pPr>
-    </w:p>
-    <w:p>
-      <w:pPr>
-        <w:pStyle w:val="a3"/>
-        <w:rPr>
-          <w:rFonts w:asciiTheme="minorHAnsi" w:eastAsiaTheme="minorHAnsi" w:hAnsiTheme="minorHAnsi" w:cs="宋体"/>
-          <w:b/>
-          <w:bCs/>
-        </w:rPr>
-      </w:pPr>
-      <w:r>
-        <w:rPr>
-          <w:rFonts w:asciiTheme="minorHAnsi" w:eastAsiaTheme="minorHAnsi" w:hAnsiTheme="minorHAnsi" w:cs="宋体"/>
-          <w:b/>
-          <w:bCs/>
-        </w:rPr>
-        <w:t xml:space="preserve">数据层只有一张表 </w:t>
-      </w:r>
-      <w:proofErr w:type="spellStart"/>
-      <w:r>
-        <w:rPr>
-          <w:rFonts w:asciiTheme="minorHAnsi" w:eastAsiaTheme="minorHAnsi" w:hAnsiTheme="minorHAnsi" w:cs="宋体"/>
-          <w:b/>
-          <w:bCs/>
-        </w:rPr>
-        <w:t>house_listings</w:t>
-      </w:r>
-      <w:proofErr w:type="spellEnd"/>
-      <w:r>
-        <w:rPr>
-          <w:rFonts w:asciiTheme="minorHAnsi" w:eastAsiaTheme="minorHAnsi" w:hAnsiTheme="minorHAnsi" w:cs="宋体"/>
-          <w:b/>
-          <w:bCs/>
-        </w:rPr>
-        <w:t>，字段包括：id、district、year、month、price、area、floor、</w:t>
-      </w:r>
-      <w:proofErr w:type="spellStart"/>
-      <w:r>
-        <w:rPr>
-          <w:rFonts w:asciiTheme="minorHAnsi" w:eastAsiaTheme="minorHAnsi" w:hAnsiTheme="minorHAnsi" w:cs="宋体"/>
-          <w:b/>
-          <w:bCs/>
-        </w:rPr>
-        <w:t>house_age</w:t>
-      </w:r>
-      <w:proofErr w:type="spellEnd"/>
-      <w:r>
-        <w:rPr>
-          <w:rFonts w:asciiTheme="minorHAnsi" w:eastAsiaTheme="minorHAnsi" w:hAnsiTheme="minorHAnsi" w:cs="宋体"/>
-          <w:b/>
-          <w:bCs/>
-        </w:rPr>
-        <w:t>、</w:t>
-      </w:r>
-      <w:proofErr w:type="spellStart"/>
-      <w:r>
-        <w:rPr>
-          <w:rFonts w:asciiTheme="minorHAnsi" w:eastAsiaTheme="minorHAnsi" w:hAnsiTheme="minorHAnsi" w:cs="宋体"/>
-          <w:b/>
-          <w:bCs/>
-        </w:rPr>
-        <w:t>distance_to_subway</w:t>
-      </w:r>
-      <w:proofErr w:type="spellEnd"/>
-      <w:r>
-        <w:rPr>
-          <w:rFonts w:asciiTheme="minorHAnsi" w:eastAsiaTheme="minorHAnsi" w:hAnsiTheme="minorHAnsi" w:cs="宋体"/>
-          <w:b/>
-          <w:bCs/>
-        </w:rPr>
-        <w:t>、</w:t>
-      </w:r>
-      <w:proofErr w:type="spellStart"/>
-      <w:r>
-        <w:rPr>
-          <w:rFonts w:asciiTheme="minorHAnsi" w:eastAsiaTheme="minorHAnsi" w:hAnsiTheme="minorHAnsi" w:cs="宋体"/>
-          <w:b/>
-          <w:bCs/>
-        </w:rPr>
-        <w:t>listing_type</w:t>
-      </w:r>
-      <w:proofErr w:type="spellEnd"/>
-      <w:r>
-        <w:rPr>
-          <w:rFonts w:asciiTheme="minorHAnsi" w:eastAsiaTheme="minorHAnsi" w:hAnsiTheme="minorHAnsi" w:cs="宋体"/>
-          <w:b/>
-          <w:bCs/>
-        </w:rPr>
-        <w:t>。索引是 district、year、month、</w:t>
-      </w:r>
-      <w:proofErr w:type="spellStart"/>
-      <w:r>
-        <w:rPr>
-          <w:rFonts w:asciiTheme="minorHAnsi" w:eastAsiaTheme="minorHAnsi" w:hAnsiTheme="minorHAnsi" w:cs="宋体"/>
-          <w:b/>
-          <w:bCs/>
-        </w:rPr>
-        <w:t>listing_type</w:t>
-      </w:r>
-      <w:proofErr w:type="spellEnd"/>
-      <w:r>
-        <w:rPr>
-          <w:rFonts w:asciiTheme="minorHAnsi" w:eastAsiaTheme="minorHAnsi" w:hAnsiTheme="minorHAnsi" w:cs="宋体"/>
-          <w:b/>
-          <w:bCs/>
-        </w:rPr>
-        <w:t xml:space="preserve"> 组合索引，加速搜索和走势查询。</w:t>
-      </w:r>
-    </w:p>
-    <w:p>
-      <w:pPr>
-        <w:pStyle w:val="a3"/>
-        <w:rPr>
-          <w:rFonts w:asciiTheme="minorHAnsi" w:eastAsiaTheme="minorHAnsi" w:hAnsiTheme="minorHAnsi" w:cs="宋体"/>
-          <w:b/>
-          <w:bCs/>
-        </w:rPr>
-      </w:pPr>
-    </w:p>
-    <w:p>
-      <w:pPr>
-        <w:pStyle w:val="a3"/>
-        <w:rPr>
-          <w:rFonts w:asciiTheme="minorHAnsi" w:eastAsiaTheme="minorHAnsi" w:hAnsiTheme="minorHAnsi" w:cs="宋体"/>
-          <w:b/>
-          <w:bCs/>
-        </w:rPr>
-      </w:pPr>
-      <w:r>
-        <w:rPr>
-          <w:rFonts w:asciiTheme="minorHAnsi" w:eastAsiaTheme="minorHAnsi" w:hAnsiTheme="minorHAnsi" w:cs="宋体"/>
-          <w:b/>
-          <w:bCs/>
-        </w:rPr>
-        <w:t>租和</w:t>
-      </w:r>
-      <w:proofErr w:type="gramStart"/>
-      <w:r>
-        <w:rPr>
-          <w:rFonts w:asciiTheme="minorHAnsi" w:eastAsiaTheme="minorHAnsi" w:hAnsiTheme="minorHAnsi" w:cs="宋体"/>
-          <w:b/>
-          <w:bCs/>
-        </w:rPr>
-        <w:t>购存在</w:t>
-      </w:r>
-      <w:proofErr w:type="gramEnd"/>
-      <w:r>
-        <w:rPr>
-          <w:rFonts w:asciiTheme="minorHAnsi" w:eastAsiaTheme="minorHAnsi" w:hAnsiTheme="minorHAnsi" w:cs="宋体"/>
-          <w:b/>
-          <w:bCs/>
-        </w:rPr>
-        <w:t xml:space="preserve">同一张表，靠 </w:t>
-      </w:r>
-      <w:proofErr w:type="spellStart"/>
-      <w:r>
-        <w:rPr>
-          <w:rFonts w:asciiTheme="minorHAnsi" w:eastAsiaTheme="minorHAnsi" w:hAnsiTheme="minorHAnsi" w:cs="宋体"/>
-          <w:b/>
-          <w:bCs/>
-        </w:rPr>
-        <w:t>listing_type</w:t>
-      </w:r>
-      <w:proofErr w:type="spellEnd"/>
-      <w:r>
-        <w:rPr>
-          <w:rFonts w:asciiTheme="minorHAnsi" w:eastAsiaTheme="minorHAnsi" w:hAnsiTheme="minorHAnsi" w:cs="宋体"/>
-          <w:b/>
-          <w:bCs/>
-        </w:rPr>
-        <w:t xml:space="preserve"> 区分，不需要两个数据库。</w:t>
-      </w:r>
-    </w:p>
-    <w:p>
-      <w:pPr>
-        <w:pStyle w:val="a3"/>
-        <w:rPr>
-          <w:rFonts w:asciiTheme="minorHAnsi" w:eastAsiaTheme="minorHAnsi" w:hAnsiTheme="minorHAnsi" w:cs="宋体"/>
-          <w:b/>
-          <w:bCs/>
-        </w:rPr>
-      </w:pPr>
-    </w:p>
-    <w:p>
-      <w:pPr>
-        <w:pStyle w:val="a3"/>
-        <w:rPr>
-          <w:rFonts w:asciiTheme="minorHAnsi" w:eastAsiaTheme="minorHAnsi" w:hAnsiTheme="minorHAnsi" w:cs="宋体"/>
-          <w:b/>
-          <w:bCs/>
-        </w:rPr>
-      </w:pPr>
-      <w:r>
-        <w:rPr>
-          <w:rFonts w:asciiTheme="minorHAnsi" w:eastAsiaTheme="minorHAnsi" w:hAnsiTheme="minorHAnsi" w:cs="宋体"/>
-          <w:b/>
-          <w:bCs/>
-        </w:rPr>
-        <w:t>接口在 web.xml 注册了五个：</w:t>
-      </w:r>
-    </w:p>
-    <w:p>
-      <w:pPr>
-        <w:pStyle w:val="a3"/>
-        <w:rPr>
-          <w:rFonts w:asciiTheme="minorHAnsi" w:eastAsiaTheme="minorHAnsi" w:hAnsiTheme="minorHAnsi" w:cs="宋体"/>
-          <w:b/>
-          <w:bCs/>
-        </w:rPr>
-      </w:pPr>
-      <w:r>
-        <w:rPr>
-          <w:rFonts w:asciiTheme="minorHAnsi" w:eastAsiaTheme="minorHAnsi" w:hAnsiTheme="minorHAnsi" w:cs="宋体"/>
-          <w:b/>
-          <w:bCs/>
-        </w:rPr>
-        <w:t xml:space="preserve">POST </w:t>
-      </w:r>
-      <w:proofErr w:type="spellStart"/>
-      <w:r>
-        <w:rPr>
-          <w:rFonts w:asciiTheme="minorHAnsi" w:eastAsiaTheme="minorHAnsi" w:hAnsiTheme="minorHAnsi" w:cs="宋体"/>
-          <w:b/>
-          <w:bCs/>
-        </w:rPr>
-        <w:t>api</w:t>
-      </w:r>
-      <w:proofErr w:type="spellEnd"/>
-      <w:r>
-        <w:rPr>
-          <w:rFonts w:asciiTheme="minorHAnsi" w:eastAsiaTheme="minorHAnsi" w:hAnsiTheme="minorHAnsi" w:cs="宋体"/>
-          <w:b/>
-          <w:bCs/>
-        </w:rPr>
-        <w:t xml:space="preserve">/search 对应 </w:t>
-      </w:r>
-      <w:proofErr w:type="spellStart"/>
-      <w:r>
-        <w:rPr>
-          <w:rFonts w:asciiTheme="minorHAnsi" w:eastAsiaTheme="minorHAnsi" w:hAnsiTheme="minorHAnsi" w:cs="宋体"/>
-          <w:b/>
-          <w:bCs/>
-        </w:rPr>
-        <w:t>SearchServlet</w:t>
-      </w:r>
-      <w:proofErr w:type="spellEnd"/>
-      <w:r>
-        <w:rPr>
-          <w:rFonts w:asciiTheme="minorHAnsi" w:eastAsiaTheme="minorHAnsi" w:hAnsiTheme="minorHAnsi" w:cs="宋体"/>
-          <w:b/>
-          <w:bCs/>
-        </w:rPr>
-        <w:t>；</w:t>
-      </w:r>
-    </w:p>
-    <w:p>
-      <w:pPr>
-        <w:pStyle w:val="a3"/>
-        <w:rPr>
-          <w:rFonts w:asciiTheme="minorHAnsi" w:eastAsiaTheme="minorHAnsi" w:hAnsiTheme="minorHAnsi" w:cs="宋体"/>
-          <w:b/>
-          <w:bCs/>
-        </w:rPr>
-      </w:pPr>
-      <w:r>
-        <w:rPr>
-          <w:rFonts w:asciiTheme="minorHAnsi" w:eastAsiaTheme="minorHAnsi" w:hAnsiTheme="minorHAnsi" w:cs="宋体"/>
-          <w:b/>
-          <w:bCs/>
-        </w:rPr>
-        <w:t xml:space="preserve">GET </w:t>
-      </w:r>
-      <w:proofErr w:type="spellStart"/>
-      <w:r>
-        <w:rPr>
-          <w:rFonts w:asciiTheme="minorHAnsi" w:eastAsiaTheme="minorHAnsi" w:hAnsiTheme="minorHAnsi" w:cs="宋体"/>
-          <w:b/>
-          <w:bCs/>
-        </w:rPr>
-        <w:t>api</w:t>
-      </w:r>
-      <w:proofErr w:type="spellEnd"/>
-      <w:r>
-        <w:rPr>
-          <w:rFonts w:asciiTheme="minorHAnsi" w:eastAsiaTheme="minorHAnsi" w:hAnsiTheme="minorHAnsi" w:cs="宋体"/>
-          <w:b/>
-          <w:bCs/>
-        </w:rPr>
-        <w:t xml:space="preserve">/trend 对应 </w:t>
-      </w:r>
-      <w:proofErr w:type="spellStart"/>
-      <w:r>
-        <w:rPr>
-          <w:rFonts w:asciiTheme="minorHAnsi" w:eastAsiaTheme="minorHAnsi" w:hAnsiTheme="minorHAnsi" w:cs="宋体"/>
-          <w:b/>
-          <w:bCs/>
-        </w:rPr>
-        <w:t>TrendServlet</w:t>
-      </w:r>
-      <w:proofErr w:type="spellEnd"/>
-      <w:r>
-        <w:rPr>
-          <w:rFonts w:asciiTheme="minorHAnsi" w:eastAsiaTheme="minorHAnsi" w:hAnsiTheme="minorHAnsi" w:cs="宋体"/>
-          <w:b/>
-          <w:bCs/>
-        </w:rPr>
-        <w:t>；</w:t>
-      </w:r>
-    </w:p>
-    <w:p>
-      <w:pPr>
-        <w:pStyle w:val="a3"/>
-        <w:rPr>
-          <w:rFonts w:asciiTheme="minorHAnsi" w:eastAsiaTheme="minorHAnsi" w:hAnsiTheme="minorHAnsi" w:cs="宋体"/>
-          <w:b/>
-          <w:bCs/>
-        </w:rPr>
-      </w:pPr>
-      <w:r>
-        <w:rPr>
-          <w:rFonts w:asciiTheme="minorHAnsi" w:eastAsiaTheme="minorHAnsi" w:hAnsiTheme="minorHAnsi" w:cs="宋体"/>
-          <w:b/>
-          <w:bCs/>
-        </w:rPr>
-        <w:lastRenderedPageBreak/>
-        <w:t xml:space="preserve">POST </w:t>
-      </w:r>
-      <w:proofErr w:type="spellStart"/>
-      <w:r>
-        <w:rPr>
-          <w:rFonts w:asciiTheme="minorHAnsi" w:eastAsiaTheme="minorHAnsi" w:hAnsiTheme="minorHAnsi" w:cs="宋体"/>
-          <w:b/>
-          <w:bCs/>
-        </w:rPr>
-        <w:t>api</w:t>
-      </w:r>
-      <w:proofErr w:type="spellEnd"/>
-      <w:r>
-        <w:rPr>
-          <w:rFonts w:asciiTheme="minorHAnsi" w:eastAsiaTheme="minorHAnsi" w:hAnsiTheme="minorHAnsi" w:cs="宋体"/>
-          <w:b/>
-          <w:bCs/>
-        </w:rPr>
-        <w:t xml:space="preserve">/predict 对应 </w:t>
-      </w:r>
-      <w:proofErr w:type="spellStart"/>
-      <w:r>
-        <w:rPr>
-          <w:rFonts w:asciiTheme="minorHAnsi" w:eastAsiaTheme="minorHAnsi" w:hAnsiTheme="minorHAnsi" w:cs="宋体"/>
-          <w:b/>
-          <w:bCs/>
-        </w:rPr>
-        <w:t>PredictServlet</w:t>
-      </w:r>
-      <w:proofErr w:type="spellEnd"/>
-      <w:r>
-        <w:rPr>
-          <w:rFonts w:asciiTheme="minorHAnsi" w:eastAsiaTheme="minorHAnsi" w:hAnsiTheme="minorHAnsi" w:cs="宋体"/>
-          <w:b/>
-          <w:bCs/>
-        </w:rPr>
-        <w:t>；</w:t>
-      </w:r>
-    </w:p>
-    <w:p>
-      <w:pPr>
-        <w:pStyle w:val="a3"/>
-        <w:rPr>
-          <w:rFonts w:asciiTheme="minorHAnsi" w:eastAsiaTheme="minorHAnsi" w:hAnsiTheme="minorHAnsi" w:cs="宋体"/>
-          <w:b/>
-          <w:bCs/>
-        </w:rPr>
-      </w:pPr>
-      <w:r>
-        <w:rPr>
-          <w:rFonts w:asciiTheme="minorHAnsi" w:eastAsiaTheme="minorHAnsi" w:hAnsiTheme="minorHAnsi" w:cs="宋体"/>
-          <w:b/>
-          <w:bCs/>
-        </w:rPr>
-        <w:t xml:space="preserve">GET </w:t>
-      </w:r>
-      <w:proofErr w:type="spellStart"/>
-      <w:r>
-        <w:rPr>
-          <w:rFonts w:asciiTheme="minorHAnsi" w:eastAsiaTheme="minorHAnsi" w:hAnsiTheme="minorHAnsi" w:cs="宋体"/>
-          <w:b/>
-          <w:bCs/>
-        </w:rPr>
-        <w:t>api</w:t>
-      </w:r>
-      <w:proofErr w:type="spellEnd"/>
-      <w:r>
-        <w:rPr>
-          <w:rFonts w:asciiTheme="minorHAnsi" w:eastAsiaTheme="minorHAnsi" w:hAnsiTheme="minorHAnsi" w:cs="宋体"/>
-          <w:b/>
-          <w:bCs/>
-        </w:rPr>
-        <w:t xml:space="preserve">/scatter 对应 </w:t>
-      </w:r>
-      <w:proofErr w:type="spellStart"/>
-      <w:r>
-        <w:rPr>
-          <w:rFonts w:asciiTheme="minorHAnsi" w:eastAsiaTheme="minorHAnsi" w:hAnsiTheme="minorHAnsi" w:cs="宋体"/>
-          <w:b/>
-          <w:bCs/>
-        </w:rPr>
-        <w:t>ScatterServlet</w:t>
-      </w:r>
-      <w:proofErr w:type="spellEnd"/>
-      <w:r>
-        <w:rPr>
-          <w:rFonts w:asciiTheme="minorHAnsi" w:eastAsiaTheme="minorHAnsi" w:hAnsiTheme="minorHAnsi" w:cs="宋体"/>
-          <w:b/>
-          <w:bCs/>
-        </w:rPr>
-        <w:t>，作为散点数据备用接口；</w:t>
-      </w:r>
-    </w:p>
-    <w:p>
-      <w:pPr>
-        <w:pStyle w:val="a3"/>
-        <w:rPr>
-          <w:rFonts w:asciiTheme="minorHAnsi" w:eastAsiaTheme="minorHAnsi" w:hAnsiTheme="minorHAnsi" w:cs="宋体"/>
-          <w:b/>
-          <w:bCs/>
-        </w:rPr>
-      </w:pPr>
-      <w:r>
-        <w:rPr>
-          <w:rFonts w:asciiTheme="minorHAnsi" w:eastAsiaTheme="minorHAnsi" w:hAnsiTheme="minorHAnsi" w:cs="宋体"/>
-          <w:b/>
-          <w:bCs/>
-        </w:rPr>
-        <w:t xml:space="preserve">GET </w:t>
-      </w:r>
-      <w:proofErr w:type="spellStart"/>
-      <w:r>
-        <w:rPr>
-          <w:rFonts w:asciiTheme="minorHAnsi" w:eastAsiaTheme="minorHAnsi" w:hAnsiTheme="minorHAnsi" w:cs="宋体"/>
-          <w:b/>
-          <w:bCs/>
-        </w:rPr>
-        <w:t>api</w:t>
-      </w:r>
-      <w:proofErr w:type="spellEnd"/>
-      <w:r>
-        <w:rPr>
-          <w:rFonts w:asciiTheme="minorHAnsi" w:eastAsiaTheme="minorHAnsi" w:hAnsiTheme="minorHAnsi" w:cs="宋体"/>
-          <w:b/>
-          <w:bCs/>
-        </w:rPr>
-        <w:t xml:space="preserve">/news 对应 </w:t>
-      </w:r>
-      <w:proofErr w:type="spellStart"/>
-      <w:r>
-        <w:rPr>
-          <w:rFonts w:asciiTheme="minorHAnsi" w:eastAsiaTheme="minorHAnsi" w:hAnsiTheme="minorHAnsi" w:cs="宋体"/>
-          <w:b/>
-          <w:bCs/>
-        </w:rPr>
-        <w:t>NewsServlet</w:t>
-      </w:r>
-      <w:proofErr w:type="spellEnd"/>
-      <w:r>
-        <w:rPr>
-          <w:rFonts w:asciiTheme="minorHAnsi" w:eastAsiaTheme="minorHAnsi" w:hAnsiTheme="minorHAnsi" w:cs="宋体"/>
-          <w:b/>
-          <w:bCs/>
-        </w:rPr>
-        <w:t>，为首页咨询</w:t>
-      </w:r>
-      <w:proofErr w:type="gramStart"/>
-      <w:r>
-        <w:rPr>
-          <w:rFonts w:asciiTheme="minorHAnsi" w:eastAsiaTheme="minorHAnsi" w:hAnsiTheme="minorHAnsi" w:cs="宋体"/>
-          <w:b/>
-          <w:bCs/>
-        </w:rPr>
-        <w:t>栏提供</w:t>
-      </w:r>
-      <w:proofErr w:type="gramEnd"/>
-      <w:r>
-        <w:rPr>
-          <w:rFonts w:asciiTheme="minorHAnsi" w:eastAsiaTheme="minorHAnsi" w:hAnsiTheme="minorHAnsi" w:cs="宋体"/>
-          <w:b/>
-          <w:bCs/>
-        </w:rPr>
-        <w:t>数据库驱动的行情资讯。</w:t>
-      </w:r>
-    </w:p>
-    <w:p>
-      <w:pPr>
-        <w:pStyle w:val="a3"/>
-        <w:rPr>
-          <w:rFonts w:asciiTheme="minorHAnsi" w:eastAsiaTheme="minorHAnsi" w:hAnsiTheme="minorHAnsi" w:cs="宋体"/>
-          <w:b/>
-          <w:bCs/>
-        </w:rPr>
-      </w:pPr>
-    </w:p>
-    <w:p>
-      <w:pPr>
-        <w:pStyle w:val="a3"/>
-        <w:rPr>
-          <w:rFonts w:asciiTheme="minorHAnsi" w:eastAsiaTheme="minorHAnsi" w:hAnsiTheme="minorHAnsi" w:cs="宋体"/>
-          <w:b/>
-          <w:bCs/>
-        </w:rPr>
-      </w:pPr>
-      <w:r>
-        <w:rPr>
-          <w:rFonts w:asciiTheme="minorHAnsi" w:eastAsiaTheme="minorHAnsi" w:hAnsiTheme="minorHAnsi" w:cs="宋体"/>
-          <w:b/>
-          <w:bCs/>
-        </w:rPr>
-        <w:t xml:space="preserve">连接配置在 </w:t>
-      </w:r>
-      <w:proofErr w:type="spellStart"/>
-      <w:r>
-        <w:rPr>
-          <w:rFonts w:asciiTheme="minorHAnsi" w:eastAsiaTheme="minorHAnsi" w:hAnsiTheme="minorHAnsi" w:cs="宋体"/>
-          <w:b/>
-          <w:bCs/>
-        </w:rPr>
-        <w:t>DBUtil</w:t>
-      </w:r>
-      <w:proofErr w:type="spellEnd"/>
-      <w:r>
-        <w:rPr>
-          <w:rFonts w:asciiTheme="minorHAnsi" w:eastAsiaTheme="minorHAnsi" w:hAnsiTheme="minorHAnsi" w:cs="宋体"/>
-          <w:b/>
-          <w:bCs/>
-        </w:rPr>
-        <w:t>：</w:t>
-      </w:r>
-      <w:proofErr w:type="spellStart"/>
-      <w:r>
-        <w:rPr>
-          <w:rFonts w:asciiTheme="minorHAnsi" w:eastAsiaTheme="minorHAnsi" w:hAnsiTheme="minorHAnsi" w:cs="宋体"/>
-          <w:b/>
-          <w:bCs/>
-        </w:rPr>
-        <w:t>jdbc:mysql</w:t>
-      </w:r>
-      <w:proofErr w:type="spellEnd"/>
-      <w:r>
-        <w:rPr>
-          <w:rFonts w:asciiTheme="minorHAnsi" w:eastAsiaTheme="minorHAnsi" w:hAnsiTheme="minorHAnsi" w:cs="宋体"/>
-          <w:b/>
-          <w:bCs/>
-        </w:rPr>
-        <w:t>://localhost:3307/</w:t>
-      </w:r>
-      <w:proofErr w:type="spellStart"/>
-      <w:r>
-        <w:rPr>
-          <w:rFonts w:asciiTheme="minorHAnsi" w:eastAsiaTheme="minorHAnsi" w:hAnsiTheme="minorHAnsi" w:cs="宋体"/>
-          <w:b/>
-          <w:bCs/>
-        </w:rPr>
-        <w:t>housing_db</w:t>
-      </w:r>
-      <w:proofErr w:type="spellEnd"/>
-      <w:r>
-        <w:rPr>
-          <w:rFonts w:asciiTheme="minorHAnsi" w:eastAsiaTheme="minorHAnsi" w:hAnsiTheme="minorHAnsi" w:cs="宋体"/>
-          <w:b/>
-          <w:bCs/>
-        </w:rPr>
-        <w:t xml:space="preserve">，用户 root，驱动 </w:t>
-      </w:r>
-      <w:proofErr w:type="spellStart"/>
-      <w:r>
-        <w:rPr>
-          <w:rFonts w:asciiTheme="minorHAnsi" w:eastAsiaTheme="minorHAnsi" w:hAnsiTheme="minorHAnsi" w:cs="宋体"/>
-          <w:b/>
-          <w:bCs/>
-        </w:rPr>
-        <w:t>mysql</w:t>
-      </w:r>
-      <w:proofErr w:type="spellEnd"/>
-      <w:r>
-        <w:rPr>
-          <w:rFonts w:asciiTheme="minorHAnsi" w:eastAsiaTheme="minorHAnsi" w:hAnsiTheme="minorHAnsi" w:cs="宋体"/>
-          <w:b/>
-          <w:bCs/>
-        </w:rPr>
-        <w:t>-connector-j。</w:t>
-      </w:r>
-    </w:p>
-    <w:p>
-      <w:pPr>
-        <w:pStyle w:val="a3"/>
-        <w:rPr>
-          <w:rFonts w:asciiTheme="minorHAnsi" w:eastAsiaTheme="minorHAnsi" w:hAnsiTheme="minorHAnsi" w:cs="宋体"/>
-          <w:b/>
-          <w:bCs/>
-        </w:rPr>
-      </w:pPr>
-    </w:p>
-    <w:p>
-      <w:pPr>
-        <w:pStyle w:val="a3"/>
-        <w:rPr>
-          <w:rFonts w:asciiTheme="minorHAnsi" w:eastAsiaTheme="minorHAnsi" w:hAnsiTheme="minorHAnsi" w:cs="宋体"/>
-          <w:b/>
-          <w:bCs/>
-        </w:rPr>
-      </w:pPr>
-      <w:r>
-        <w:rPr>
-          <w:rFonts w:asciiTheme="minorHAnsi" w:eastAsiaTheme="minorHAnsi" w:hAnsiTheme="minorHAnsi" w:cs="宋体"/>
-          <w:b/>
-          <w:bCs/>
-        </w:rPr>
-        <w:t>---</w:t>
-      </w:r>
-    </w:p>
-    <w:p>
-      <w:pPr>
-        <w:pStyle w:val="a3"/>
-        <w:rPr>
-          <w:rFonts w:asciiTheme="minorHAnsi" w:eastAsiaTheme="minorHAnsi" w:hAnsiTheme="minorHAnsi" w:cs="宋体"/>
-          <w:b/>
-          <w:bCs/>
-        </w:rPr>
-      </w:pPr>
-    </w:p>
-    <w:p>
-      <w:pPr>
-        <w:pStyle w:val="a3"/>
-        <w:rPr>
-          <w:rFonts w:asciiTheme="minorHAnsi" w:eastAsiaTheme="minorHAnsi" w:hAnsiTheme="minorHAnsi" w:cs="宋体"/>
-          <w:b/>
-          <w:bCs/>
-        </w:rPr>
-      </w:pPr>
-      <w:r>
-        <w:rPr>
-          <w:rFonts w:asciiTheme="minorHAnsi" w:eastAsiaTheme="minorHAnsi" w:hAnsiTheme="minorHAnsi" w:cs="宋体"/>
-          <w:b/>
-          <w:bCs/>
-        </w:rPr>
-        <w:t>## 【收尾总结】</w:t>
-      </w:r>
-    </w:p>
-    <w:p>
-      <w:pPr>
-        <w:pStyle w:val="a3"/>
-        <w:rPr>
-          <w:rFonts w:asciiTheme="minorHAnsi" w:eastAsiaTheme="minorHAnsi" w:hAnsiTheme="minorHAnsi" w:cs="宋体"/>
-          <w:b/>
-          <w:bCs/>
-        </w:rPr>
-      </w:pPr>
-    </w:p>
-    <w:p>
-      <w:pPr>
-        <w:pStyle w:val="a3"/>
-        <w:rPr>
-          <w:rFonts w:asciiTheme="minorHAnsi" w:eastAsiaTheme="minorHAnsi" w:hAnsiTheme="minorHAnsi" w:cs="宋体"/>
-          <w:b/>
-          <w:bCs/>
-        </w:rPr>
-      </w:pPr>
-      <w:r>
-        <w:rPr>
-          <w:rFonts w:asciiTheme="minorHAnsi" w:eastAsiaTheme="minorHAnsi" w:hAnsiTheme="minorHAnsi" w:cs="宋体"/>
-          <w:b/>
-          <w:bCs/>
-        </w:rPr>
-        <w:t>总结一下本项目的实现路径：</w:t>
-      </w:r>
-    </w:p>
-    <w:p>
-      <w:pPr>
-        <w:pStyle w:val="a3"/>
-        <w:rPr>
-          <w:rFonts w:asciiTheme="minorHAnsi" w:eastAsiaTheme="minorHAnsi" w:hAnsiTheme="minorHAnsi" w:cs="宋体"/>
-          <w:b/>
-          <w:bCs/>
-        </w:rPr>
-      </w:pPr>
-    </w:p>
-    <w:p>
-      <w:pPr>
-        <w:pStyle w:val="a3"/>
-        <w:rPr>
-          <w:rFonts w:asciiTheme="minorHAnsi" w:eastAsiaTheme="minorHAnsi" w:hAnsiTheme="minorHAnsi" w:cs="宋体"/>
-          <w:b/>
-          <w:bCs/>
-        </w:rPr>
-      </w:pPr>
-      <w:r>
-        <w:rPr>
-          <w:rFonts w:asciiTheme="minorHAnsi" w:eastAsiaTheme="minorHAnsi" w:hAnsiTheme="minorHAnsi" w:cs="宋体"/>
-          <w:b/>
-          <w:bCs/>
-        </w:rPr>
-        <w:t>用户在首页选定租购模式，</w:t>
-      </w:r>
-      <w:proofErr w:type="spellStart"/>
-      <w:r>
-        <w:rPr>
-          <w:rFonts w:asciiTheme="minorHAnsi" w:eastAsiaTheme="minorHAnsi" w:hAnsiTheme="minorHAnsi" w:cs="宋体"/>
-          <w:b/>
-          <w:bCs/>
-        </w:rPr>
-        <w:t>sessionStorage</w:t>
-      </w:r>
-      <w:proofErr w:type="spellEnd"/>
-      <w:r>
-        <w:rPr>
-          <w:rFonts w:asciiTheme="minorHAnsi" w:eastAsiaTheme="minorHAnsi" w:hAnsiTheme="minorHAnsi" w:cs="宋体"/>
-          <w:b/>
-          <w:bCs/>
-        </w:rPr>
-        <w:t xml:space="preserve"> 贯穿全站；</w:t>
-      </w:r>
-    </w:p>
-    <w:p>
-      <w:pPr>
-        <w:pStyle w:val="a3"/>
-        <w:rPr>
-          <w:rFonts w:asciiTheme="minorHAnsi" w:eastAsiaTheme="minorHAnsi" w:hAnsiTheme="minorHAnsi" w:cs="宋体"/>
-          <w:b/>
-          <w:bCs/>
-        </w:rPr>
-      </w:pPr>
-      <w:r>
-        <w:rPr>
-          <w:rFonts w:asciiTheme="minorHAnsi" w:eastAsiaTheme="minorHAnsi" w:hAnsiTheme="minorHAnsi" w:cs="宋体"/>
-          <w:b/>
-          <w:bCs/>
-        </w:rPr>
-        <w:t>首页</w:t>
-      </w:r>
-      <w:proofErr w:type="gramStart"/>
-      <w:r>
-        <w:rPr>
-          <w:rFonts w:asciiTheme="minorHAnsi" w:eastAsiaTheme="minorHAnsi" w:hAnsiTheme="minorHAnsi" w:cs="宋体"/>
-          <w:b/>
-          <w:bCs/>
-        </w:rPr>
-        <w:t>咨询栏从数据库</w:t>
-      </w:r>
-      <w:proofErr w:type="gramEnd"/>
-      <w:r>
-        <w:rPr>
-          <w:rFonts w:asciiTheme="minorHAnsi" w:eastAsiaTheme="minorHAnsi" w:hAnsiTheme="minorHAnsi" w:cs="宋体"/>
-          <w:b/>
-          <w:bCs/>
-        </w:rPr>
-        <w:t>随机抽样并计算同比，与预测建议使用同一套统计逻辑；</w:t>
-      </w:r>
-    </w:p>
-    <w:p>
-      <w:pPr>
-        <w:pStyle w:val="a3"/>
-        <w:rPr>
-          <w:rFonts w:asciiTheme="minorHAnsi" w:eastAsiaTheme="minorHAnsi" w:hAnsiTheme="minorHAnsi" w:cs="宋体"/>
-          <w:b/>
-          <w:bCs/>
-        </w:rPr>
-      </w:pPr>
-      <w:r>
-        <w:rPr>
-          <w:rFonts w:asciiTheme="minorHAnsi" w:eastAsiaTheme="minorHAnsi" w:hAnsiTheme="minorHAnsi" w:cs="宋体"/>
-          <w:b/>
-          <w:bCs/>
-        </w:rPr>
-        <w:t>搜索用动态 SQL 做多条件筛选；</w:t>
-      </w:r>
-    </w:p>
-    <w:p>
-      <w:pPr>
-        <w:pStyle w:val="a3"/>
-        <w:rPr>
-          <w:rFonts w:asciiTheme="minorHAnsi" w:eastAsiaTheme="minorHAnsi" w:hAnsiTheme="minorHAnsi" w:cs="宋体"/>
-          <w:b/>
-          <w:bCs/>
-        </w:rPr>
-      </w:pPr>
-      <w:r>
-        <w:rPr>
-          <w:rFonts w:asciiTheme="minorHAnsi" w:eastAsiaTheme="minorHAnsi" w:hAnsiTheme="minorHAnsi" w:cs="宋体"/>
-          <w:b/>
-          <w:bCs/>
-        </w:rPr>
-        <w:t>走势用 SQL 聚合加 Canvas 动画；</w:t>
-      </w:r>
-    </w:p>
-    <w:p>
-      <w:pPr>
-        <w:pStyle w:val="a3"/>
-        <w:rPr>
-          <w:rFonts w:asciiTheme="minorHAnsi" w:eastAsiaTheme="minorHAnsi" w:hAnsiTheme="minorHAnsi" w:cs="宋体"/>
-          <w:b/>
-          <w:bCs/>
-        </w:rPr>
-      </w:pPr>
-      <w:r>
-        <w:rPr>
-          <w:rFonts w:asciiTheme="minorHAnsi" w:eastAsiaTheme="minorHAnsi" w:hAnsiTheme="minorHAnsi" w:cs="宋体"/>
-          <w:b/>
-          <w:bCs/>
-        </w:rPr>
-        <w:t>预测用 Java 自</w:t>
-      </w:r>
-      <w:proofErr w:type="gramStart"/>
-      <w:r>
-        <w:rPr>
-          <w:rFonts w:asciiTheme="minorHAnsi" w:eastAsiaTheme="minorHAnsi" w:hAnsiTheme="minorHAnsi" w:cs="宋体"/>
-          <w:b/>
-          <w:bCs/>
-        </w:rPr>
-        <w:t>研</w:t>
-      </w:r>
-      <w:proofErr w:type="gramEnd"/>
-      <w:r>
-        <w:rPr>
-          <w:rFonts w:asciiTheme="minorHAnsi" w:eastAsiaTheme="minorHAnsi" w:hAnsiTheme="minorHAnsi" w:cs="宋体"/>
-          <w:b/>
-          <w:bCs/>
-        </w:rPr>
-        <w:t xml:space="preserve"> OLS 线性回归，rent 和 sale 各一套模型，配合散点、拟合线、系数表和建议文案；</w:t>
-      </w:r>
-    </w:p>
-    <w:p>
-      <w:pPr>
-        <w:pStyle w:val="a3"/>
-        <w:rPr>
-          <w:rFonts w:asciiTheme="minorHAnsi" w:eastAsiaTheme="minorHAnsi" w:hAnsiTheme="minorHAnsi" w:cs="宋体"/>
-          <w:b/>
-          <w:bCs/>
-        </w:rPr>
-      </w:pPr>
-      <w:r>
-        <w:rPr>
-          <w:rFonts w:asciiTheme="minorHAnsi" w:eastAsiaTheme="minorHAnsi" w:hAnsiTheme="minorHAnsi" w:cs="宋体"/>
-          <w:b/>
-          <w:bCs/>
-        </w:rPr>
-        <w:t xml:space="preserve">收藏用 </w:t>
-      </w:r>
-      <w:proofErr w:type="spellStart"/>
-      <w:r>
-        <w:rPr>
-          <w:rFonts w:asciiTheme="minorHAnsi" w:eastAsiaTheme="minorHAnsi" w:hAnsiTheme="minorHAnsi" w:cs="宋体"/>
-          <w:b/>
-          <w:bCs/>
-        </w:rPr>
-        <w:t>localStorage</w:t>
-      </w:r>
-      <w:proofErr w:type="spellEnd"/>
-      <w:r>
-        <w:rPr>
-          <w:rFonts w:asciiTheme="minorHAnsi" w:eastAsiaTheme="minorHAnsi" w:hAnsiTheme="minorHAnsi" w:cs="宋体"/>
-          <w:b/>
-          <w:bCs/>
-        </w:rPr>
-        <w:t xml:space="preserve"> 本地持久化。</w:t>
-      </w:r>
-    </w:p>
-    <w:p>
-      <w:pPr>
-        <w:pStyle w:val="a3"/>
-        <w:rPr>
-          <w:rFonts w:asciiTheme="minorHAnsi" w:eastAsiaTheme="minorHAnsi" w:hAnsiTheme="minorHAnsi" w:cs="宋体"/>
-          <w:b/>
-          <w:bCs/>
-        </w:rPr>
-      </w:pPr>
-    </w:p>
-    <w:p>
-      <w:pPr>
-        <w:pStyle w:val="a3"/>
-        <w:rPr>
-          <w:rFonts w:asciiTheme="minorHAnsi" w:eastAsiaTheme="minorHAnsi" w:hAnsiTheme="minorHAnsi" w:cs="宋体"/>
-          <w:b/>
-          <w:bCs/>
-        </w:rPr>
-      </w:pPr>
-      <w:r>
-        <w:rPr>
-          <w:rFonts w:asciiTheme="minorHAnsi" w:eastAsiaTheme="minorHAnsi" w:hAnsiTheme="minorHAnsi" w:cs="宋体"/>
-          <w:b/>
-          <w:bCs/>
-        </w:rPr>
-        <w:t>整个系统实现了从「查房源」到「看趋势」再到「用数据建模预测」的完整闭环。</w:t>
-      </w:r>
-    </w:p>
-    <w:p>
-      <w:pPr>
-        <w:pStyle w:val="a3"/>
-        <w:rPr>
-          <w:rFonts w:asciiTheme="minorHAnsi" w:eastAsiaTheme="minorHAnsi" w:hAnsiTheme="minorHAnsi" w:cs="宋体"/>
-          <w:b/>
-          <w:bCs/>
-        </w:rPr>
-      </w:pPr>
-    </w:p>
-    <w:p>
-      <w:pPr>
-        <w:pStyle w:val="a3"/>
-        <w:rPr>
-          <w:rFonts w:asciiTheme="minorHAnsi" w:eastAsiaTheme="minorHAnsi" w:hAnsiTheme="minorHAnsi" w:cs="宋体"/>
-          <w:b/>
-          <w:bCs/>
-        </w:rPr>
-      </w:pPr>
-      <w:r>
-        <w:rPr>
-          <w:rFonts w:asciiTheme="minorHAnsi" w:eastAsiaTheme="minorHAnsi" w:hAnsiTheme="minorHAnsi" w:cs="宋体"/>
-          <w:b/>
-          <w:bCs/>
-        </w:rPr>
-        <w:t>我的展示到此结束，谢谢各位老师，欢迎提问。</w:t>
-      </w:r>
-    </w:p>
-    <w:p>
-      <w:pPr>
-        <w:pStyle w:val="a3"/>
-        <w:rPr>
-          <w:rFonts w:asciiTheme="minorHAnsi" w:eastAsiaTheme="minorHAnsi" w:hAnsiTheme="minorHAnsi" w:cs="宋体"/>
-          <w:b/>
-          <w:bCs/>
-        </w:rPr>
-      </w:pPr>
-    </w:p>
-    <w:p>
-      <w:pPr>
-        <w:pStyle w:val="a3"/>
-        <w:rPr>
-          <w:rFonts w:asciiTheme="minorHAnsi" w:eastAsiaTheme="minorHAnsi" w:hAnsiTheme="minorHAnsi" w:cs="宋体"/>
-          <w:b/>
-          <w:bCs/>
-        </w:rPr>
-      </w:pPr>
-      <w:r>
-        <w:rPr>
-          <w:rFonts w:asciiTheme="minorHAnsi" w:eastAsiaTheme="minorHAnsi" w:hAnsiTheme="minorHAnsi" w:cs="宋体"/>
-          <w:b/>
-          <w:bCs/>
-        </w:rPr>
-        <w:t>---</w:t>
-      </w:r>
-    </w:p>
-    <w:p>
-      <w:pPr>
-        <w:pStyle w:val="a3"/>
-        <w:rPr>
-          <w:rFonts w:asciiTheme="minorHAnsi" w:eastAsiaTheme="minorHAnsi" w:hAnsiTheme="minorHAnsi" w:cs="宋体"/>
-          <w:b/>
-          <w:bCs/>
-        </w:rPr>
-      </w:pPr>
-    </w:p>
-    <w:p>
-      <w:pPr>
-        <w:pStyle w:val="a3"/>
-        <w:rPr>
-          <w:rFonts w:asciiTheme="minorHAnsi" w:eastAsiaTheme="minorHAnsi" w:hAnsiTheme="minorHAnsi" w:cs="宋体"/>
-          <w:b/>
-          <w:bCs/>
-        </w:rPr>
-      </w:pPr>
-      <w:r>
-        <w:rPr>
-          <w:rFonts w:asciiTheme="minorHAnsi" w:eastAsiaTheme="minorHAnsi" w:hAnsiTheme="minorHAnsi" w:cs="宋体"/>
-          <w:b/>
-          <w:bCs/>
-        </w:rPr>
-        <w:t>## 【备用：演示时建议操作顺序】</w:t>
-      </w:r>
-    </w:p>
-    <w:p>
-      <w:pPr>
-        <w:pStyle w:val="a3"/>
-        <w:rPr>
-          <w:rFonts w:asciiTheme="minorHAnsi" w:eastAsiaTheme="minorHAnsi" w:hAnsiTheme="minorHAnsi" w:cs="宋体"/>
-          <w:b/>
-          <w:bCs/>
-        </w:rPr>
-      </w:pPr>
-    </w:p>
-    <w:p>
-      <w:pPr>
-        <w:pStyle w:val="a3"/>
-        <w:rPr>
-          <w:rFonts w:asciiTheme="minorHAnsi" w:eastAsiaTheme="minorHAnsi" w:hAnsiTheme="minorHAnsi" w:cs="宋体"/>
-          <w:b/>
-          <w:bCs/>
-        </w:rPr>
-      </w:pPr>
-      <w:r>
-        <w:rPr>
-          <w:rFonts w:asciiTheme="minorHAnsi" w:eastAsiaTheme="minorHAnsi" w:hAnsiTheme="minorHAnsi" w:cs="宋体"/>
-          <w:b/>
-          <w:bCs/>
-        </w:rPr>
-        <w:t xml:space="preserve">1. 首页选「购房」+「买方」→ </w:t>
-      </w:r>
-      <w:proofErr w:type="gramStart"/>
-      <w:r>
-        <w:rPr>
-          <w:rFonts w:asciiTheme="minorHAnsi" w:eastAsiaTheme="minorHAnsi" w:hAnsiTheme="minorHAnsi" w:cs="宋体"/>
-          <w:b/>
-          <w:bCs/>
-        </w:rPr>
-        <w:t>指咨询</w:t>
-      </w:r>
-      <w:proofErr w:type="gramEnd"/>
-      <w:r>
-        <w:rPr>
-          <w:rFonts w:asciiTheme="minorHAnsi" w:eastAsiaTheme="minorHAnsi" w:hAnsiTheme="minorHAnsi" w:cs="宋体"/>
-          <w:b/>
-          <w:bCs/>
-        </w:rPr>
-        <w:t>栏（说明数据来自数据库同比统计）→ 点房源搜索</w:t>
-      </w:r>
-    </w:p>
-    <w:p>
-      <w:pPr>
-        <w:pStyle w:val="a3"/>
-        <w:rPr>
-          <w:rFonts w:asciiTheme="minorHAnsi" w:eastAsiaTheme="minorHAnsi" w:hAnsiTheme="minorHAnsi" w:cs="宋体"/>
-          <w:b/>
-          <w:bCs/>
-        </w:rPr>
-      </w:pPr>
-      <w:r>
-        <w:rPr>
-          <w:rFonts w:asciiTheme="minorHAnsi" w:eastAsiaTheme="minorHAnsi" w:hAnsiTheme="minorHAnsi" w:cs="宋体"/>
-          <w:b/>
-          <w:bCs/>
-        </w:rPr>
-        <w:t>2. 搜索填广州、2025、8、预算 200 → 展示结果 → 点 + 收藏</w:t>
-      </w:r>
-    </w:p>
-    <w:p>
-      <w:pPr>
-        <w:pStyle w:val="a3"/>
-        <w:rPr>
-          <w:rFonts w:asciiTheme="minorHAnsi" w:eastAsiaTheme="minorHAnsi" w:hAnsiTheme="minorHAnsi" w:cs="宋体"/>
-          <w:b/>
-          <w:bCs/>
-        </w:rPr>
-      </w:pPr>
-      <w:r>
-        <w:rPr>
-          <w:rFonts w:asciiTheme="minorHAnsi" w:eastAsiaTheme="minorHAnsi" w:hAnsiTheme="minorHAnsi" w:cs="宋体"/>
-          <w:b/>
-          <w:bCs/>
-        </w:rPr>
-        <w:t xml:space="preserve">3. </w:t>
-      </w:r>
-      <w:proofErr w:type="gramStart"/>
-      <w:r>
-        <w:rPr>
-          <w:rFonts w:asciiTheme="minorHAnsi" w:eastAsiaTheme="minorHAnsi" w:hAnsiTheme="minorHAnsi" w:cs="宋体"/>
-          <w:b/>
-          <w:bCs/>
-        </w:rPr>
-        <w:t>去走势</w:t>
-      </w:r>
-      <w:proofErr w:type="gramEnd"/>
-      <w:r>
-        <w:rPr>
-          <w:rFonts w:asciiTheme="minorHAnsi" w:eastAsiaTheme="minorHAnsi" w:hAnsiTheme="minorHAnsi" w:cs="宋体"/>
-          <w:b/>
-          <w:bCs/>
-        </w:rPr>
-        <w:t>图 → 选广州、2025 → 看 12 月折线动画</w:t>
-      </w:r>
-    </w:p>
-    <w:p>
-      <w:pPr>
-        <w:pStyle w:val="a3"/>
-        <w:rPr>
-          <w:rFonts w:asciiTheme="minorHAnsi" w:eastAsiaTheme="minorHAnsi" w:hAnsiTheme="minorHAnsi" w:cs="宋体"/>
-          <w:b/>
-          <w:bCs/>
-        </w:rPr>
-      </w:pPr>
-      <w:r>
-        <w:rPr>
-          <w:rFonts w:asciiTheme="minorHAnsi" w:eastAsiaTheme="minorHAnsi" w:hAnsiTheme="minorHAnsi" w:cs="宋体"/>
-          <w:b/>
-          <w:bCs/>
-        </w:rPr>
-        <w:t xml:space="preserve">4. 回首页改选「租房」→ </w:t>
-      </w:r>
-      <w:proofErr w:type="gramStart"/>
-      <w:r>
-        <w:rPr>
-          <w:rFonts w:asciiTheme="minorHAnsi" w:eastAsiaTheme="minorHAnsi" w:hAnsiTheme="minorHAnsi" w:cs="宋体"/>
-          <w:b/>
-          <w:bCs/>
-        </w:rPr>
-        <w:t>进预测</w:t>
-      </w:r>
-      <w:proofErr w:type="gramEnd"/>
-      <w:r>
-        <w:rPr>
-          <w:rFonts w:asciiTheme="minorHAnsi" w:eastAsiaTheme="minorHAnsi" w:hAnsiTheme="minorHAnsi" w:cs="宋体"/>
-          <w:b/>
-          <w:bCs/>
-        </w:rPr>
-        <w:t xml:space="preserve"> → </w:t>
-      </w:r>
-      <w:proofErr w:type="gramStart"/>
-      <w:r>
-        <w:rPr>
-          <w:rFonts w:asciiTheme="minorHAnsi" w:eastAsiaTheme="minorHAnsi" w:hAnsiTheme="minorHAnsi" w:cs="宋体"/>
-          <w:b/>
-          <w:bCs/>
-        </w:rPr>
-        <w:t>填齐</w:t>
-      </w:r>
-      <w:proofErr w:type="gramEnd"/>
-      <w:r>
-        <w:rPr>
-          <w:rFonts w:asciiTheme="minorHAnsi" w:eastAsiaTheme="minorHAnsi" w:hAnsiTheme="minorHAnsi" w:cs="宋体"/>
-          <w:b/>
-          <w:bCs/>
-        </w:rPr>
-        <w:t xml:space="preserve"> 7 项 → 等 5~10 </w:t>
-      </w:r>
-      <w:proofErr w:type="gramStart"/>
-      <w:r>
-        <w:rPr>
-          <w:rFonts w:asciiTheme="minorHAnsi" w:eastAsiaTheme="minorHAnsi" w:hAnsiTheme="minorHAnsi" w:cs="宋体"/>
-          <w:b/>
-          <w:bCs/>
-        </w:rPr>
-        <w:t>秒看模型</w:t>
-      </w:r>
-      <w:proofErr w:type="gramEnd"/>
-      <w:r>
-        <w:rPr>
-          <w:rFonts w:asciiTheme="minorHAnsi" w:eastAsiaTheme="minorHAnsi" w:hAnsiTheme="minorHAnsi" w:cs="宋体"/>
-          <w:b/>
-          <w:bCs/>
-        </w:rPr>
-        <w:t>训练 → 展示散点、拟合线、系数、建议</w:t>
-      </w:r>
-    </w:p>
-    <w:p>
-      <w:pPr>
-        <w:pStyle w:val="a3"/>
-        <w:rPr>
-          <w:rFonts w:asciiTheme="minorHAnsi" w:eastAsiaTheme="minorHAnsi" w:hAnsiTheme="minorHAnsi" w:cs="宋体"/>
-          <w:b/>
-          <w:bCs/>
-        </w:rPr>
-      </w:pPr>
-      <w:r>
-        <w:rPr>
-          <w:rFonts w:asciiTheme="minorHAnsi" w:eastAsiaTheme="minorHAnsi" w:hAnsiTheme="minorHAnsi" w:cs="宋体"/>
-          <w:b/>
-          <w:bCs/>
-        </w:rPr>
-        <w:t>5. 回首页点【用户收藏】→ 展示刚收藏的房源</w:t>
-      </w:r>
-    </w:p>
-    <w:p>
-      <w:pPr>
-        <w:pStyle w:val="a3"/>
-        <w:rPr>
-          <w:rFonts w:ascii="宋体" w:eastAsia="宋体" w:hAnsi="宋体" w:cs="宋体"/>
-        </w:rPr>
-      </w:pPr>
-    </w:p>
-    <w:p>
-      <w:pPr>
-        <w:pStyle w:val="a3"/>
-        <w:rPr>
-          <w:rFonts w:ascii="宋体" w:eastAsia="宋体" w:hAnsi="宋体" w:cs="宋体"/>
-        </w:rPr>
-      </w:pPr>
-      <w:r>
-        <w:rPr>
-          <w:rFonts w:ascii="宋体" w:eastAsia="宋体" w:hAnsi="宋体" w:cs="宋体"/>
-        </w:rPr>
-        <w:t>---</w:t>
-      </w:r>
-    </w:p>
-    <w:p>
-      <w:pPr>
-        <w:pStyle w:val="a3"/>
-        <w:rPr>
-          <w:rFonts w:ascii="宋体" w:eastAsia="宋体" w:hAnsi="宋体" w:cs="宋体"/>
-        </w:rPr>
-      </w:pPr>
-    </w:p>
-    <w:p>
-      <w:pPr>
-        <w:pStyle w:val="a3"/>
-        <w:rPr>
-          <w:rFonts w:ascii="宋体" w:eastAsia="宋体" w:hAnsi="宋体" w:cs="宋体"/>
+          <w:rFonts w:ascii="宋体" w:eastAsia="宋体" w:hAnsi="宋体" w:cs="宋体" w:hint="eastAsia"/>
+        </w:rPr>
+      </w:pPr>
+    </w:p>
+    <w:p>
+      <w:pPr>
+        <w:pStyle w:val="a3"/>
+        <w:rPr>
+          <w:rFonts w:ascii="宋体" w:eastAsia="宋体" w:hAnsi="宋体" w:cs="宋体" w:hint="eastAsia"/>
         </w:rPr>
       </w:pPr>
     </w:p>
@@ -5543,6 +5576,64 @@
     </w:sectPr>
   </w:body>
 </w:document>
+</file>
+
+<file path=word/endnotes.xml><?xml version="1.0" encoding="utf-8"?>
+<w:endnotes xmlns:wpc="http://schemas.microsoft.com/office/word/2010/wordprocessingCanvas" xmlns:cx="http://schemas.microsoft.com/office/drawing/2014/chartex" xmlns:cx1="http://schemas.microsoft.com/office/drawing/2015/9/8/chartex" xmlns:cx2="http://schemas.microsoft.com/office/drawing/2015/10/21/chartex" xmlns:cx3="http://schemas.microsoft.com/office/drawing/2016/5/9/chartex" xmlns:cx4="http://schemas.microsoft.com/office/drawing/2016/5/10/chartex" xmlns:cx5="http://schemas.microsoft.com/office/drawing/2016/5/11/chartex" xmlns:cx6="http://schemas.microsoft.com/office/drawing/2016/5/12/chartex" xmlns:cx7="http://schemas.microsoft.com/office/drawing/2016/5/13/chartex" xmlns:cx8="http://schemas.microsoft.com/office/drawing/2016/5/14/chartex" xmlns:mc="http://schemas.openxmlformats.org/markup-compatibility/2006" xmlns:aink="http://schemas.microsoft.com/office/drawing/2016/ink" xmlns:am3d="http://schemas.microsoft.com/office/drawing/2017/model3d" xmlns:o="urn:schemas-microsoft-com:office:office" xmlns:oel="http://schemas.microsoft.com/office/2019/extlst" xmlns:r="http://schemas.openxmlformats.org/officeDocument/2006/relationships" xmlns:m="http://schemas.openxmlformats.org/officeDocument/2006/math" xmlns:v="urn:schemas-microsoft-com:vml" xmlns:wp14="http://schemas.microsoft.com/office/word/2010/wordprocessingDrawing" xmlns:wp="http://schemas.openxmlformats.org/drawingml/2006/wordprocessingDrawing" xmlns:w10="urn:schemas-microsoft-com:office:word" xmlns:w="http://schemas.openxmlformats.org/wordprocessingml/2006/main" xmlns:w14="http://schemas.microsoft.com/office/word/2010/wordml" xmlns:w15="http://schemas.microsoft.com/office/word/2012/wordml" xmlns:w16cex="http://schemas.microsoft.com/office/word/2018/wordml/cex" xmlns:w16cid="http://schemas.microsoft.com/office/word/2016/wordml/cid" xmlns:w16="http://schemas.microsoft.com/office/word/2018/wordml" xmlns:w16du="http://schemas.microsoft.com/office/word/2023/wordml/word16du" xmlns:w16sdtdh="http://schemas.microsoft.com/office/word/2020/wordml/sdtdatahash" xmlns:w16sdtfl="http://schemas.microsoft.com/office/word/2024/wordml/sdtformatlock" xmlns:w16se="http://schemas.microsoft.com/office/word/2015/wordml/symex" xmlns:wpg="http://schemas.microsoft.com/office/word/2010/wordprocessingGroup" xmlns:wpi="http://schemas.microsoft.com/office/word/2010/wordprocessingInk" xmlns:wne="http://schemas.microsoft.com/office/word/2006/wordml" xmlns:wps="http://schemas.microsoft.com/office/word/2010/wordprocessingShape" mc:Ignorable="w14 w15 w16se w16cid w16 w16cex w16sdtdh w16sdtfl w16du wp14">
+  <w:endnote w:type="separator" w:id="-1">
+    <w:p>
+      <w:pPr>
+        <w:rPr>
+          <w:rFonts w:hint="eastAsia"/>
+        </w:rPr>
+      </w:pPr>
+      <w:r>
+        <w:separator/>
+      </w:r>
+    </w:p>
+  </w:endnote>
+  <w:endnote w:type="continuationSeparator" w:id="0">
+    <w:p>
+      <w:pPr>
+        <w:rPr>
+          <w:rFonts w:hint="eastAsia"/>
+        </w:rPr>
+      </w:pPr>
+      <w:r>
+        <w:continuationSeparator/>
+      </w:r>
+    </w:p>
+  </w:endnote>
+</w:endnotes>
+</file>
+
+<file path=word/footnotes.xml><?xml version="1.0" encoding="utf-8"?>
+<w:footnotes xmlns:wpc="http://schemas.microsoft.com/office/word/2010/wordprocessingCanvas" xmlns:cx="http://schemas.microsoft.com/office/drawing/2014/chartex" xmlns:cx1="http://schemas.microsoft.com/office/drawing/2015/9/8/chartex" xmlns:cx2="http://schemas.microsoft.com/office/drawing/2015/10/21/chartex" xmlns:cx3="http://schemas.microsoft.com/office/drawing/2016/5/9/chartex" xmlns:cx4="http://schemas.microsoft.com/office/drawing/2016/5/10/chartex" xmlns:cx5="http://schemas.microsoft.com/office/drawing/2016/5/11/chartex" xmlns:cx6="http://schemas.microsoft.com/office/drawing/2016/5/12/chartex" xmlns:cx7="http://schemas.microsoft.com/office/drawing/2016/5/13/chartex" xmlns:cx8="http://schemas.microsoft.com/office/drawing/2016/5/14/chartex" xmlns:mc="http://schemas.openxmlformats.org/markup-compatibility/2006" xmlns:aink="http://schemas.microsoft.com/office/drawing/2016/ink" xmlns:am3d="http://schemas.microsoft.com/office/drawing/2017/model3d" xmlns:o="urn:schemas-microsoft-com:office:office" xmlns:oel="http://schemas.microsoft.com/office/2019/extlst" xmlns:r="http://schemas.openxmlformats.org/officeDocument/2006/relationships" xmlns:m="http://schemas.openxmlformats.org/officeDocument/2006/math" xmlns:v="urn:schemas-microsoft-com:vml" xmlns:wp14="http://schemas.microsoft.com/office/word/2010/wordprocessingDrawing" xmlns:wp="http://schemas.openxmlformats.org/drawingml/2006/wordprocessingDrawing" xmlns:w10="urn:schemas-microsoft-com:office:word" xmlns:w="http://schemas.openxmlformats.org/wordprocessingml/2006/main" xmlns:w14="http://schemas.microsoft.com/office/word/2010/wordml" xmlns:w15="http://schemas.microsoft.com/office/word/2012/wordml" xmlns:w16cex="http://schemas.microsoft.com/office/word/2018/wordml/cex" xmlns:w16cid="http://schemas.microsoft.com/office/word/2016/wordml/cid" xmlns:w16="http://schemas.microsoft.com/office/word/2018/wordml" xmlns:w16du="http://schemas.microsoft.com/office/word/2023/wordml/word16du" xmlns:w16sdtdh="http://schemas.microsoft.com/office/word/2020/wordml/sdtdatahash" xmlns:w16sdtfl="http://schemas.microsoft.com/office/word/2024/wordml/sdtformatlock" xmlns:w16se="http://schemas.microsoft.com/office/word/2015/wordml/symex" xmlns:wpg="http://schemas.microsoft.com/office/word/2010/wordprocessingGroup" xmlns:wpi="http://schemas.microsoft.com/office/word/2010/wordprocessingInk" xmlns:wne="http://schemas.microsoft.com/office/word/2006/wordml" xmlns:wps="http://schemas.microsoft.com/office/word/2010/wordprocessingShape" mc:Ignorable="w14 w15 w16se w16cid w16 w16cex w16sdtdh w16sdtfl w16du wp14">
+  <w:footnote w:type="separator" w:id="-1">
+    <w:p>
+      <w:pPr>
+        <w:rPr>
+          <w:rFonts w:hint="eastAsia"/>
+        </w:rPr>
+      </w:pPr>
+      <w:r>
+        <w:separator/>
+      </w:r>
+    </w:p>
+  </w:footnote>
+  <w:footnote w:type="continuationSeparator" w:id="0">
+    <w:p>
+      <w:pPr>
+        <w:rPr>
+          <w:rFonts w:hint="eastAsia"/>
+        </w:rPr>
+      </w:pPr>
+      <w:r>
+        <w:continuationSeparator/>
+      </w:r>
+    </w:p>
+  </w:footnote>
+</w:footnotes>
 </file>
 
 <file path=word/styles.xml><?xml version="1.0" encoding="utf-8"?>
@@ -5994,6 +6085,68 @@
       <w:rFonts w:asciiTheme="minorEastAsia" w:hAnsi="Courier New" w:cs="Courier New"/>
     </w:rPr>
   </w:style>
+  <w:style w:type="paragraph" w:styleId="a5">
+    <w:name w:val="header"/>
+    <w:basedOn w:val="a"/>
+    <w:link w:val="a6"/>
+    <w:uiPriority w:val="99"/>
+    <w:unhideWhenUsed/>
+    <w:rsid w:val="00D712BC"/>
+    <w:pPr>
+      <w:tabs>
+        <w:tab w:val="center" w:pos="4153"/>
+        <w:tab w:val="right" w:pos="8306"/>
+      </w:tabs>
+      <w:snapToGrid w:val="0"/>
+      <w:jc w:val="center"/>
+    </w:pPr>
+    <w:rPr>
+      <w:sz w:val="18"/>
+      <w:szCs w:val="18"/>
+    </w:rPr>
+  </w:style>
+  <w:style w:type="character" w:customStyle="1" w:styleId="a6">
+    <w:name w:val="页眉 字符"/>
+    <w:basedOn w:val="a0"/>
+    <w:link w:val="a5"/>
+    <w:uiPriority w:val="99"/>
+    <w:rsid w:val="00D712BC"/>
+    <w:rPr>
+      <w:sz w:val="18"/>
+      <w:szCs w:val="18"/>
+    </w:rPr>
+  </w:style>
+  <w:style w:type="paragraph" w:styleId="a7">
+    <w:name w:val="footer"/>
+    <w:basedOn w:val="a"/>
+    <w:link w:val="a8"/>
+    <w:uiPriority w:val="99"/>
+    <w:unhideWhenUsed/>
+    <w:rsid w:val="00D712BC"/>
+    <w:pPr>
+      <w:tabs>
+        <w:tab w:val="center" w:pos="4153"/>
+        <w:tab w:val="right" w:pos="8306"/>
+      </w:tabs>
+      <w:snapToGrid w:val="0"/>
+      <w:jc w:val="left"/>
+    </w:pPr>
+    <w:rPr>
+      <w:sz w:val="18"/>
+      <w:szCs w:val="18"/>
+    </w:rPr>
+  </w:style>
+  <w:style w:type="character" w:customStyle="1" w:styleId="a8">
+    <w:name w:val="页脚 字符"/>
+    <w:basedOn w:val="a0"/>
+    <w:link w:val="a7"/>
+    <w:uiPriority w:val="99"/>
+    <w:rsid w:val="00D712BC"/>
+    <w:rPr>
+      <w:sz w:val="18"/>
+      <w:szCs w:val="18"/>
+    </w:rPr>
+  </w:style>
 </w:styles>
 </file>
 
